--- a/btl ttcs.docx
+++ b/btl ttcs.docx
@@ -2814,6 +2814,63 @@
     </w:p>
     <w:p>
       <w:pPr>
+        <w:numPr>
+          <w:ilvl w:val="1"/>
+          <w:numId w:val="3"/>
+        </w:numPr>
+      </w:pPr>
+      <w:proofErr w:type="spellStart"/>
+      <w:r>
+        <w:t>booked_seats</w:t>
+      </w:r>
+      <w:proofErr w:type="spellEnd"/>
+      <w:r>
+        <w:t xml:space="preserve"> (</w:t>
+      </w:r>
+      <w:r>
+        <w:t>INT NOT NULL DEFAULT 0</w:t>
+      </w:r>
+      <w:r>
+        <w:t>):</w:t>
+      </w:r>
+      <w:r>
+        <w:t xml:space="preserve"> (</w:t>
+      </w:r>
+      <w:proofErr w:type="spellStart"/>
+      <w:r>
+        <w:t>Số</w:t>
+      </w:r>
+      <w:proofErr w:type="spellEnd"/>
+      <w:r>
+        <w:t xml:space="preserve"> </w:t>
+      </w:r>
+      <w:proofErr w:type="spellStart"/>
+      <w:r>
+        <w:t>ghế</w:t>
+      </w:r>
+      <w:proofErr w:type="spellEnd"/>
+      <w:r>
+        <w:t xml:space="preserve"> </w:t>
+      </w:r>
+      <w:proofErr w:type="spellStart"/>
+      <w:r>
+        <w:t>đã</w:t>
+      </w:r>
+      <w:proofErr w:type="spellEnd"/>
+      <w:r>
+        <w:t xml:space="preserve"> </w:t>
+      </w:r>
+      <w:proofErr w:type="spellStart"/>
+      <w:r>
+        <w:t>đặt</w:t>
+      </w:r>
+      <w:proofErr w:type="spellEnd"/>
+      <w:r>
+        <w:t>)</w:t>
+      </w:r>
+    </w:p>
+    <w:p>
+      <w:pPr>
         <w:rPr>
           <w:b/>
           <w:bCs/>
@@ -3905,6 +3962,55 @@
       </w:pPr>
       <w:proofErr w:type="spellStart"/>
       <w:r>
+        <w:t>total_tickets</w:t>
+      </w:r>
+      <w:proofErr w:type="spellEnd"/>
+      <w:r>
+        <w:t xml:space="preserve"> </w:t>
+      </w:r>
+      <w:r>
+        <w:t>(</w:t>
+      </w:r>
+      <w:r>
+        <w:t>INT NOT NULL DEFAULT 1</w:t>
+      </w:r>
+      <w:r>
+        <w:t xml:space="preserve"> </w:t>
+      </w:r>
+      <w:r>
+        <w:t>) :</w:t>
+      </w:r>
+      <w:proofErr w:type="spellStart"/>
+      <w:r>
+        <w:t>Tổng</w:t>
+      </w:r>
+      <w:proofErr w:type="spellEnd"/>
+      <w:r>
+        <w:t xml:space="preserve"> </w:t>
+      </w:r>
+      <w:proofErr w:type="spellStart"/>
+      <w:r>
+        <w:t>số</w:t>
+      </w:r>
+      <w:proofErr w:type="spellEnd"/>
+      <w:r>
+        <w:t xml:space="preserve"> </w:t>
+      </w:r>
+      <w:proofErr w:type="spellStart"/>
+      <w:r>
+        <w:t>vé</w:t>
+      </w:r>
+      <w:proofErr w:type="spellEnd"/>
+    </w:p>
+    <w:p>
+      <w:pPr>
+        <w:numPr>
+          <w:ilvl w:val="1"/>
+          <w:numId w:val="4"/>
+        </w:numPr>
+      </w:pPr>
+      <w:proofErr w:type="spellStart"/>
+      <w:r>
         <w:t>booking_time</w:t>
       </w:r>
       <w:proofErr w:type="spellEnd"/>
@@ -5055,6 +5161,7 @@
         </w:numPr>
       </w:pPr>
       <w:r>
+        <w:lastRenderedPageBreak/>
         <w:t>role (String/Enum): ROLE_USER, ROLE_ADMIN (</w:t>
       </w:r>
       <w:proofErr w:type="spellStart"/>
@@ -5116,7 +5223,6 @@
     </w:p>
     <w:p>
       <w:r>
-        <w:lastRenderedPageBreak/>
         <w:pict w14:anchorId="0B3D3EF5">
           <v:rect id="_x0000_i1025" style="width:0;height:1.5pt" o:hralign="center" o:hrstd="t" o:hr="t" fillcolor="#a0a0a0" stroked="f"/>
         </w:pict>
@@ -6826,7 +6932,7 @@
     <w:p>
       <w:r>
         <w:pict w14:anchorId="6FA3C909">
-          <v:rect id="_x0000_i1038" style="width:0;height:1.5pt" o:hralign="center" o:hrstd="t" o:hr="t" fillcolor="#a0a0a0" stroked="f"/>
+          <v:rect id="_x0000_i1026" style="width:0;height:1.5pt" o:hralign="center" o:hrstd="t" o:hr="t" fillcolor="#a0a0a0" stroked="f"/>
         </w:pict>
       </w:r>
     </w:p>
@@ -7059,6 +7165,7 @@
           <w:b/>
           <w:bCs/>
         </w:rPr>
+        <w:lastRenderedPageBreak/>
         <w:t>Bảng</w:t>
       </w:r>
       <w:proofErr w:type="spellEnd"/>
@@ -7185,7 +7292,6 @@
           <w:b/>
           <w:bCs/>
         </w:rPr>
-        <w:lastRenderedPageBreak/>
         <w:t>Bảng</w:t>
       </w:r>
       <w:proofErr w:type="spellEnd"/>
@@ -7933,7 +8039,7 @@
     <w:p>
       <w:r>
         <w:pict w14:anchorId="79644272">
-          <v:rect id="_x0000_i1039" style="width:0;height:1.5pt" o:hralign="center" o:hrstd="t" o:hr="t" fillcolor="#a0a0a0" stroked="f"/>
+          <v:rect id="_x0000_i1027" style="width:0;height:1.5pt" o:hralign="center" o:hrstd="t" o:hr="t" fillcolor="#a0a0a0" stroked="f"/>
         </w:pict>
       </w:r>
     </w:p>
@@ -8938,6 +9044,7 @@
           <w:b/>
           <w:bCs/>
         </w:rPr>
+        <w:lastRenderedPageBreak/>
         <w:t xml:space="preserve">3. </w:t>
       </w:r>
       <w:proofErr w:type="spellStart"/>
@@ -9261,7 +9368,6 @@
           <w:b/>
           <w:bCs/>
         </w:rPr>
-        <w:lastRenderedPageBreak/>
         <w:t>Bước</w:t>
       </w:r>
       <w:proofErr w:type="spellEnd"/>

--- a/btl ttcs.docx
+++ b/btl ttcs.docx
@@ -4931,8 +4931,13 @@
           <w:numId w:val="5"/>
         </w:numPr>
       </w:pPr>
-      <w:r>
-        <w:t xml:space="preserve">Username(String): </w:t>
+      <w:proofErr w:type="gramStart"/>
+      <w:r>
+        <w:t>Username(</w:t>
+      </w:r>
+      <w:proofErr w:type="gramEnd"/>
+      <w:r>
+        <w:t xml:space="preserve">String): </w:t>
       </w:r>
       <w:proofErr w:type="spellStart"/>
       <w:r>
@@ -5117,5735 +5122,1132 @@
     <w:p>
       <w:r>
         <w:lastRenderedPageBreak/>
+        <w:t xml:space="preserve">6. </w:t>
+      </w:r>
+      <w:proofErr w:type="spellStart"/>
+      <w:r>
+        <w:t>Modoul</w:t>
+      </w:r>
+      <w:proofErr w:type="spellEnd"/>
+      <w:r>
+        <w:t xml:space="preserve"> Thanh </w:t>
+      </w:r>
+      <w:proofErr w:type="spellStart"/>
+      <w:r>
+        <w:t>toán</w:t>
+      </w:r>
+      <w:proofErr w:type="spellEnd"/>
+      <w:r>
+        <w:t xml:space="preserve"> </w:t>
+      </w:r>
+    </w:p>
+    <w:p>
+      <w:r>
+        <w:rPr>
+          <w:b/>
+          <w:bCs/>
+        </w:rPr>
+        <w:t>Entity Payment (</w:t>
+      </w:r>
+      <w:proofErr w:type="spellStart"/>
+      <w:r>
+        <w:rPr>
+          <w:b/>
+          <w:bCs/>
+        </w:rPr>
+        <w:t>Lịch</w:t>
+      </w:r>
+      <w:proofErr w:type="spellEnd"/>
+      <w:r>
+        <w:rPr>
+          <w:b/>
+          <w:bCs/>
+        </w:rPr>
+        <w:t xml:space="preserve"> </w:t>
+      </w:r>
+      <w:proofErr w:type="spellStart"/>
+      <w:r>
+        <w:rPr>
+          <w:b/>
+          <w:bCs/>
+        </w:rPr>
+        <w:t>sử</w:t>
+      </w:r>
+      <w:proofErr w:type="spellEnd"/>
+      <w:r>
+        <w:rPr>
+          <w:b/>
+          <w:bCs/>
+        </w:rPr>
+        <w:t xml:space="preserve"> Giao </w:t>
+      </w:r>
+      <w:proofErr w:type="spellStart"/>
+      <w:r>
+        <w:rPr>
+          <w:b/>
+          <w:bCs/>
+        </w:rPr>
+        <w:t>dịch</w:t>
+      </w:r>
+      <w:proofErr w:type="spellEnd"/>
+      <w:r>
+        <w:rPr>
+          <w:b/>
+          <w:bCs/>
+        </w:rPr>
+        <w:t xml:space="preserve"> VNPAY)</w:t>
+      </w:r>
+      <w:r>
+        <w:t xml:space="preserve"> Module </w:t>
+      </w:r>
+      <w:proofErr w:type="spellStart"/>
+      <w:r>
+        <w:t>này</w:t>
+      </w:r>
+      <w:proofErr w:type="spellEnd"/>
+      <w:r>
+        <w:t xml:space="preserve"> </w:t>
+      </w:r>
+      <w:proofErr w:type="spellStart"/>
+      <w:r>
+        <w:t>lưu</w:t>
+      </w:r>
+      <w:proofErr w:type="spellEnd"/>
+      <w:r>
+        <w:t xml:space="preserve"> </w:t>
+      </w:r>
+      <w:proofErr w:type="spellStart"/>
+      <w:r>
+        <w:t>trữ</w:t>
+      </w:r>
+      <w:proofErr w:type="spellEnd"/>
+      <w:r>
+        <w:t xml:space="preserve"> </w:t>
+      </w:r>
+      <w:proofErr w:type="spellStart"/>
+      <w:r>
+        <w:t>kết</w:t>
+      </w:r>
+      <w:proofErr w:type="spellEnd"/>
+      <w:r>
+        <w:t xml:space="preserve"> </w:t>
+      </w:r>
+      <w:proofErr w:type="spellStart"/>
+      <w:r>
+        <w:t>quả</w:t>
+      </w:r>
+      <w:proofErr w:type="spellEnd"/>
+      <w:r>
+        <w:t xml:space="preserve"> </w:t>
+      </w:r>
+      <w:proofErr w:type="spellStart"/>
+      <w:r>
+        <w:t>trả</w:t>
+      </w:r>
+      <w:proofErr w:type="spellEnd"/>
+      <w:r>
+        <w:t xml:space="preserve"> </w:t>
+      </w:r>
+      <w:proofErr w:type="spellStart"/>
+      <w:r>
+        <w:t>về</w:t>
+      </w:r>
+      <w:proofErr w:type="spellEnd"/>
+      <w:r>
+        <w:t xml:space="preserve"> </w:t>
+      </w:r>
+      <w:proofErr w:type="spellStart"/>
+      <w:r>
+        <w:t>từ</w:t>
+      </w:r>
+      <w:proofErr w:type="spellEnd"/>
+      <w:r>
+        <w:t xml:space="preserve"> </w:t>
+      </w:r>
+      <w:proofErr w:type="spellStart"/>
+      <w:r>
+        <w:t>cổng</w:t>
+      </w:r>
+      <w:proofErr w:type="spellEnd"/>
+      <w:r>
+        <w:t xml:space="preserve"> </w:t>
+      </w:r>
+      <w:proofErr w:type="spellStart"/>
+      <w:r>
+        <w:t>thanh</w:t>
+      </w:r>
+      <w:proofErr w:type="spellEnd"/>
+      <w:r>
+        <w:t xml:space="preserve"> </w:t>
+      </w:r>
+      <w:proofErr w:type="spellStart"/>
+      <w:r>
+        <w:t>toán</w:t>
+      </w:r>
+      <w:proofErr w:type="spellEnd"/>
+      <w:r>
+        <w:t xml:space="preserve"> VNPAY. </w:t>
+      </w:r>
+      <w:proofErr w:type="spellStart"/>
+      <w:r>
+        <w:t>Hệ</w:t>
+      </w:r>
+      <w:proofErr w:type="spellEnd"/>
+      <w:r>
+        <w:t xml:space="preserve"> </w:t>
+      </w:r>
+      <w:proofErr w:type="spellStart"/>
+      <w:r>
+        <w:t>thống</w:t>
+      </w:r>
+      <w:proofErr w:type="spellEnd"/>
+      <w:r>
+        <w:t xml:space="preserve"> </w:t>
+      </w:r>
+      <w:proofErr w:type="spellStart"/>
+      <w:r>
+        <w:t>yêu</w:t>
+      </w:r>
+      <w:proofErr w:type="spellEnd"/>
+      <w:r>
+        <w:t xml:space="preserve"> </w:t>
+      </w:r>
+      <w:proofErr w:type="spellStart"/>
+      <w:r>
+        <w:t>cầu</w:t>
+      </w:r>
+      <w:proofErr w:type="spellEnd"/>
+      <w:r>
+        <w:t xml:space="preserve"> 100% </w:t>
+      </w:r>
+      <w:proofErr w:type="spellStart"/>
+      <w:r>
+        <w:t>giao</w:t>
+      </w:r>
+      <w:proofErr w:type="spellEnd"/>
+      <w:r>
+        <w:t xml:space="preserve"> </w:t>
+      </w:r>
+      <w:proofErr w:type="spellStart"/>
+      <w:r>
+        <w:t>dịch</w:t>
+      </w:r>
+      <w:proofErr w:type="spellEnd"/>
+      <w:r>
+        <w:t xml:space="preserve"> </w:t>
+      </w:r>
+      <w:proofErr w:type="spellStart"/>
+      <w:r>
+        <w:t>phải</w:t>
+      </w:r>
+      <w:proofErr w:type="spellEnd"/>
+      <w:r>
+        <w:t xml:space="preserve"> </w:t>
+      </w:r>
+      <w:proofErr w:type="spellStart"/>
+      <w:r>
+        <w:t>được</w:t>
+      </w:r>
+      <w:proofErr w:type="spellEnd"/>
+      <w:r>
+        <w:t xml:space="preserve"> </w:t>
+      </w:r>
+      <w:proofErr w:type="spellStart"/>
+      <w:r>
+        <w:t>thanh</w:t>
+      </w:r>
+      <w:proofErr w:type="spellEnd"/>
+      <w:r>
+        <w:t xml:space="preserve"> </w:t>
+      </w:r>
+      <w:proofErr w:type="spellStart"/>
+      <w:r>
+        <w:t>toán</w:t>
+      </w:r>
+      <w:proofErr w:type="spellEnd"/>
+      <w:r>
+        <w:t xml:space="preserve"> </w:t>
+      </w:r>
+      <w:proofErr w:type="spellStart"/>
+      <w:r>
+        <w:t>thành</w:t>
+      </w:r>
+      <w:proofErr w:type="spellEnd"/>
+      <w:r>
+        <w:t xml:space="preserve"> </w:t>
+      </w:r>
+      <w:proofErr w:type="spellStart"/>
+      <w:r>
+        <w:t>công</w:t>
+      </w:r>
+      <w:proofErr w:type="spellEnd"/>
+      <w:r>
+        <w:t xml:space="preserve"> qua VNPAY </w:t>
+      </w:r>
+      <w:proofErr w:type="spellStart"/>
+      <w:r>
+        <w:t>thì</w:t>
+      </w:r>
+      <w:proofErr w:type="spellEnd"/>
+      <w:r>
+        <w:t xml:space="preserve"> </w:t>
+      </w:r>
+      <w:proofErr w:type="spellStart"/>
+      <w:r>
+        <w:t>đơn</w:t>
+      </w:r>
+      <w:proofErr w:type="spellEnd"/>
+      <w:r>
+        <w:t xml:space="preserve"> </w:t>
+      </w:r>
+      <w:proofErr w:type="spellStart"/>
+      <w:r>
+        <w:t>hàng</w:t>
+      </w:r>
+      <w:proofErr w:type="spellEnd"/>
+      <w:r>
+        <w:t xml:space="preserve"> (Booking) </w:t>
+      </w:r>
+      <w:proofErr w:type="spellStart"/>
+      <w:r>
+        <w:t>mới</w:t>
+      </w:r>
+      <w:proofErr w:type="spellEnd"/>
+      <w:r>
+        <w:t xml:space="preserve"> </w:t>
+      </w:r>
+      <w:proofErr w:type="spellStart"/>
+      <w:r>
+        <w:t>được</w:t>
+      </w:r>
+      <w:proofErr w:type="spellEnd"/>
+      <w:r>
+        <w:t xml:space="preserve"> </w:t>
+      </w:r>
+      <w:proofErr w:type="spellStart"/>
+      <w:r>
+        <w:t>tính</w:t>
+      </w:r>
+      <w:proofErr w:type="spellEnd"/>
+      <w:r>
+        <w:t xml:space="preserve"> </w:t>
+      </w:r>
+      <w:proofErr w:type="spellStart"/>
+      <w:r>
+        <w:t>là</w:t>
+      </w:r>
+      <w:proofErr w:type="spellEnd"/>
+      <w:r>
+        <w:t xml:space="preserve"> </w:t>
+      </w:r>
+      <w:proofErr w:type="spellStart"/>
+      <w:r>
+        <w:t>hợp</w:t>
+      </w:r>
+      <w:proofErr w:type="spellEnd"/>
+      <w:r>
+        <w:t xml:space="preserve"> </w:t>
+      </w:r>
+      <w:proofErr w:type="spellStart"/>
+      <w:r>
+        <w:t>lệ</w:t>
+      </w:r>
+      <w:proofErr w:type="spellEnd"/>
+      <w:r>
+        <w:t>.</w:t>
+      </w:r>
+    </w:p>
+    <w:p>
+      <w:pPr>
+        <w:numPr>
+          <w:ilvl w:val="0"/>
+          <w:numId w:val="15"/>
+        </w:numPr>
+      </w:pPr>
+      <w:r>
+        <w:rPr>
+          <w:b/>
+          <w:bCs/>
+        </w:rPr>
+        <w:t>id (Long):</w:t>
+      </w:r>
+      <w:r>
+        <w:t xml:space="preserve"> PK.</w:t>
+      </w:r>
+    </w:p>
+    <w:p>
+      <w:pPr>
+        <w:numPr>
+          <w:ilvl w:val="0"/>
+          <w:numId w:val="15"/>
+        </w:numPr>
+      </w:pPr>
+      <w:proofErr w:type="spellStart"/>
+      <w:r>
+        <w:rPr>
+          <w:b/>
+          <w:bCs/>
+        </w:rPr>
+        <w:t>booking_id</w:t>
+      </w:r>
+      <w:proofErr w:type="spellEnd"/>
+      <w:r>
+        <w:rPr>
+          <w:b/>
+          <w:bCs/>
+        </w:rPr>
+        <w:t xml:space="preserve"> (String):</w:t>
+      </w:r>
+      <w:r>
+        <w:t xml:space="preserve"> FK </w:t>
+      </w:r>
+      <w:proofErr w:type="spellStart"/>
+      <w:r>
+        <w:t>liên</w:t>
+      </w:r>
+      <w:proofErr w:type="spellEnd"/>
+      <w:r>
+        <w:t xml:space="preserve"> </w:t>
+      </w:r>
+      <w:proofErr w:type="spellStart"/>
+      <w:r>
+        <w:t>kết</w:t>
+      </w:r>
+      <w:proofErr w:type="spellEnd"/>
+      <w:r>
+        <w:t xml:space="preserve"> </w:t>
+      </w:r>
+      <w:proofErr w:type="spellStart"/>
+      <w:r>
+        <w:t>với</w:t>
+      </w:r>
+      <w:proofErr w:type="spellEnd"/>
+      <w:r>
+        <w:t xml:space="preserve"> </w:t>
+      </w:r>
+      <w:proofErr w:type="spellStart"/>
+      <w:r>
+        <w:t>bảng</w:t>
+      </w:r>
+      <w:proofErr w:type="spellEnd"/>
+      <w:r>
+        <w:t xml:space="preserve"> Booking. (</w:t>
+      </w:r>
+      <w:proofErr w:type="spellStart"/>
+      <w:r>
+        <w:t>Khách</w:t>
+      </w:r>
+      <w:proofErr w:type="spellEnd"/>
+      <w:r>
+        <w:t xml:space="preserve"> </w:t>
+      </w:r>
+      <w:proofErr w:type="spellStart"/>
+      <w:r>
+        <w:t>có</w:t>
+      </w:r>
+      <w:proofErr w:type="spellEnd"/>
+      <w:r>
+        <w:t xml:space="preserve"> </w:t>
+      </w:r>
+      <w:proofErr w:type="spellStart"/>
+      <w:r>
+        <w:t>thể</w:t>
+      </w:r>
+      <w:proofErr w:type="spellEnd"/>
+      <w:r>
+        <w:t xml:space="preserve"> </w:t>
+      </w:r>
+      <w:proofErr w:type="spellStart"/>
+      <w:r>
+        <w:t>bấm</w:t>
+      </w:r>
+      <w:proofErr w:type="spellEnd"/>
+      <w:r>
+        <w:t xml:space="preserve"> </w:t>
+      </w:r>
+      <w:proofErr w:type="spellStart"/>
+      <w:r>
+        <w:t>thanh</w:t>
+      </w:r>
+      <w:proofErr w:type="spellEnd"/>
+      <w:r>
+        <w:t xml:space="preserve"> </w:t>
+      </w:r>
+      <w:proofErr w:type="spellStart"/>
+      <w:r>
+        <w:t>toán</w:t>
+      </w:r>
+      <w:proofErr w:type="spellEnd"/>
+      <w:r>
+        <w:t xml:space="preserve"> </w:t>
+      </w:r>
+      <w:proofErr w:type="spellStart"/>
+      <w:r>
+        <w:t>nhiều</w:t>
+      </w:r>
+      <w:proofErr w:type="spellEnd"/>
+      <w:r>
+        <w:t xml:space="preserve"> </w:t>
+      </w:r>
+      <w:proofErr w:type="spellStart"/>
+      <w:r>
+        <w:t>lần</w:t>
+      </w:r>
+      <w:proofErr w:type="spellEnd"/>
+      <w:r>
+        <w:t xml:space="preserve"> </w:t>
+      </w:r>
+      <w:proofErr w:type="spellStart"/>
+      <w:r>
+        <w:t>nếu</w:t>
+      </w:r>
+      <w:proofErr w:type="spellEnd"/>
+      <w:r>
+        <w:t xml:space="preserve"> </w:t>
+      </w:r>
+      <w:proofErr w:type="spellStart"/>
+      <w:r>
+        <w:t>lần</w:t>
+      </w:r>
+      <w:proofErr w:type="spellEnd"/>
+      <w:r>
+        <w:t xml:space="preserve"> </w:t>
+      </w:r>
+      <w:proofErr w:type="spellStart"/>
+      <w:r>
+        <w:t>trước</w:t>
+      </w:r>
+      <w:proofErr w:type="spellEnd"/>
+      <w:r>
+        <w:t xml:space="preserve"> </w:t>
+      </w:r>
+      <w:proofErr w:type="spellStart"/>
+      <w:r>
+        <w:t>bị</w:t>
+      </w:r>
+      <w:proofErr w:type="spellEnd"/>
+      <w:r>
+        <w:t xml:space="preserve"> </w:t>
+      </w:r>
+      <w:proofErr w:type="spellStart"/>
+      <w:r>
+        <w:t>lỗi</w:t>
+      </w:r>
+      <w:proofErr w:type="spellEnd"/>
+      <w:r>
+        <w:t xml:space="preserve"> </w:t>
+      </w:r>
+      <w:proofErr w:type="spellStart"/>
+      <w:r>
+        <w:t>mạng</w:t>
+      </w:r>
+      <w:proofErr w:type="spellEnd"/>
+      <w:r>
+        <w:t xml:space="preserve"> </w:t>
+      </w:r>
+      <w:proofErr w:type="spellStart"/>
+      <w:r>
+        <w:t>hoặc</w:t>
+      </w:r>
+      <w:proofErr w:type="spellEnd"/>
+      <w:r>
+        <w:t xml:space="preserve"> </w:t>
+      </w:r>
+      <w:proofErr w:type="spellStart"/>
+      <w:r>
+        <w:t>nhập</w:t>
+      </w:r>
+      <w:proofErr w:type="spellEnd"/>
+      <w:r>
+        <w:t xml:space="preserve"> </w:t>
+      </w:r>
+      <w:proofErr w:type="spellStart"/>
+      <w:r>
+        <w:t>sai</w:t>
+      </w:r>
+      <w:proofErr w:type="spellEnd"/>
+      <w:r>
+        <w:t xml:space="preserve"> </w:t>
+      </w:r>
+      <w:proofErr w:type="spellStart"/>
+      <w:r>
+        <w:t>mã</w:t>
+      </w:r>
+      <w:proofErr w:type="spellEnd"/>
+      <w:r>
+        <w:t xml:space="preserve"> PIN, </w:t>
+      </w:r>
+      <w:proofErr w:type="spellStart"/>
+      <w:r>
+        <w:t>mỗi</w:t>
+      </w:r>
+      <w:proofErr w:type="spellEnd"/>
+      <w:r>
+        <w:t xml:space="preserve"> </w:t>
+      </w:r>
+      <w:proofErr w:type="spellStart"/>
+      <w:r>
+        <w:t>lần</w:t>
+      </w:r>
+      <w:proofErr w:type="spellEnd"/>
+      <w:r>
+        <w:t xml:space="preserve"> </w:t>
+      </w:r>
+      <w:proofErr w:type="spellStart"/>
+      <w:r>
+        <w:t>bấm</w:t>
+      </w:r>
+      <w:proofErr w:type="spellEnd"/>
+      <w:r>
+        <w:t xml:space="preserve"> </w:t>
+      </w:r>
+      <w:proofErr w:type="spellStart"/>
+      <w:r>
+        <w:t>tạo</w:t>
+      </w:r>
+      <w:proofErr w:type="spellEnd"/>
+      <w:r>
+        <w:t xml:space="preserve"> </w:t>
+      </w:r>
+      <w:proofErr w:type="spellStart"/>
+      <w:r>
+        <w:t>ra</w:t>
+      </w:r>
+      <w:proofErr w:type="spellEnd"/>
+      <w:r>
+        <w:t xml:space="preserve"> 1 </w:t>
+      </w:r>
+      <w:proofErr w:type="spellStart"/>
+      <w:r>
+        <w:t>dòng</w:t>
+      </w:r>
+      <w:proofErr w:type="spellEnd"/>
+      <w:r>
+        <w:t xml:space="preserve"> Payment </w:t>
+      </w:r>
+      <w:proofErr w:type="spellStart"/>
+      <w:r>
+        <w:t>mới</w:t>
+      </w:r>
+      <w:proofErr w:type="spellEnd"/>
+      <w:r>
+        <w:t>).</w:t>
+      </w:r>
+    </w:p>
+    <w:p>
+      <w:pPr>
+        <w:numPr>
+          <w:ilvl w:val="0"/>
+          <w:numId w:val="15"/>
+        </w:numPr>
+      </w:pPr>
+      <w:r>
+        <w:rPr>
+          <w:b/>
+          <w:bCs/>
+        </w:rPr>
+        <w:t>amount (</w:t>
+      </w:r>
+      <w:proofErr w:type="spellStart"/>
+      <w:r>
+        <w:rPr>
+          <w:b/>
+          <w:bCs/>
+        </w:rPr>
+        <w:t>BigDecimal</w:t>
+      </w:r>
+      <w:proofErr w:type="spellEnd"/>
+      <w:r>
+        <w:rPr>
+          <w:b/>
+          <w:bCs/>
+        </w:rPr>
+        <w:t>):</w:t>
+      </w:r>
+      <w:r>
+        <w:t xml:space="preserve"> </w:t>
+      </w:r>
+      <w:proofErr w:type="spellStart"/>
+      <w:r>
+        <w:t>Số</w:t>
+      </w:r>
+      <w:proofErr w:type="spellEnd"/>
+      <w:r>
+        <w:t xml:space="preserve"> </w:t>
+      </w:r>
+      <w:proofErr w:type="spellStart"/>
+      <w:r>
+        <w:t>tiền</w:t>
+      </w:r>
+      <w:proofErr w:type="spellEnd"/>
+      <w:r>
+        <w:t xml:space="preserve"> </w:t>
+      </w:r>
+      <w:proofErr w:type="spellStart"/>
+      <w:r>
+        <w:t>giao</w:t>
+      </w:r>
+      <w:proofErr w:type="spellEnd"/>
+      <w:r>
+        <w:t xml:space="preserve"> </w:t>
+      </w:r>
+      <w:proofErr w:type="spellStart"/>
+      <w:r>
+        <w:t>dịch</w:t>
+      </w:r>
+      <w:proofErr w:type="spellEnd"/>
+      <w:r>
+        <w:t xml:space="preserve"> </w:t>
+      </w:r>
+      <w:proofErr w:type="spellStart"/>
+      <w:r>
+        <w:t>gửi</w:t>
+      </w:r>
+      <w:proofErr w:type="spellEnd"/>
+      <w:r>
+        <w:t xml:space="preserve"> sang VNPAY.</w:t>
+      </w:r>
+    </w:p>
+    <w:p>
+      <w:pPr>
+        <w:numPr>
+          <w:ilvl w:val="0"/>
+          <w:numId w:val="15"/>
+        </w:numPr>
+      </w:pPr>
+      <w:proofErr w:type="spellStart"/>
+      <w:r>
+        <w:rPr>
+          <w:b/>
+          <w:bCs/>
+        </w:rPr>
+        <w:t>transaction_no</w:t>
+      </w:r>
+      <w:proofErr w:type="spellEnd"/>
+      <w:r>
+        <w:rPr>
+          <w:b/>
+          <w:bCs/>
+        </w:rPr>
+        <w:t xml:space="preserve"> (String):</w:t>
+      </w:r>
+      <w:r>
+        <w:t xml:space="preserve"> </w:t>
+      </w:r>
+      <w:proofErr w:type="spellStart"/>
+      <w:r>
+        <w:t>Mã</w:t>
+      </w:r>
+      <w:proofErr w:type="spellEnd"/>
+      <w:r>
+        <w:t xml:space="preserve"> </w:t>
+      </w:r>
+      <w:proofErr w:type="spellStart"/>
+      <w:r>
+        <w:t>giao</w:t>
+      </w:r>
+      <w:proofErr w:type="spellEnd"/>
+      <w:r>
+        <w:t xml:space="preserve"> </w:t>
+      </w:r>
+      <w:proofErr w:type="spellStart"/>
+      <w:r>
+        <w:t>dịch</w:t>
+      </w:r>
+      <w:proofErr w:type="spellEnd"/>
+      <w:r>
+        <w:t xml:space="preserve"> (</w:t>
+      </w:r>
+      <w:proofErr w:type="spellStart"/>
+      <w:r>
+        <w:t>vnp_TransactionNo</w:t>
+      </w:r>
+      <w:proofErr w:type="spellEnd"/>
+      <w:r>
+        <w:t xml:space="preserve">) do VNPAY </w:t>
+      </w:r>
+      <w:proofErr w:type="spellStart"/>
+      <w:r>
+        <w:t>trả</w:t>
+      </w:r>
+      <w:proofErr w:type="spellEnd"/>
+      <w:r>
+        <w:t xml:space="preserve"> </w:t>
+      </w:r>
+      <w:proofErr w:type="spellStart"/>
+      <w:r>
+        <w:t>về</w:t>
+      </w:r>
+      <w:proofErr w:type="spellEnd"/>
+      <w:r>
+        <w:t xml:space="preserve">. </w:t>
+      </w:r>
+      <w:proofErr w:type="spellStart"/>
+      <w:r>
+        <w:t>Đây</w:t>
+      </w:r>
+      <w:proofErr w:type="spellEnd"/>
+      <w:r>
+        <w:t xml:space="preserve"> </w:t>
+      </w:r>
+      <w:proofErr w:type="spellStart"/>
+      <w:r>
+        <w:t>là</w:t>
+      </w:r>
+      <w:proofErr w:type="spellEnd"/>
+      <w:r>
+        <w:t xml:space="preserve"> "</w:t>
+      </w:r>
+      <w:proofErr w:type="spellStart"/>
+      <w:r>
+        <w:t>bằng</w:t>
+      </w:r>
+      <w:proofErr w:type="spellEnd"/>
+      <w:r>
+        <w:t xml:space="preserve"> </w:t>
+      </w:r>
+      <w:proofErr w:type="spellStart"/>
+      <w:r>
+        <w:t>chứng</w:t>
+      </w:r>
+      <w:proofErr w:type="spellEnd"/>
+      <w:r>
+        <w:t xml:space="preserve"> </w:t>
+      </w:r>
+      <w:proofErr w:type="spellStart"/>
+      <w:r>
+        <w:t>thép</w:t>
+      </w:r>
+      <w:proofErr w:type="spellEnd"/>
+      <w:r>
+        <w:t xml:space="preserve">" </w:t>
+      </w:r>
+      <w:proofErr w:type="spellStart"/>
+      <w:r>
+        <w:t>dùng</w:t>
+      </w:r>
+      <w:proofErr w:type="spellEnd"/>
+      <w:r>
+        <w:t xml:space="preserve"> </w:t>
+      </w:r>
+      <w:proofErr w:type="spellStart"/>
+      <w:r>
+        <w:t>để</w:t>
+      </w:r>
+      <w:proofErr w:type="spellEnd"/>
+      <w:r>
+        <w:t xml:space="preserve"> </w:t>
+      </w:r>
+      <w:proofErr w:type="spellStart"/>
+      <w:r>
+        <w:t>đối</w:t>
+      </w:r>
+      <w:proofErr w:type="spellEnd"/>
+      <w:r>
+        <w:t xml:space="preserve"> </w:t>
+      </w:r>
+      <w:proofErr w:type="spellStart"/>
+      <w:r>
+        <w:t>soát</w:t>
+      </w:r>
+      <w:proofErr w:type="spellEnd"/>
+      <w:r>
+        <w:t xml:space="preserve"> </w:t>
+      </w:r>
+      <w:proofErr w:type="spellStart"/>
+      <w:r>
+        <w:t>với</w:t>
+      </w:r>
+      <w:proofErr w:type="spellEnd"/>
+      <w:r>
+        <w:t xml:space="preserve"> </w:t>
+      </w:r>
+      <w:proofErr w:type="spellStart"/>
+      <w:r>
+        <w:t>ngân</w:t>
+      </w:r>
+      <w:proofErr w:type="spellEnd"/>
+      <w:r>
+        <w:t xml:space="preserve"> </w:t>
+      </w:r>
+      <w:proofErr w:type="spellStart"/>
+      <w:r>
+        <w:t>hàng</w:t>
+      </w:r>
+      <w:proofErr w:type="spellEnd"/>
+      <w:r>
+        <w:t xml:space="preserve"> </w:t>
+      </w:r>
+      <w:proofErr w:type="spellStart"/>
+      <w:r>
+        <w:t>hoặc</w:t>
+      </w:r>
+      <w:proofErr w:type="spellEnd"/>
+      <w:r>
+        <w:t xml:space="preserve"> </w:t>
+      </w:r>
+      <w:proofErr w:type="spellStart"/>
+      <w:r>
+        <w:t>dùng</w:t>
+      </w:r>
+      <w:proofErr w:type="spellEnd"/>
+      <w:r>
+        <w:t xml:space="preserve"> </w:t>
+      </w:r>
+      <w:proofErr w:type="spellStart"/>
+      <w:r>
+        <w:t>khi</w:t>
+      </w:r>
+      <w:proofErr w:type="spellEnd"/>
+      <w:r>
+        <w:t xml:space="preserve"> </w:t>
+      </w:r>
+      <w:proofErr w:type="spellStart"/>
+      <w:r>
+        <w:t>khách</w:t>
+      </w:r>
+      <w:proofErr w:type="spellEnd"/>
+      <w:r>
+        <w:t xml:space="preserve"> </w:t>
+      </w:r>
+      <w:proofErr w:type="spellStart"/>
+      <w:r>
+        <w:t>hàng</w:t>
+      </w:r>
+      <w:proofErr w:type="spellEnd"/>
+      <w:r>
+        <w:t xml:space="preserve"> </w:t>
+      </w:r>
+      <w:proofErr w:type="spellStart"/>
+      <w:r>
+        <w:t>yêu</w:t>
+      </w:r>
+      <w:proofErr w:type="spellEnd"/>
+      <w:r>
+        <w:t xml:space="preserve"> </w:t>
+      </w:r>
+      <w:proofErr w:type="spellStart"/>
+      <w:r>
+        <w:t>cầu</w:t>
+      </w:r>
+      <w:proofErr w:type="spellEnd"/>
+      <w:r>
+        <w:t xml:space="preserve"> </w:t>
+      </w:r>
+      <w:proofErr w:type="spellStart"/>
+      <w:r>
+        <w:t>hoàn</w:t>
+      </w:r>
+      <w:proofErr w:type="spellEnd"/>
+      <w:r>
+        <w:t xml:space="preserve"> </w:t>
+      </w:r>
+      <w:proofErr w:type="spellStart"/>
+      <w:r>
+        <w:t>tiền</w:t>
+      </w:r>
+      <w:proofErr w:type="spellEnd"/>
+      <w:r>
+        <w:t>.</w:t>
+      </w:r>
+    </w:p>
+    <w:p>
+      <w:pPr>
+        <w:numPr>
+          <w:ilvl w:val="0"/>
+          <w:numId w:val="15"/>
+        </w:numPr>
+      </w:pPr>
+      <w:proofErr w:type="spellStart"/>
+      <w:r>
+        <w:rPr>
+          <w:b/>
+          <w:bCs/>
+        </w:rPr>
+        <w:t>payment_time</w:t>
+      </w:r>
+      <w:proofErr w:type="spellEnd"/>
+      <w:r>
+        <w:rPr>
+          <w:b/>
+          <w:bCs/>
+        </w:rPr>
+        <w:t xml:space="preserve"> (</w:t>
+      </w:r>
+      <w:proofErr w:type="spellStart"/>
+      <w:r>
+        <w:rPr>
+          <w:b/>
+          <w:bCs/>
+        </w:rPr>
+        <w:t>LocalDateTime</w:t>
+      </w:r>
+      <w:proofErr w:type="spellEnd"/>
+      <w:r>
+        <w:rPr>
+          <w:b/>
+          <w:bCs/>
+        </w:rPr>
+        <w:t>):</w:t>
+      </w:r>
+      <w:r>
+        <w:t xml:space="preserve"> </w:t>
+      </w:r>
+      <w:proofErr w:type="spellStart"/>
+      <w:r>
+        <w:t>Thời</w:t>
+      </w:r>
+      <w:proofErr w:type="spellEnd"/>
+      <w:r>
+        <w:t xml:space="preserve"> </w:t>
+      </w:r>
+      <w:proofErr w:type="spellStart"/>
+      <w:r>
+        <w:t>điểm</w:t>
+      </w:r>
+      <w:proofErr w:type="spellEnd"/>
+      <w:r>
+        <w:t xml:space="preserve"> VNPAY </w:t>
+      </w:r>
+      <w:proofErr w:type="spellStart"/>
+      <w:r>
+        <w:t>báo</w:t>
+      </w:r>
+      <w:proofErr w:type="spellEnd"/>
+      <w:r>
+        <w:t xml:space="preserve"> </w:t>
+      </w:r>
+      <w:proofErr w:type="spellStart"/>
+      <w:r>
+        <w:t>thanh</w:t>
+      </w:r>
+      <w:proofErr w:type="spellEnd"/>
+      <w:r>
+        <w:t xml:space="preserve"> </w:t>
+      </w:r>
+      <w:proofErr w:type="spellStart"/>
+      <w:r>
+        <w:t>toán</w:t>
+      </w:r>
+      <w:proofErr w:type="spellEnd"/>
+      <w:r>
+        <w:t xml:space="preserve"> </w:t>
+      </w:r>
+      <w:proofErr w:type="spellStart"/>
+      <w:r>
+        <w:t>thành</w:t>
+      </w:r>
+      <w:proofErr w:type="spellEnd"/>
+      <w:r>
+        <w:t xml:space="preserve"> </w:t>
+      </w:r>
+      <w:proofErr w:type="spellStart"/>
+      <w:r>
+        <w:t>công</w:t>
+      </w:r>
+      <w:proofErr w:type="spellEnd"/>
+      <w:r>
+        <w:t xml:space="preserve"> (</w:t>
+      </w:r>
+      <w:proofErr w:type="spellStart"/>
+      <w:r>
+        <w:t>vnp_PayDate</w:t>
+      </w:r>
+      <w:proofErr w:type="spellEnd"/>
+      <w:r>
+        <w:t>).</w:t>
+      </w:r>
+    </w:p>
+    <w:p>
+      <w:pPr>
+        <w:numPr>
+          <w:ilvl w:val="0"/>
+          <w:numId w:val="15"/>
+        </w:numPr>
+      </w:pPr>
+      <w:r>
+        <w:rPr>
+          <w:b/>
+          <w:bCs/>
+        </w:rPr>
+        <w:t>status (Enum/String):</w:t>
+      </w:r>
+      <w:r>
+        <w:t xml:space="preserve"> SUCCESS (Thanh </w:t>
+      </w:r>
+      <w:proofErr w:type="spellStart"/>
+      <w:r>
+        <w:t>toán</w:t>
+      </w:r>
+      <w:proofErr w:type="spellEnd"/>
+      <w:r>
+        <w:t xml:space="preserve"> </w:t>
+      </w:r>
+      <w:proofErr w:type="spellStart"/>
+      <w:r>
+        <w:t>thành</w:t>
+      </w:r>
+      <w:proofErr w:type="spellEnd"/>
+      <w:r>
+        <w:t xml:space="preserve"> </w:t>
+      </w:r>
+      <w:proofErr w:type="spellStart"/>
+      <w:r>
+        <w:t>công</w:t>
+      </w:r>
+      <w:proofErr w:type="spellEnd"/>
+      <w:r>
+        <w:t>), FAILED (</w:t>
+      </w:r>
+      <w:proofErr w:type="spellStart"/>
+      <w:r>
+        <w:t>Hủy</w:t>
+      </w:r>
+      <w:proofErr w:type="spellEnd"/>
+      <w:r>
+        <w:t xml:space="preserve"> </w:t>
+      </w:r>
+      <w:proofErr w:type="spellStart"/>
+      <w:r>
+        <w:t>thanh</w:t>
+      </w:r>
+      <w:proofErr w:type="spellEnd"/>
+      <w:r>
+        <w:t xml:space="preserve"> </w:t>
+      </w:r>
+      <w:proofErr w:type="spellStart"/>
+      <w:r>
+        <w:t>toán</w:t>
+      </w:r>
+      <w:proofErr w:type="spellEnd"/>
+      <w:r>
+        <w:t xml:space="preserve">, </w:t>
+      </w:r>
+      <w:proofErr w:type="spellStart"/>
+      <w:r>
+        <w:t>lỗi</w:t>
+      </w:r>
+      <w:proofErr w:type="spellEnd"/>
+      <w:r>
+        <w:t xml:space="preserve"> </w:t>
+      </w:r>
+      <w:proofErr w:type="spellStart"/>
+      <w:r>
+        <w:t>thẻ</w:t>
+      </w:r>
+      <w:proofErr w:type="spellEnd"/>
+      <w:r>
+        <w:t>...).</w:t>
+      </w:r>
+    </w:p>
+    <w:p/>
+    <w:p>
+      <w:r>
         <w:pict w14:anchorId="0B3D3EF5">
           <v:rect id="_x0000_i1025" style="width:0;height:1.5pt" o:hralign="center" o:hrstd="t" o:hr="t" fillcolor="#a0a0a0" stroked="f"/>
         </w:pict>
       </w:r>
     </w:p>
-    <w:p>
-      <w:r>
-        <w:rPr>
-          <w:b/>
-          <w:bCs/>
-        </w:rPr>
-        <w:t xml:space="preserve">Cách </w:t>
-      </w:r>
-      <w:proofErr w:type="spellStart"/>
-      <w:r>
-        <w:rPr>
-          <w:b/>
-          <w:bCs/>
-        </w:rPr>
-        <w:t>các</w:t>
-      </w:r>
-      <w:proofErr w:type="spellEnd"/>
-      <w:r>
-        <w:rPr>
-          <w:b/>
-          <w:bCs/>
-        </w:rPr>
-        <w:t xml:space="preserve"> Entity </w:t>
-      </w:r>
-      <w:proofErr w:type="spellStart"/>
-      <w:r>
-        <w:rPr>
-          <w:b/>
-          <w:bCs/>
-        </w:rPr>
-        <w:t>này</w:t>
-      </w:r>
-      <w:proofErr w:type="spellEnd"/>
-      <w:r>
-        <w:rPr>
-          <w:b/>
-          <w:bCs/>
-        </w:rPr>
-        <w:t xml:space="preserve"> </w:t>
-      </w:r>
-      <w:proofErr w:type="spellStart"/>
-      <w:r>
-        <w:rPr>
-          <w:b/>
-          <w:bCs/>
-        </w:rPr>
-        <w:t>giải</w:t>
-      </w:r>
-      <w:proofErr w:type="spellEnd"/>
-      <w:r>
-        <w:rPr>
-          <w:b/>
-          <w:bCs/>
-        </w:rPr>
-        <w:t xml:space="preserve"> </w:t>
-      </w:r>
-      <w:proofErr w:type="spellStart"/>
-      <w:r>
-        <w:rPr>
-          <w:b/>
-          <w:bCs/>
-        </w:rPr>
-        <w:t>quyết</w:t>
-      </w:r>
-      <w:proofErr w:type="spellEnd"/>
-      <w:r>
-        <w:rPr>
-          <w:b/>
-          <w:bCs/>
-        </w:rPr>
-        <w:t xml:space="preserve"> </w:t>
-      </w:r>
-      <w:proofErr w:type="spellStart"/>
-      <w:r>
-        <w:rPr>
-          <w:b/>
-          <w:bCs/>
-        </w:rPr>
-        <w:t>yêu</w:t>
-      </w:r>
-      <w:proofErr w:type="spellEnd"/>
-      <w:r>
-        <w:rPr>
-          <w:b/>
-          <w:bCs/>
-        </w:rPr>
-        <w:t xml:space="preserve"> </w:t>
-      </w:r>
-      <w:proofErr w:type="spellStart"/>
-      <w:r>
-        <w:rPr>
-          <w:b/>
-          <w:bCs/>
-        </w:rPr>
-        <w:t>cầu</w:t>
-      </w:r>
-      <w:proofErr w:type="spellEnd"/>
-      <w:r>
-        <w:rPr>
-          <w:b/>
-          <w:bCs/>
-        </w:rPr>
-        <w:t xml:space="preserve"> UI </w:t>
-      </w:r>
-      <w:proofErr w:type="spellStart"/>
-      <w:r>
-        <w:rPr>
-          <w:b/>
-          <w:bCs/>
-        </w:rPr>
-        <w:t>của</w:t>
-      </w:r>
-      <w:proofErr w:type="spellEnd"/>
-      <w:r>
-        <w:rPr>
-          <w:b/>
-          <w:bCs/>
-        </w:rPr>
-        <w:t xml:space="preserve"> </w:t>
-      </w:r>
-      <w:proofErr w:type="spellStart"/>
-      <w:r>
-        <w:rPr>
-          <w:b/>
-          <w:bCs/>
-        </w:rPr>
-        <w:t>bạn</w:t>
-      </w:r>
-      <w:proofErr w:type="spellEnd"/>
-      <w:r>
-        <w:rPr>
-          <w:b/>
-          <w:bCs/>
-        </w:rPr>
-        <w:t>:</w:t>
-      </w:r>
-    </w:p>
-    <w:p>
-      <w:pPr>
-        <w:numPr>
-          <w:ilvl w:val="0"/>
-          <w:numId w:val="6"/>
-        </w:numPr>
-      </w:pPr>
-      <w:proofErr w:type="spellStart"/>
-      <w:r>
-        <w:rPr>
-          <w:b/>
-          <w:bCs/>
-        </w:rPr>
-        <w:t>Lịch</w:t>
-      </w:r>
-      <w:proofErr w:type="spellEnd"/>
-      <w:r>
-        <w:rPr>
-          <w:b/>
-          <w:bCs/>
-        </w:rPr>
-        <w:t xml:space="preserve"> </w:t>
-      </w:r>
-      <w:proofErr w:type="spellStart"/>
-      <w:r>
-        <w:rPr>
-          <w:b/>
-          <w:bCs/>
-        </w:rPr>
-        <w:t>sử</w:t>
-      </w:r>
-      <w:proofErr w:type="spellEnd"/>
-      <w:r>
-        <w:rPr>
-          <w:b/>
-          <w:bCs/>
-        </w:rPr>
-        <w:t xml:space="preserve"> </w:t>
-      </w:r>
-      <w:proofErr w:type="spellStart"/>
-      <w:r>
-        <w:rPr>
-          <w:b/>
-          <w:bCs/>
-        </w:rPr>
-        <w:t>đặt</w:t>
-      </w:r>
-      <w:proofErr w:type="spellEnd"/>
-      <w:r>
-        <w:rPr>
-          <w:b/>
-          <w:bCs/>
-        </w:rPr>
-        <w:t xml:space="preserve"> </w:t>
-      </w:r>
-      <w:proofErr w:type="spellStart"/>
-      <w:r>
-        <w:rPr>
-          <w:b/>
-          <w:bCs/>
-        </w:rPr>
-        <w:t>vé</w:t>
-      </w:r>
-      <w:proofErr w:type="spellEnd"/>
-      <w:r>
-        <w:rPr>
-          <w:b/>
-          <w:bCs/>
-        </w:rPr>
-        <w:t>:</w:t>
-      </w:r>
-      <w:r>
-        <w:t xml:space="preserve"> </w:t>
-      </w:r>
-      <w:proofErr w:type="spellStart"/>
-      <w:r>
-        <w:t>Bạn</w:t>
-      </w:r>
-      <w:proofErr w:type="spellEnd"/>
-      <w:r>
-        <w:t xml:space="preserve"> </w:t>
-      </w:r>
-      <w:proofErr w:type="spellStart"/>
-      <w:r>
-        <w:t>chỉ</w:t>
-      </w:r>
-      <w:proofErr w:type="spellEnd"/>
-      <w:r>
-        <w:t xml:space="preserve"> </w:t>
-      </w:r>
-      <w:proofErr w:type="spellStart"/>
-      <w:r>
-        <w:t>cần</w:t>
-      </w:r>
-      <w:proofErr w:type="spellEnd"/>
-      <w:r>
-        <w:t xml:space="preserve"> </w:t>
-      </w:r>
-      <w:proofErr w:type="spellStart"/>
-      <w:r>
-        <w:t>lấy</w:t>
-      </w:r>
-      <w:proofErr w:type="spellEnd"/>
-      <w:r>
-        <w:t xml:space="preserve"> ID </w:t>
-      </w:r>
-      <w:proofErr w:type="spellStart"/>
-      <w:r>
-        <w:t>của</w:t>
-      </w:r>
-      <w:proofErr w:type="spellEnd"/>
-      <w:r>
-        <w:t xml:space="preserve"> User </w:t>
-      </w:r>
-      <w:proofErr w:type="spellStart"/>
-      <w:r>
-        <w:t>đang</w:t>
-      </w:r>
-      <w:proofErr w:type="spellEnd"/>
-      <w:r>
-        <w:t xml:space="preserve"> </w:t>
-      </w:r>
-      <w:proofErr w:type="spellStart"/>
-      <w:r>
-        <w:t>đăng</w:t>
-      </w:r>
-      <w:proofErr w:type="spellEnd"/>
-      <w:r>
-        <w:t xml:space="preserve"> </w:t>
-      </w:r>
-      <w:proofErr w:type="spellStart"/>
-      <w:r>
-        <w:t>nhập</w:t>
-      </w:r>
-      <w:proofErr w:type="spellEnd"/>
-      <w:r>
-        <w:t xml:space="preserve">, </w:t>
-      </w:r>
-      <w:proofErr w:type="spellStart"/>
-      <w:r>
-        <w:t>viết</w:t>
-      </w:r>
-      <w:proofErr w:type="spellEnd"/>
-      <w:r>
-        <w:t xml:space="preserve"> </w:t>
-      </w:r>
-      <w:proofErr w:type="spellStart"/>
-      <w:r>
-        <w:t>một</w:t>
-      </w:r>
-      <w:proofErr w:type="spellEnd"/>
-      <w:r>
-        <w:t xml:space="preserve"> </w:t>
-      </w:r>
-      <w:proofErr w:type="spellStart"/>
-      <w:r>
-        <w:t>hàm</w:t>
-      </w:r>
-      <w:proofErr w:type="spellEnd"/>
-      <w:r>
-        <w:t xml:space="preserve"> </w:t>
-      </w:r>
-      <w:proofErr w:type="spellStart"/>
-      <w:r>
-        <w:t>trong</w:t>
-      </w:r>
-      <w:proofErr w:type="spellEnd"/>
-      <w:r>
-        <w:t xml:space="preserve"> </w:t>
-      </w:r>
-      <w:proofErr w:type="spellStart"/>
-      <w:r>
-        <w:t>BookingRepository</w:t>
-      </w:r>
-      <w:proofErr w:type="spellEnd"/>
-      <w:r>
-        <w:t xml:space="preserve"> </w:t>
-      </w:r>
-      <w:proofErr w:type="spellStart"/>
-      <w:r>
-        <w:t>là</w:t>
-      </w:r>
-      <w:proofErr w:type="spellEnd"/>
-      <w:r>
-        <w:t xml:space="preserve"> List&lt;Booking&gt; </w:t>
-      </w:r>
-      <w:proofErr w:type="spellStart"/>
-      <w:r>
-        <w:t>findByUserIdOrderByBookingTimeDesc</w:t>
-      </w:r>
-      <w:proofErr w:type="spellEnd"/>
-      <w:r>
-        <w:t xml:space="preserve">(Long </w:t>
-      </w:r>
-      <w:proofErr w:type="spellStart"/>
-      <w:r>
-        <w:t>userId</w:t>
-      </w:r>
-      <w:proofErr w:type="spellEnd"/>
-      <w:r>
-        <w:t xml:space="preserve">). </w:t>
-      </w:r>
-      <w:proofErr w:type="spellStart"/>
-      <w:r>
-        <w:t>Từ</w:t>
-      </w:r>
-      <w:proofErr w:type="spellEnd"/>
-      <w:r>
-        <w:t xml:space="preserve"> </w:t>
-      </w:r>
-      <w:proofErr w:type="spellStart"/>
-      <w:r>
-        <w:t>danh</w:t>
-      </w:r>
-      <w:proofErr w:type="spellEnd"/>
-      <w:r>
-        <w:t xml:space="preserve"> </w:t>
-      </w:r>
-      <w:proofErr w:type="spellStart"/>
-      <w:r>
-        <w:t>sách</w:t>
-      </w:r>
-      <w:proofErr w:type="spellEnd"/>
-      <w:r>
-        <w:t xml:space="preserve"> Booking </w:t>
-      </w:r>
-      <w:proofErr w:type="spellStart"/>
-      <w:r>
-        <w:t>này</w:t>
-      </w:r>
-      <w:proofErr w:type="spellEnd"/>
-      <w:r>
-        <w:t xml:space="preserve">, UI </w:t>
-      </w:r>
-      <w:proofErr w:type="spellStart"/>
-      <w:r>
-        <w:t>sẽ</w:t>
-      </w:r>
-      <w:proofErr w:type="spellEnd"/>
-      <w:r>
-        <w:t xml:space="preserve"> </w:t>
-      </w:r>
-      <w:proofErr w:type="spellStart"/>
-      <w:r>
-        <w:t>hiển</w:t>
-      </w:r>
-      <w:proofErr w:type="spellEnd"/>
-      <w:r>
-        <w:t xml:space="preserve"> </w:t>
-      </w:r>
-      <w:proofErr w:type="spellStart"/>
-      <w:r>
-        <w:t>thị</w:t>
-      </w:r>
-      <w:proofErr w:type="spellEnd"/>
-      <w:r>
-        <w:t xml:space="preserve"> </w:t>
-      </w:r>
-      <w:proofErr w:type="spellStart"/>
-      <w:r>
-        <w:t>ra.</w:t>
-      </w:r>
-      <w:proofErr w:type="spellEnd"/>
-    </w:p>
-    <w:p>
-      <w:pPr>
-        <w:numPr>
-          <w:ilvl w:val="0"/>
-          <w:numId w:val="6"/>
-        </w:numPr>
-      </w:pPr>
-      <w:proofErr w:type="spellStart"/>
-      <w:r>
-        <w:rPr>
-          <w:b/>
-          <w:bCs/>
-        </w:rPr>
-        <w:t>Khứ</w:t>
-      </w:r>
-      <w:proofErr w:type="spellEnd"/>
-      <w:r>
-        <w:rPr>
-          <w:b/>
-          <w:bCs/>
-        </w:rPr>
-        <w:t xml:space="preserve"> </w:t>
-      </w:r>
-      <w:proofErr w:type="spellStart"/>
-      <w:r>
-        <w:rPr>
-          <w:b/>
-          <w:bCs/>
-        </w:rPr>
-        <w:t>hồi</w:t>
-      </w:r>
-      <w:proofErr w:type="spellEnd"/>
-      <w:r>
-        <w:rPr>
-          <w:b/>
-          <w:bCs/>
-        </w:rPr>
-        <w:t xml:space="preserve"> (Round trip):</w:t>
-      </w:r>
-      <w:r>
-        <w:t xml:space="preserve"> Khi </w:t>
-      </w:r>
-      <w:proofErr w:type="spellStart"/>
-      <w:r>
-        <w:t>khách</w:t>
-      </w:r>
-      <w:proofErr w:type="spellEnd"/>
-      <w:r>
-        <w:t xml:space="preserve"> </w:t>
-      </w:r>
-      <w:proofErr w:type="spellStart"/>
-      <w:r>
-        <w:t>đặt</w:t>
-      </w:r>
-      <w:proofErr w:type="spellEnd"/>
-      <w:r>
-        <w:t xml:space="preserve"> 1 </w:t>
-      </w:r>
-      <w:proofErr w:type="spellStart"/>
-      <w:r>
-        <w:t>vé</w:t>
-      </w:r>
-      <w:proofErr w:type="spellEnd"/>
-      <w:r>
-        <w:t xml:space="preserve"> </w:t>
-      </w:r>
-      <w:proofErr w:type="spellStart"/>
-      <w:r>
-        <w:t>đi</w:t>
-      </w:r>
-      <w:proofErr w:type="spellEnd"/>
-      <w:r>
-        <w:t xml:space="preserve"> </w:t>
-      </w:r>
-      <w:proofErr w:type="spellStart"/>
-      <w:r>
-        <w:t>và</w:t>
-      </w:r>
-      <w:proofErr w:type="spellEnd"/>
-      <w:r>
-        <w:t xml:space="preserve"> 1 </w:t>
-      </w:r>
-      <w:proofErr w:type="spellStart"/>
-      <w:r>
-        <w:t>vé</w:t>
-      </w:r>
-      <w:proofErr w:type="spellEnd"/>
-      <w:r>
-        <w:t xml:space="preserve"> </w:t>
-      </w:r>
-      <w:proofErr w:type="spellStart"/>
-      <w:r>
-        <w:t>về</w:t>
-      </w:r>
-      <w:proofErr w:type="spellEnd"/>
-      <w:r>
-        <w:t xml:space="preserve"> </w:t>
-      </w:r>
-      <w:proofErr w:type="spellStart"/>
-      <w:r>
-        <w:t>cùng</w:t>
-      </w:r>
-      <w:proofErr w:type="spellEnd"/>
-      <w:r>
-        <w:t xml:space="preserve"> </w:t>
-      </w:r>
-      <w:proofErr w:type="spellStart"/>
-      <w:r>
-        <w:t>lúc</w:t>
-      </w:r>
-      <w:proofErr w:type="spellEnd"/>
-      <w:r>
-        <w:t xml:space="preserve">, </w:t>
-      </w:r>
-      <w:proofErr w:type="spellStart"/>
-      <w:r>
-        <w:t>hệ</w:t>
-      </w:r>
-      <w:proofErr w:type="spellEnd"/>
-      <w:r>
-        <w:t xml:space="preserve"> </w:t>
-      </w:r>
-      <w:proofErr w:type="spellStart"/>
-      <w:r>
-        <w:t>thống</w:t>
-      </w:r>
-      <w:proofErr w:type="spellEnd"/>
-      <w:r>
-        <w:t xml:space="preserve"> </w:t>
-      </w:r>
-      <w:proofErr w:type="spellStart"/>
-      <w:r>
-        <w:t>sẽ</w:t>
-      </w:r>
-      <w:proofErr w:type="spellEnd"/>
-      <w:r>
-        <w:t xml:space="preserve"> </w:t>
-      </w:r>
-      <w:proofErr w:type="spellStart"/>
-      <w:r>
-        <w:t>tạo</w:t>
-      </w:r>
-      <w:proofErr w:type="spellEnd"/>
-      <w:r>
-        <w:t xml:space="preserve"> </w:t>
-      </w:r>
-      <w:r>
-        <w:rPr>
-          <w:b/>
-          <w:bCs/>
-        </w:rPr>
-        <w:t>1 record Booking</w:t>
-      </w:r>
-      <w:r>
-        <w:t xml:space="preserve">, </w:t>
-      </w:r>
-      <w:proofErr w:type="spellStart"/>
-      <w:r>
-        <w:t>nhưng</w:t>
-      </w:r>
-      <w:proofErr w:type="spellEnd"/>
-      <w:r>
-        <w:t xml:space="preserve"> </w:t>
-      </w:r>
-      <w:proofErr w:type="spellStart"/>
-      <w:r>
-        <w:t>tạo</w:t>
-      </w:r>
-      <w:proofErr w:type="spellEnd"/>
-      <w:r>
-        <w:t xml:space="preserve"> </w:t>
-      </w:r>
-      <w:proofErr w:type="spellStart"/>
-      <w:r>
-        <w:t>ra</w:t>
-      </w:r>
-      <w:proofErr w:type="spellEnd"/>
-      <w:r>
-        <w:t xml:space="preserve"> </w:t>
-      </w:r>
-      <w:r>
-        <w:rPr>
-          <w:b/>
-          <w:bCs/>
-        </w:rPr>
-        <w:t>2 records Ticket</w:t>
-      </w:r>
-      <w:r>
-        <w:t xml:space="preserve"> (1 </w:t>
-      </w:r>
-      <w:proofErr w:type="spellStart"/>
-      <w:r>
-        <w:t>vé</w:t>
-      </w:r>
-      <w:proofErr w:type="spellEnd"/>
-      <w:r>
-        <w:t xml:space="preserve"> </w:t>
-      </w:r>
-      <w:proofErr w:type="spellStart"/>
-      <w:r>
-        <w:t>trỏ</w:t>
-      </w:r>
-      <w:proofErr w:type="spellEnd"/>
-      <w:r>
-        <w:t xml:space="preserve"> </w:t>
-      </w:r>
-      <w:proofErr w:type="spellStart"/>
-      <w:r>
-        <w:t>vào</w:t>
-      </w:r>
-      <w:proofErr w:type="spellEnd"/>
-      <w:r>
-        <w:t xml:space="preserve"> </w:t>
-      </w:r>
-      <w:proofErr w:type="spellStart"/>
-      <w:r>
-        <w:t>trip_id</w:t>
-      </w:r>
-      <w:proofErr w:type="spellEnd"/>
-      <w:r>
-        <w:t xml:space="preserve"> </w:t>
-      </w:r>
-      <w:proofErr w:type="spellStart"/>
-      <w:r>
-        <w:t>chiều</w:t>
-      </w:r>
-      <w:proofErr w:type="spellEnd"/>
-      <w:r>
-        <w:t xml:space="preserve"> </w:t>
-      </w:r>
-      <w:proofErr w:type="spellStart"/>
-      <w:r>
-        <w:t>đi</w:t>
-      </w:r>
-      <w:proofErr w:type="spellEnd"/>
-      <w:r>
-        <w:t xml:space="preserve">, 1 </w:t>
-      </w:r>
-      <w:proofErr w:type="spellStart"/>
-      <w:r>
-        <w:t>vé</w:t>
-      </w:r>
-      <w:proofErr w:type="spellEnd"/>
-      <w:r>
-        <w:t xml:space="preserve"> </w:t>
-      </w:r>
-      <w:proofErr w:type="spellStart"/>
-      <w:r>
-        <w:t>trỏ</w:t>
-      </w:r>
-      <w:proofErr w:type="spellEnd"/>
-      <w:r>
-        <w:t xml:space="preserve"> </w:t>
-      </w:r>
-      <w:proofErr w:type="spellStart"/>
-      <w:r>
-        <w:t>vào</w:t>
-      </w:r>
-      <w:proofErr w:type="spellEnd"/>
-      <w:r>
-        <w:t xml:space="preserve"> </w:t>
-      </w:r>
-      <w:proofErr w:type="spellStart"/>
-      <w:r>
-        <w:t>trip_id</w:t>
-      </w:r>
-      <w:proofErr w:type="spellEnd"/>
-      <w:r>
-        <w:t xml:space="preserve"> </w:t>
-      </w:r>
-      <w:proofErr w:type="spellStart"/>
-      <w:r>
-        <w:t>chiều</w:t>
-      </w:r>
-      <w:proofErr w:type="spellEnd"/>
-      <w:r>
-        <w:t xml:space="preserve"> </w:t>
-      </w:r>
-      <w:proofErr w:type="spellStart"/>
-      <w:r>
-        <w:t>về</w:t>
-      </w:r>
-      <w:proofErr w:type="spellEnd"/>
-      <w:r>
-        <w:t>).</w:t>
-      </w:r>
-    </w:p>
-    <w:p>
-      <w:pPr>
-        <w:rPr>
-          <w:b/>
-          <w:bCs/>
-        </w:rPr>
-      </w:pPr>
-      <w:r>
-        <w:rPr>
-          <w:b/>
-          <w:bCs/>
-        </w:rPr>
-        <w:t>TÀI LIỆU ĐẶC TẢ DỰ ÁN: HỆ THỐNG ĐẶT VÉ XE KHÁCH (NHÀ XE TIẾN SƠN)</w:t>
-      </w:r>
-    </w:p>
-    <w:p>
-      <w:pPr>
-        <w:rPr>
-          <w:b/>
-          <w:bCs/>
-        </w:rPr>
-      </w:pPr>
-      <w:r>
-        <w:rPr>
-          <w:b/>
-          <w:bCs/>
-        </w:rPr>
-        <w:t>1. TỔNG QUAN DỰ ÁN (Overview)</w:t>
-      </w:r>
-    </w:p>
-    <w:p>
-      <w:pPr>
-        <w:numPr>
-          <w:ilvl w:val="0"/>
-          <w:numId w:val="7"/>
-        </w:numPr>
-      </w:pPr>
-      <w:proofErr w:type="spellStart"/>
-      <w:r>
-        <w:rPr>
-          <w:b/>
-          <w:bCs/>
-        </w:rPr>
-        <w:t>Mục</w:t>
-      </w:r>
-      <w:proofErr w:type="spellEnd"/>
-      <w:r>
-        <w:rPr>
-          <w:b/>
-          <w:bCs/>
-        </w:rPr>
-        <w:t xml:space="preserve"> </w:t>
-      </w:r>
-      <w:proofErr w:type="spellStart"/>
-      <w:r>
-        <w:rPr>
-          <w:b/>
-          <w:bCs/>
-        </w:rPr>
-        <w:t>tiêu</w:t>
-      </w:r>
-      <w:proofErr w:type="spellEnd"/>
-      <w:r>
-        <w:rPr>
-          <w:b/>
-          <w:bCs/>
-        </w:rPr>
-        <w:t>:</w:t>
-      </w:r>
-      <w:r>
-        <w:t xml:space="preserve"> </w:t>
-      </w:r>
-      <w:proofErr w:type="spellStart"/>
-      <w:r>
-        <w:t>Xây</w:t>
-      </w:r>
-      <w:proofErr w:type="spellEnd"/>
-      <w:r>
-        <w:t xml:space="preserve"> </w:t>
-      </w:r>
-      <w:proofErr w:type="spellStart"/>
-      <w:r>
-        <w:t>dựng</w:t>
-      </w:r>
-      <w:proofErr w:type="spellEnd"/>
-      <w:r>
-        <w:t xml:space="preserve"> </w:t>
-      </w:r>
-      <w:proofErr w:type="spellStart"/>
-      <w:r>
-        <w:t>một</w:t>
-      </w:r>
-      <w:proofErr w:type="spellEnd"/>
-      <w:r>
-        <w:t xml:space="preserve"> website </w:t>
-      </w:r>
-      <w:proofErr w:type="spellStart"/>
-      <w:r>
-        <w:t>đặt</w:t>
-      </w:r>
-      <w:proofErr w:type="spellEnd"/>
-      <w:r>
-        <w:t xml:space="preserve"> </w:t>
-      </w:r>
-      <w:proofErr w:type="spellStart"/>
-      <w:r>
-        <w:t>vé</w:t>
-      </w:r>
-      <w:proofErr w:type="spellEnd"/>
-      <w:r>
-        <w:t xml:space="preserve"> </w:t>
-      </w:r>
-      <w:proofErr w:type="spellStart"/>
-      <w:r>
-        <w:t>xe</w:t>
-      </w:r>
-      <w:proofErr w:type="spellEnd"/>
-      <w:r>
-        <w:t xml:space="preserve"> </w:t>
-      </w:r>
-      <w:proofErr w:type="spellStart"/>
-      <w:r>
-        <w:t>khách</w:t>
-      </w:r>
-      <w:proofErr w:type="spellEnd"/>
-      <w:r>
-        <w:t xml:space="preserve"> </w:t>
-      </w:r>
-      <w:proofErr w:type="spellStart"/>
-      <w:r>
-        <w:t>trực</w:t>
-      </w:r>
-      <w:proofErr w:type="spellEnd"/>
-      <w:r>
-        <w:t xml:space="preserve"> </w:t>
-      </w:r>
-      <w:proofErr w:type="spellStart"/>
-      <w:r>
-        <w:t>tuyến</w:t>
-      </w:r>
-      <w:proofErr w:type="spellEnd"/>
-      <w:r>
-        <w:t xml:space="preserve"> </w:t>
-      </w:r>
-      <w:proofErr w:type="spellStart"/>
-      <w:r>
-        <w:t>giúp</w:t>
-      </w:r>
-      <w:proofErr w:type="spellEnd"/>
-      <w:r>
-        <w:t xml:space="preserve"> </w:t>
-      </w:r>
-      <w:proofErr w:type="spellStart"/>
-      <w:r>
-        <w:t>người</w:t>
-      </w:r>
-      <w:proofErr w:type="spellEnd"/>
-      <w:r>
-        <w:t xml:space="preserve"> </w:t>
-      </w:r>
-      <w:proofErr w:type="spellStart"/>
-      <w:r>
-        <w:t>dùng</w:t>
-      </w:r>
-      <w:proofErr w:type="spellEnd"/>
-      <w:r>
-        <w:t xml:space="preserve"> </w:t>
-      </w:r>
-      <w:proofErr w:type="spellStart"/>
-      <w:r>
-        <w:t>dễ</w:t>
-      </w:r>
-      <w:proofErr w:type="spellEnd"/>
-      <w:r>
-        <w:t xml:space="preserve"> </w:t>
-      </w:r>
-      <w:proofErr w:type="spellStart"/>
-      <w:r>
-        <w:t>dàng</w:t>
-      </w:r>
-      <w:proofErr w:type="spellEnd"/>
-      <w:r>
-        <w:t xml:space="preserve"> </w:t>
-      </w:r>
-      <w:proofErr w:type="spellStart"/>
-      <w:r>
-        <w:t>tra</w:t>
-      </w:r>
-      <w:proofErr w:type="spellEnd"/>
-      <w:r>
-        <w:t xml:space="preserve"> </w:t>
-      </w:r>
-      <w:proofErr w:type="spellStart"/>
-      <w:r>
-        <w:t>cứu</w:t>
-      </w:r>
-      <w:proofErr w:type="spellEnd"/>
-      <w:r>
-        <w:t xml:space="preserve"> </w:t>
-      </w:r>
-      <w:proofErr w:type="spellStart"/>
-      <w:r>
-        <w:t>lịch</w:t>
-      </w:r>
-      <w:proofErr w:type="spellEnd"/>
-      <w:r>
-        <w:t xml:space="preserve"> </w:t>
-      </w:r>
-      <w:proofErr w:type="spellStart"/>
-      <w:r>
-        <w:t>trình</w:t>
-      </w:r>
-      <w:proofErr w:type="spellEnd"/>
-      <w:r>
-        <w:t xml:space="preserve">, </w:t>
-      </w:r>
-      <w:proofErr w:type="spellStart"/>
-      <w:r>
-        <w:t>chọn</w:t>
-      </w:r>
-      <w:proofErr w:type="spellEnd"/>
-      <w:r>
-        <w:t xml:space="preserve"> </w:t>
-      </w:r>
-      <w:proofErr w:type="spellStart"/>
-      <w:r>
-        <w:t>ghế</w:t>
-      </w:r>
-      <w:proofErr w:type="spellEnd"/>
-      <w:r>
-        <w:t xml:space="preserve"> </w:t>
-      </w:r>
-      <w:proofErr w:type="spellStart"/>
-      <w:r>
-        <w:t>và</w:t>
-      </w:r>
-      <w:proofErr w:type="spellEnd"/>
-      <w:r>
-        <w:t xml:space="preserve"> </w:t>
-      </w:r>
-      <w:proofErr w:type="spellStart"/>
-      <w:r>
-        <w:t>đặt</w:t>
-      </w:r>
-      <w:proofErr w:type="spellEnd"/>
-      <w:r>
-        <w:t xml:space="preserve"> </w:t>
-      </w:r>
-      <w:proofErr w:type="spellStart"/>
-      <w:r>
-        <w:t>vé</w:t>
-      </w:r>
-      <w:proofErr w:type="spellEnd"/>
-      <w:r>
-        <w:t xml:space="preserve">. </w:t>
-      </w:r>
-      <w:proofErr w:type="spellStart"/>
-      <w:r>
-        <w:t>Đồng</w:t>
-      </w:r>
-      <w:proofErr w:type="spellEnd"/>
-      <w:r>
-        <w:t xml:space="preserve"> </w:t>
-      </w:r>
-      <w:proofErr w:type="spellStart"/>
-      <w:r>
-        <w:t>thời</w:t>
-      </w:r>
-      <w:proofErr w:type="spellEnd"/>
-      <w:r>
-        <w:t xml:space="preserve"> </w:t>
-      </w:r>
-      <w:proofErr w:type="spellStart"/>
-      <w:r>
-        <w:t>cung</w:t>
-      </w:r>
-      <w:proofErr w:type="spellEnd"/>
-      <w:r>
-        <w:t xml:space="preserve"> </w:t>
-      </w:r>
-      <w:proofErr w:type="spellStart"/>
-      <w:r>
-        <w:t>cấp</w:t>
-      </w:r>
-      <w:proofErr w:type="spellEnd"/>
-      <w:r>
-        <w:t xml:space="preserve"> </w:t>
-      </w:r>
-      <w:proofErr w:type="spellStart"/>
-      <w:r>
-        <w:t>công</w:t>
-      </w:r>
-      <w:proofErr w:type="spellEnd"/>
-      <w:r>
-        <w:t xml:space="preserve"> </w:t>
-      </w:r>
-      <w:proofErr w:type="spellStart"/>
-      <w:r>
-        <w:t>cụ</w:t>
-      </w:r>
-      <w:proofErr w:type="spellEnd"/>
-      <w:r>
-        <w:t xml:space="preserve"> </w:t>
-      </w:r>
-      <w:proofErr w:type="spellStart"/>
-      <w:r>
-        <w:t>quản</w:t>
-      </w:r>
-      <w:proofErr w:type="spellEnd"/>
-      <w:r>
-        <w:t xml:space="preserve"> </w:t>
-      </w:r>
-      <w:proofErr w:type="spellStart"/>
-      <w:r>
-        <w:t>lý</w:t>
-      </w:r>
-      <w:proofErr w:type="spellEnd"/>
-      <w:r>
-        <w:t xml:space="preserve"> </w:t>
-      </w:r>
-      <w:proofErr w:type="spellStart"/>
-      <w:r>
-        <w:t>toàn</w:t>
-      </w:r>
-      <w:proofErr w:type="spellEnd"/>
-      <w:r>
-        <w:t xml:space="preserve"> </w:t>
-      </w:r>
-      <w:proofErr w:type="spellStart"/>
-      <w:r>
-        <w:t>diện</w:t>
-      </w:r>
-      <w:proofErr w:type="spellEnd"/>
-      <w:r>
-        <w:t xml:space="preserve"> </w:t>
-      </w:r>
-      <w:proofErr w:type="spellStart"/>
-      <w:r>
-        <w:t>cho</w:t>
-      </w:r>
-      <w:proofErr w:type="spellEnd"/>
-      <w:r>
-        <w:t xml:space="preserve"> </w:t>
-      </w:r>
-      <w:proofErr w:type="spellStart"/>
-      <w:r>
-        <w:t>chủ</w:t>
-      </w:r>
-      <w:proofErr w:type="spellEnd"/>
-      <w:r>
-        <w:t xml:space="preserve"> </w:t>
-      </w:r>
-      <w:proofErr w:type="spellStart"/>
-      <w:r>
-        <w:t>nhà</w:t>
-      </w:r>
-      <w:proofErr w:type="spellEnd"/>
-      <w:r>
-        <w:t xml:space="preserve"> </w:t>
-      </w:r>
-      <w:proofErr w:type="spellStart"/>
-      <w:r>
-        <w:t>xe</w:t>
-      </w:r>
-      <w:proofErr w:type="spellEnd"/>
-      <w:r>
-        <w:t>.</w:t>
-      </w:r>
-    </w:p>
-    <w:p>
-      <w:pPr>
-        <w:numPr>
-          <w:ilvl w:val="0"/>
-          <w:numId w:val="7"/>
-        </w:numPr>
-      </w:pPr>
-      <w:r>
-        <w:rPr>
-          <w:b/>
-          <w:bCs/>
-        </w:rPr>
-        <w:t xml:space="preserve">Công </w:t>
-      </w:r>
-      <w:proofErr w:type="spellStart"/>
-      <w:r>
-        <w:rPr>
-          <w:b/>
-          <w:bCs/>
-        </w:rPr>
-        <w:t>nghệ</w:t>
-      </w:r>
-      <w:proofErr w:type="spellEnd"/>
-      <w:r>
-        <w:rPr>
-          <w:b/>
-          <w:bCs/>
-        </w:rPr>
-        <w:t xml:space="preserve"> </w:t>
-      </w:r>
-      <w:proofErr w:type="spellStart"/>
-      <w:r>
-        <w:rPr>
-          <w:b/>
-          <w:bCs/>
-        </w:rPr>
-        <w:t>sử</w:t>
-      </w:r>
-      <w:proofErr w:type="spellEnd"/>
-      <w:r>
-        <w:rPr>
-          <w:b/>
-          <w:bCs/>
-        </w:rPr>
-        <w:t xml:space="preserve"> </w:t>
-      </w:r>
-      <w:proofErr w:type="spellStart"/>
-      <w:r>
-        <w:rPr>
-          <w:b/>
-          <w:bCs/>
-        </w:rPr>
-        <w:t>dụng</w:t>
-      </w:r>
-      <w:proofErr w:type="spellEnd"/>
-      <w:r>
-        <w:rPr>
-          <w:b/>
-          <w:bCs/>
-        </w:rPr>
-        <w:t xml:space="preserve"> (Tech Stack):</w:t>
-      </w:r>
-    </w:p>
-    <w:p>
-      <w:pPr>
-        <w:numPr>
-          <w:ilvl w:val="1"/>
-          <w:numId w:val="7"/>
-        </w:numPr>
-      </w:pPr>
-      <w:r>
-        <w:rPr>
-          <w:b/>
-          <w:bCs/>
-        </w:rPr>
-        <w:t>Frontend:</w:t>
-      </w:r>
-      <w:r>
-        <w:t xml:space="preserve"> HTML5, CSS3, Vanilla </w:t>
-      </w:r>
-      <w:proofErr w:type="spellStart"/>
-      <w:r>
-        <w:t>Javascript</w:t>
-      </w:r>
-      <w:proofErr w:type="spellEnd"/>
-      <w:r>
-        <w:t xml:space="preserve"> (Giao </w:t>
-      </w:r>
-      <w:proofErr w:type="spellStart"/>
-      <w:r>
-        <w:t>diện</w:t>
-      </w:r>
-      <w:proofErr w:type="spellEnd"/>
-      <w:r>
-        <w:t xml:space="preserve"> </w:t>
-      </w:r>
-      <w:proofErr w:type="spellStart"/>
-      <w:r>
-        <w:t>kính</w:t>
-      </w:r>
-      <w:proofErr w:type="spellEnd"/>
-      <w:r>
-        <w:t xml:space="preserve"> </w:t>
-      </w:r>
-      <w:proofErr w:type="spellStart"/>
-      <w:r>
-        <w:t>mờ</w:t>
-      </w:r>
-      <w:proofErr w:type="spellEnd"/>
-      <w:r>
-        <w:t xml:space="preserve"> </w:t>
-      </w:r>
-      <w:proofErr w:type="spellStart"/>
-      <w:r>
-        <w:t>hiện</w:t>
-      </w:r>
-      <w:proofErr w:type="spellEnd"/>
-      <w:r>
-        <w:t xml:space="preserve"> </w:t>
-      </w:r>
-      <w:proofErr w:type="spellStart"/>
-      <w:r>
-        <w:t>đại</w:t>
-      </w:r>
-      <w:proofErr w:type="spellEnd"/>
-      <w:r>
-        <w:t>).</w:t>
-      </w:r>
-    </w:p>
-    <w:p>
-      <w:pPr>
-        <w:numPr>
-          <w:ilvl w:val="1"/>
-          <w:numId w:val="7"/>
-        </w:numPr>
-      </w:pPr>
-      <w:r>
-        <w:rPr>
-          <w:b/>
-          <w:bCs/>
-        </w:rPr>
-        <w:t>Backend:</w:t>
-      </w:r>
-      <w:r>
-        <w:t xml:space="preserve"> Java Spring Boot, Spring Data JPA, </w:t>
-      </w:r>
-      <w:proofErr w:type="spellStart"/>
-      <w:r>
-        <w:t>JavaMailSender</w:t>
-      </w:r>
-      <w:proofErr w:type="spellEnd"/>
-      <w:r>
-        <w:t>.</w:t>
-      </w:r>
-    </w:p>
-    <w:p>
-      <w:pPr>
-        <w:numPr>
-          <w:ilvl w:val="1"/>
-          <w:numId w:val="7"/>
-        </w:numPr>
-      </w:pPr>
-      <w:proofErr w:type="spellStart"/>
-      <w:r>
-        <w:rPr>
-          <w:b/>
-          <w:bCs/>
-        </w:rPr>
-        <w:t>Cơ</w:t>
-      </w:r>
-      <w:proofErr w:type="spellEnd"/>
-      <w:r>
-        <w:rPr>
-          <w:b/>
-          <w:bCs/>
-        </w:rPr>
-        <w:t xml:space="preserve"> </w:t>
-      </w:r>
-      <w:proofErr w:type="spellStart"/>
-      <w:r>
-        <w:rPr>
-          <w:b/>
-          <w:bCs/>
-        </w:rPr>
-        <w:t>sở</w:t>
-      </w:r>
-      <w:proofErr w:type="spellEnd"/>
-      <w:r>
-        <w:rPr>
-          <w:b/>
-          <w:bCs/>
-        </w:rPr>
-        <w:t xml:space="preserve"> </w:t>
-      </w:r>
-      <w:proofErr w:type="spellStart"/>
-      <w:r>
-        <w:rPr>
-          <w:b/>
-          <w:bCs/>
-        </w:rPr>
-        <w:t>dữ</w:t>
-      </w:r>
-      <w:proofErr w:type="spellEnd"/>
-      <w:r>
-        <w:rPr>
-          <w:b/>
-          <w:bCs/>
-        </w:rPr>
-        <w:t xml:space="preserve"> </w:t>
-      </w:r>
-      <w:proofErr w:type="spellStart"/>
-      <w:r>
-        <w:rPr>
-          <w:b/>
-          <w:bCs/>
-        </w:rPr>
-        <w:t>liệu</w:t>
-      </w:r>
-      <w:proofErr w:type="spellEnd"/>
-      <w:r>
-        <w:rPr>
-          <w:b/>
-          <w:bCs/>
-        </w:rPr>
-        <w:t>:</w:t>
-      </w:r>
-      <w:r>
-        <w:t xml:space="preserve"> MySQL.</w:t>
-      </w:r>
-    </w:p>
-    <w:p>
-      <w:pPr>
-        <w:rPr>
-          <w:b/>
-          <w:bCs/>
-        </w:rPr>
-      </w:pPr>
-      <w:r>
-        <w:rPr>
-          <w:b/>
-          <w:bCs/>
-        </w:rPr>
-        <w:t>2. PHÂN QUYỀN NGƯỜI DÙNG (User Roles)</w:t>
-      </w:r>
-    </w:p>
-    <w:p>
-      <w:proofErr w:type="spellStart"/>
-      <w:r>
-        <w:t>Hệ</w:t>
-      </w:r>
-      <w:proofErr w:type="spellEnd"/>
-      <w:r>
-        <w:t xml:space="preserve"> </w:t>
-      </w:r>
-      <w:proofErr w:type="spellStart"/>
-      <w:r>
-        <w:t>thống</w:t>
-      </w:r>
-      <w:proofErr w:type="spellEnd"/>
-      <w:r>
-        <w:t xml:space="preserve"> </w:t>
-      </w:r>
-      <w:proofErr w:type="spellStart"/>
-      <w:r>
-        <w:t>được</w:t>
-      </w:r>
-      <w:proofErr w:type="spellEnd"/>
-      <w:r>
-        <w:t xml:space="preserve"> chia </w:t>
-      </w:r>
-      <w:proofErr w:type="spellStart"/>
-      <w:r>
-        <w:t>làm</w:t>
-      </w:r>
-      <w:proofErr w:type="spellEnd"/>
-      <w:r>
-        <w:t xml:space="preserve"> 2 </w:t>
-      </w:r>
-      <w:proofErr w:type="spellStart"/>
-      <w:r>
-        <w:t>đối</w:t>
-      </w:r>
-      <w:proofErr w:type="spellEnd"/>
-      <w:r>
-        <w:t xml:space="preserve"> </w:t>
-      </w:r>
-      <w:proofErr w:type="spellStart"/>
-      <w:r>
-        <w:t>tượng</w:t>
-      </w:r>
-      <w:proofErr w:type="spellEnd"/>
-      <w:r>
-        <w:t xml:space="preserve"> </w:t>
-      </w:r>
-      <w:proofErr w:type="spellStart"/>
-      <w:r>
-        <w:t>người</w:t>
-      </w:r>
-      <w:proofErr w:type="spellEnd"/>
-      <w:r>
-        <w:t xml:space="preserve"> </w:t>
-      </w:r>
-      <w:proofErr w:type="spellStart"/>
-      <w:r>
-        <w:t>dùng</w:t>
-      </w:r>
-      <w:proofErr w:type="spellEnd"/>
-      <w:r>
-        <w:t xml:space="preserve"> </w:t>
-      </w:r>
-      <w:proofErr w:type="spellStart"/>
-      <w:r>
-        <w:t>chính</w:t>
-      </w:r>
-      <w:proofErr w:type="spellEnd"/>
-      <w:r>
-        <w:t>:</w:t>
-      </w:r>
-    </w:p>
-    <w:p>
-      <w:pPr>
-        <w:numPr>
-          <w:ilvl w:val="0"/>
-          <w:numId w:val="8"/>
-        </w:numPr>
-      </w:pPr>
-      <w:proofErr w:type="spellStart"/>
-      <w:r>
-        <w:rPr>
-          <w:b/>
-          <w:bCs/>
-        </w:rPr>
-        <w:t>Khách</w:t>
-      </w:r>
-      <w:proofErr w:type="spellEnd"/>
-      <w:r>
-        <w:rPr>
-          <w:b/>
-          <w:bCs/>
-        </w:rPr>
-        <w:t xml:space="preserve"> </w:t>
-      </w:r>
-      <w:proofErr w:type="spellStart"/>
-      <w:r>
-        <w:rPr>
-          <w:b/>
-          <w:bCs/>
-        </w:rPr>
-        <w:t>hàng</w:t>
-      </w:r>
-      <w:proofErr w:type="spellEnd"/>
-      <w:r>
-        <w:rPr>
-          <w:b/>
-          <w:bCs/>
-        </w:rPr>
-        <w:t xml:space="preserve"> (USER):</w:t>
-      </w:r>
-      <w:r>
-        <w:t xml:space="preserve"> </w:t>
-      </w:r>
-      <w:proofErr w:type="spellStart"/>
-      <w:r>
-        <w:t>Truy</w:t>
-      </w:r>
-      <w:proofErr w:type="spellEnd"/>
-      <w:r>
-        <w:t xml:space="preserve"> </w:t>
-      </w:r>
-      <w:proofErr w:type="spellStart"/>
-      <w:r>
-        <w:t>cập</w:t>
-      </w:r>
-      <w:proofErr w:type="spellEnd"/>
-      <w:r>
-        <w:t xml:space="preserve"> website </w:t>
-      </w:r>
-      <w:proofErr w:type="spellStart"/>
-      <w:r>
-        <w:t>để</w:t>
-      </w:r>
-      <w:proofErr w:type="spellEnd"/>
-      <w:r>
-        <w:t xml:space="preserve"> </w:t>
-      </w:r>
-      <w:proofErr w:type="spellStart"/>
-      <w:r>
-        <w:t>tìm</w:t>
-      </w:r>
-      <w:proofErr w:type="spellEnd"/>
-      <w:r>
-        <w:t xml:space="preserve"> </w:t>
-      </w:r>
-      <w:proofErr w:type="spellStart"/>
-      <w:r>
-        <w:t>chuyến</w:t>
-      </w:r>
-      <w:proofErr w:type="spellEnd"/>
-      <w:r>
-        <w:t xml:space="preserve">, </w:t>
-      </w:r>
-      <w:proofErr w:type="spellStart"/>
-      <w:r>
-        <w:t>đặt</w:t>
-      </w:r>
-      <w:proofErr w:type="spellEnd"/>
-      <w:r>
-        <w:t xml:space="preserve"> </w:t>
-      </w:r>
-      <w:proofErr w:type="spellStart"/>
-      <w:r>
-        <w:t>vé</w:t>
-      </w:r>
-      <w:proofErr w:type="spellEnd"/>
-      <w:r>
-        <w:t xml:space="preserve">, </w:t>
-      </w:r>
-      <w:proofErr w:type="spellStart"/>
-      <w:r>
-        <w:t>quản</w:t>
-      </w:r>
-      <w:proofErr w:type="spellEnd"/>
-      <w:r>
-        <w:t xml:space="preserve"> </w:t>
-      </w:r>
-      <w:proofErr w:type="spellStart"/>
-      <w:r>
-        <w:t>lý</w:t>
-      </w:r>
-      <w:proofErr w:type="spellEnd"/>
-      <w:r>
-        <w:t xml:space="preserve"> </w:t>
-      </w:r>
-      <w:proofErr w:type="spellStart"/>
-      <w:r>
-        <w:t>tài</w:t>
-      </w:r>
-      <w:proofErr w:type="spellEnd"/>
-      <w:r>
-        <w:t xml:space="preserve"> </w:t>
-      </w:r>
-      <w:proofErr w:type="spellStart"/>
-      <w:r>
-        <w:t>khoản</w:t>
-      </w:r>
-      <w:proofErr w:type="spellEnd"/>
-      <w:r>
-        <w:t xml:space="preserve"> </w:t>
-      </w:r>
-      <w:proofErr w:type="spellStart"/>
-      <w:r>
-        <w:t>cá</w:t>
-      </w:r>
-      <w:proofErr w:type="spellEnd"/>
-      <w:r>
-        <w:t xml:space="preserve"> </w:t>
-      </w:r>
-      <w:proofErr w:type="spellStart"/>
-      <w:r>
-        <w:t>nhân</w:t>
-      </w:r>
-      <w:proofErr w:type="spellEnd"/>
-      <w:r>
-        <w:t>.</w:t>
-      </w:r>
-    </w:p>
-    <w:p>
-      <w:pPr>
-        <w:numPr>
-          <w:ilvl w:val="0"/>
-          <w:numId w:val="8"/>
-        </w:numPr>
-      </w:pPr>
-      <w:r>
-        <w:rPr>
-          <w:b/>
-          <w:bCs/>
-        </w:rPr>
-        <w:t xml:space="preserve">Quản </w:t>
-      </w:r>
-      <w:proofErr w:type="spellStart"/>
-      <w:r>
-        <w:rPr>
-          <w:b/>
-          <w:bCs/>
-        </w:rPr>
-        <w:t>trị</w:t>
-      </w:r>
-      <w:proofErr w:type="spellEnd"/>
-      <w:r>
-        <w:rPr>
-          <w:b/>
-          <w:bCs/>
-        </w:rPr>
-        <w:t xml:space="preserve"> </w:t>
-      </w:r>
-      <w:proofErr w:type="spellStart"/>
-      <w:r>
-        <w:rPr>
-          <w:b/>
-          <w:bCs/>
-        </w:rPr>
-        <w:t>viên</w:t>
-      </w:r>
-      <w:proofErr w:type="spellEnd"/>
-      <w:r>
-        <w:rPr>
-          <w:b/>
-          <w:bCs/>
-        </w:rPr>
-        <w:t xml:space="preserve"> (ADMIN):</w:t>
-      </w:r>
-      <w:r>
-        <w:t xml:space="preserve"> </w:t>
-      </w:r>
-      <w:proofErr w:type="spellStart"/>
-      <w:r>
-        <w:t>Đăng</w:t>
-      </w:r>
-      <w:proofErr w:type="spellEnd"/>
-      <w:r>
-        <w:t xml:space="preserve"> </w:t>
-      </w:r>
-      <w:proofErr w:type="spellStart"/>
-      <w:r>
-        <w:t>nhập</w:t>
-      </w:r>
-      <w:proofErr w:type="spellEnd"/>
-      <w:r>
-        <w:t xml:space="preserve"> </w:t>
-      </w:r>
-      <w:proofErr w:type="spellStart"/>
-      <w:r>
-        <w:t>vào</w:t>
-      </w:r>
-      <w:proofErr w:type="spellEnd"/>
-      <w:r>
-        <w:t xml:space="preserve"> </w:t>
-      </w:r>
-      <w:proofErr w:type="spellStart"/>
-      <w:r>
-        <w:t>trang</w:t>
-      </w:r>
-      <w:proofErr w:type="spellEnd"/>
-      <w:r>
-        <w:t xml:space="preserve"> Quản </w:t>
-      </w:r>
-      <w:proofErr w:type="spellStart"/>
-      <w:r>
-        <w:t>trị</w:t>
-      </w:r>
-      <w:proofErr w:type="spellEnd"/>
-      <w:r>
-        <w:t xml:space="preserve"> (Dashboard) </w:t>
-      </w:r>
-      <w:proofErr w:type="spellStart"/>
-      <w:r>
-        <w:t>để</w:t>
-      </w:r>
-      <w:proofErr w:type="spellEnd"/>
-      <w:r>
-        <w:t xml:space="preserve"> </w:t>
-      </w:r>
-      <w:proofErr w:type="spellStart"/>
-      <w:r>
-        <w:t>quản</w:t>
-      </w:r>
-      <w:proofErr w:type="spellEnd"/>
-      <w:r>
-        <w:t xml:space="preserve"> </w:t>
-      </w:r>
-      <w:proofErr w:type="spellStart"/>
-      <w:r>
-        <w:t>lý</w:t>
-      </w:r>
-      <w:proofErr w:type="spellEnd"/>
-      <w:r>
-        <w:t xml:space="preserve"> </w:t>
-      </w:r>
-      <w:proofErr w:type="spellStart"/>
-      <w:r>
-        <w:t>xe</w:t>
-      </w:r>
-      <w:proofErr w:type="spellEnd"/>
-      <w:r>
-        <w:t xml:space="preserve">, </w:t>
-      </w:r>
-      <w:proofErr w:type="spellStart"/>
-      <w:r>
-        <w:t>bến</w:t>
-      </w:r>
-      <w:proofErr w:type="spellEnd"/>
-      <w:r>
-        <w:t xml:space="preserve"> </w:t>
-      </w:r>
-      <w:proofErr w:type="spellStart"/>
-      <w:r>
-        <w:t>bãi</w:t>
-      </w:r>
-      <w:proofErr w:type="spellEnd"/>
-      <w:r>
-        <w:t xml:space="preserve">, </w:t>
-      </w:r>
-      <w:proofErr w:type="spellStart"/>
-      <w:r>
-        <w:t>lịch</w:t>
-      </w:r>
-      <w:proofErr w:type="spellEnd"/>
-      <w:r>
-        <w:t xml:space="preserve"> </w:t>
-      </w:r>
-      <w:proofErr w:type="spellStart"/>
-      <w:r>
-        <w:t>trình</w:t>
-      </w:r>
-      <w:proofErr w:type="spellEnd"/>
-      <w:r>
-        <w:t xml:space="preserve">, </w:t>
-      </w:r>
-      <w:proofErr w:type="spellStart"/>
-      <w:r>
-        <w:t>xem</w:t>
-      </w:r>
-      <w:proofErr w:type="spellEnd"/>
-      <w:r>
-        <w:t xml:space="preserve"> </w:t>
-      </w:r>
-      <w:proofErr w:type="spellStart"/>
-      <w:r>
-        <w:t>doanh</w:t>
-      </w:r>
-      <w:proofErr w:type="spellEnd"/>
-      <w:r>
-        <w:t xml:space="preserve"> </w:t>
-      </w:r>
-      <w:proofErr w:type="spellStart"/>
-      <w:r>
-        <w:t>thu</w:t>
-      </w:r>
-      <w:proofErr w:type="spellEnd"/>
-      <w:r>
-        <w:t>.</w:t>
-      </w:r>
-    </w:p>
-    <w:p>
-      <w:r>
-        <w:pict w14:anchorId="6FA3C909">
-          <v:rect id="_x0000_i1038" style="width:0;height:1.5pt" o:hralign="center" o:hrstd="t" o:hr="t" fillcolor="#a0a0a0" stroked="f"/>
-        </w:pict>
-      </w:r>
-    </w:p>
-    <w:p>
-      <w:pPr>
-        <w:rPr>
-          <w:b/>
-          <w:bCs/>
-        </w:rPr>
-      </w:pPr>
-      <w:r>
-        <w:rPr>
-          <w:b/>
-          <w:bCs/>
-        </w:rPr>
-        <w:t>3. CẤU TRÚC CƠ SỞ DỮ LIỆU (Database Schema)</w:t>
-      </w:r>
-    </w:p>
-    <w:p>
-      <w:r>
-        <w:rPr>
-          <w:i/>
-          <w:iCs/>
-        </w:rPr>
-        <w:t>(</w:t>
-      </w:r>
-      <w:proofErr w:type="spellStart"/>
-      <w:r>
-        <w:rPr>
-          <w:i/>
-          <w:iCs/>
-        </w:rPr>
-        <w:t>Nhóm</w:t>
-      </w:r>
-      <w:proofErr w:type="spellEnd"/>
-      <w:r>
-        <w:rPr>
-          <w:i/>
-          <w:iCs/>
-        </w:rPr>
-        <w:t xml:space="preserve"> Backend </w:t>
-      </w:r>
-      <w:proofErr w:type="spellStart"/>
-      <w:r>
-        <w:rPr>
-          <w:i/>
-          <w:iCs/>
-        </w:rPr>
-        <w:t>và</w:t>
-      </w:r>
-      <w:proofErr w:type="spellEnd"/>
-      <w:r>
-        <w:rPr>
-          <w:i/>
-          <w:iCs/>
-        </w:rPr>
-        <w:t xml:space="preserve"> Database </w:t>
-      </w:r>
-      <w:proofErr w:type="spellStart"/>
-      <w:r>
-        <w:rPr>
-          <w:i/>
-          <w:iCs/>
-        </w:rPr>
-        <w:t>cần</w:t>
-      </w:r>
-      <w:proofErr w:type="spellEnd"/>
-      <w:r>
-        <w:rPr>
-          <w:i/>
-          <w:iCs/>
-        </w:rPr>
-        <w:t xml:space="preserve"> </w:t>
-      </w:r>
-      <w:proofErr w:type="spellStart"/>
-      <w:r>
-        <w:rPr>
-          <w:i/>
-          <w:iCs/>
-        </w:rPr>
-        <w:t>bám</w:t>
-      </w:r>
-      <w:proofErr w:type="spellEnd"/>
-      <w:r>
-        <w:rPr>
-          <w:i/>
-          <w:iCs/>
-        </w:rPr>
-        <w:t xml:space="preserve"> </w:t>
-      </w:r>
-      <w:proofErr w:type="spellStart"/>
-      <w:r>
-        <w:rPr>
-          <w:i/>
-          <w:iCs/>
-        </w:rPr>
-        <w:t>sát</w:t>
-      </w:r>
-      <w:proofErr w:type="spellEnd"/>
-      <w:r>
-        <w:rPr>
-          <w:i/>
-          <w:iCs/>
-        </w:rPr>
-        <w:t xml:space="preserve"> </w:t>
-      </w:r>
-      <w:proofErr w:type="spellStart"/>
-      <w:r>
-        <w:rPr>
-          <w:i/>
-          <w:iCs/>
-        </w:rPr>
-        <w:t>cấu</w:t>
-      </w:r>
-      <w:proofErr w:type="spellEnd"/>
-      <w:r>
-        <w:rPr>
-          <w:i/>
-          <w:iCs/>
-        </w:rPr>
-        <w:t xml:space="preserve"> </w:t>
-      </w:r>
-      <w:proofErr w:type="spellStart"/>
-      <w:r>
-        <w:rPr>
-          <w:i/>
-          <w:iCs/>
-        </w:rPr>
-        <w:t>trúc</w:t>
-      </w:r>
-      <w:proofErr w:type="spellEnd"/>
-      <w:r>
-        <w:rPr>
-          <w:i/>
-          <w:iCs/>
-        </w:rPr>
-        <w:t xml:space="preserve"> </w:t>
-      </w:r>
-      <w:proofErr w:type="spellStart"/>
-      <w:r>
-        <w:rPr>
-          <w:i/>
-          <w:iCs/>
-        </w:rPr>
-        <w:t>này</w:t>
-      </w:r>
-      <w:proofErr w:type="spellEnd"/>
-      <w:r>
-        <w:rPr>
-          <w:i/>
-          <w:iCs/>
-        </w:rPr>
-        <w:t xml:space="preserve"> </w:t>
-      </w:r>
-      <w:proofErr w:type="spellStart"/>
-      <w:r>
-        <w:rPr>
-          <w:i/>
-          <w:iCs/>
-        </w:rPr>
-        <w:t>để</w:t>
-      </w:r>
-      <w:proofErr w:type="spellEnd"/>
-      <w:r>
-        <w:rPr>
-          <w:i/>
-          <w:iCs/>
-        </w:rPr>
-        <w:t xml:space="preserve"> </w:t>
-      </w:r>
-      <w:proofErr w:type="spellStart"/>
-      <w:r>
-        <w:rPr>
-          <w:i/>
-          <w:iCs/>
-        </w:rPr>
-        <w:t>tạo</w:t>
-      </w:r>
-      <w:proofErr w:type="spellEnd"/>
-      <w:r>
-        <w:rPr>
-          <w:i/>
-          <w:iCs/>
-        </w:rPr>
-        <w:t xml:space="preserve"> Entity </w:t>
-      </w:r>
-      <w:proofErr w:type="spellStart"/>
-      <w:r>
-        <w:rPr>
-          <w:i/>
-          <w:iCs/>
-        </w:rPr>
-        <w:t>và</w:t>
-      </w:r>
-      <w:proofErr w:type="spellEnd"/>
-      <w:r>
-        <w:rPr>
-          <w:i/>
-          <w:iCs/>
-        </w:rPr>
-        <w:t xml:space="preserve"> </w:t>
-      </w:r>
-      <w:proofErr w:type="spellStart"/>
-      <w:r>
-        <w:rPr>
-          <w:i/>
-          <w:iCs/>
-        </w:rPr>
-        <w:t>viết</w:t>
-      </w:r>
-      <w:proofErr w:type="spellEnd"/>
-      <w:r>
-        <w:rPr>
-          <w:i/>
-          <w:iCs/>
-        </w:rPr>
-        <w:t xml:space="preserve"> API)</w:t>
-      </w:r>
-    </w:p>
-    <w:p>
-      <w:pPr>
-        <w:numPr>
-          <w:ilvl w:val="0"/>
-          <w:numId w:val="9"/>
-        </w:numPr>
-      </w:pPr>
-      <w:proofErr w:type="spellStart"/>
-      <w:r>
-        <w:rPr>
-          <w:b/>
-          <w:bCs/>
-        </w:rPr>
-        <w:t>Bảng</w:t>
-      </w:r>
-      <w:proofErr w:type="spellEnd"/>
-      <w:r>
-        <w:rPr>
-          <w:b/>
-          <w:bCs/>
-        </w:rPr>
-        <w:t xml:space="preserve"> user (</w:t>
-      </w:r>
-      <w:proofErr w:type="spellStart"/>
-      <w:r>
-        <w:rPr>
-          <w:b/>
-          <w:bCs/>
-        </w:rPr>
-        <w:t>Người</w:t>
-      </w:r>
-      <w:proofErr w:type="spellEnd"/>
-      <w:r>
-        <w:rPr>
-          <w:b/>
-          <w:bCs/>
-        </w:rPr>
-        <w:t xml:space="preserve"> </w:t>
-      </w:r>
-      <w:proofErr w:type="spellStart"/>
-      <w:r>
-        <w:rPr>
-          <w:b/>
-          <w:bCs/>
-        </w:rPr>
-        <w:t>dùng</w:t>
-      </w:r>
-      <w:proofErr w:type="spellEnd"/>
-      <w:r>
-        <w:rPr>
-          <w:b/>
-          <w:bCs/>
-        </w:rPr>
-        <w:t>):</w:t>
-      </w:r>
-      <w:r>
-        <w:t xml:space="preserve"> id, username (UNIQUE), email (UNIQUE), password, </w:t>
-      </w:r>
-      <w:proofErr w:type="spellStart"/>
-      <w:r>
-        <w:t>full_name</w:t>
-      </w:r>
-      <w:proofErr w:type="spellEnd"/>
-      <w:r>
-        <w:t>, phone, role.</w:t>
-      </w:r>
-    </w:p>
-    <w:p>
-      <w:pPr>
-        <w:numPr>
-          <w:ilvl w:val="0"/>
-          <w:numId w:val="9"/>
-        </w:numPr>
-      </w:pPr>
-      <w:proofErr w:type="spellStart"/>
-      <w:r>
-        <w:rPr>
-          <w:b/>
-          <w:bCs/>
-        </w:rPr>
-        <w:t>Bảng</w:t>
-      </w:r>
-      <w:proofErr w:type="spellEnd"/>
-      <w:r>
-        <w:rPr>
-          <w:b/>
-          <w:bCs/>
-        </w:rPr>
-        <w:t xml:space="preserve"> province (</w:t>
-      </w:r>
-      <w:proofErr w:type="spellStart"/>
-      <w:r>
-        <w:rPr>
-          <w:b/>
-          <w:bCs/>
-        </w:rPr>
-        <w:t>Tỉnh</w:t>
-      </w:r>
-      <w:proofErr w:type="spellEnd"/>
-      <w:r>
-        <w:rPr>
-          <w:b/>
-          <w:bCs/>
-        </w:rPr>
-        <w:t xml:space="preserve">/Thành </w:t>
-      </w:r>
-      <w:proofErr w:type="spellStart"/>
-      <w:r>
-        <w:rPr>
-          <w:b/>
-          <w:bCs/>
-        </w:rPr>
-        <w:t>phố</w:t>
-      </w:r>
-      <w:proofErr w:type="spellEnd"/>
-      <w:r>
-        <w:rPr>
-          <w:b/>
-          <w:bCs/>
-        </w:rPr>
-        <w:t>):</w:t>
-      </w:r>
-      <w:r>
-        <w:t xml:space="preserve"> id, name, code.</w:t>
-      </w:r>
-    </w:p>
-    <w:p>
-      <w:pPr>
-        <w:numPr>
-          <w:ilvl w:val="0"/>
-          <w:numId w:val="9"/>
-        </w:numPr>
-      </w:pPr>
-      <w:proofErr w:type="spellStart"/>
-      <w:r>
-        <w:rPr>
-          <w:b/>
-          <w:bCs/>
-        </w:rPr>
-        <w:lastRenderedPageBreak/>
-        <w:t>Bảng</w:t>
-      </w:r>
-      <w:proofErr w:type="spellEnd"/>
-      <w:r>
-        <w:rPr>
-          <w:b/>
-          <w:bCs/>
-        </w:rPr>
-        <w:t xml:space="preserve"> station (</w:t>
-      </w:r>
-      <w:proofErr w:type="spellStart"/>
-      <w:r>
-        <w:rPr>
-          <w:b/>
-          <w:bCs/>
-        </w:rPr>
-        <w:t>Bến</w:t>
-      </w:r>
-      <w:proofErr w:type="spellEnd"/>
-      <w:r>
-        <w:rPr>
-          <w:b/>
-          <w:bCs/>
-        </w:rPr>
-        <w:t xml:space="preserve"> </w:t>
-      </w:r>
-      <w:proofErr w:type="spellStart"/>
-      <w:r>
-        <w:rPr>
-          <w:b/>
-          <w:bCs/>
-        </w:rPr>
-        <w:t>xe</w:t>
-      </w:r>
-      <w:proofErr w:type="spellEnd"/>
-      <w:r>
-        <w:rPr>
-          <w:b/>
-          <w:bCs/>
-        </w:rPr>
-        <w:t>):</w:t>
-      </w:r>
-      <w:r>
-        <w:t xml:space="preserve"> id, name, address, </w:t>
-      </w:r>
-      <w:proofErr w:type="spellStart"/>
-      <w:r>
-        <w:t>province_id</w:t>
-      </w:r>
-      <w:proofErr w:type="spellEnd"/>
-      <w:r>
-        <w:t xml:space="preserve"> (</w:t>
-      </w:r>
-      <w:proofErr w:type="spellStart"/>
-      <w:r>
-        <w:t>Khóa</w:t>
-      </w:r>
-      <w:proofErr w:type="spellEnd"/>
-      <w:r>
-        <w:t xml:space="preserve"> </w:t>
-      </w:r>
-      <w:proofErr w:type="spellStart"/>
-      <w:r>
-        <w:t>ngoại</w:t>
-      </w:r>
-      <w:proofErr w:type="spellEnd"/>
-      <w:r>
-        <w:t>).</w:t>
-      </w:r>
-    </w:p>
-    <w:p>
-      <w:pPr>
-        <w:numPr>
-          <w:ilvl w:val="0"/>
-          <w:numId w:val="9"/>
-        </w:numPr>
-      </w:pPr>
-      <w:proofErr w:type="spellStart"/>
-      <w:r>
-        <w:rPr>
-          <w:b/>
-          <w:bCs/>
-        </w:rPr>
-        <w:t>Bảng</w:t>
-      </w:r>
-      <w:proofErr w:type="spellEnd"/>
-      <w:r>
-        <w:rPr>
-          <w:b/>
-          <w:bCs/>
-        </w:rPr>
-        <w:t xml:space="preserve"> </w:t>
-      </w:r>
-      <w:proofErr w:type="spellStart"/>
-      <w:r>
-        <w:rPr>
-          <w:b/>
-          <w:bCs/>
-        </w:rPr>
-        <w:t>bus_type</w:t>
-      </w:r>
-      <w:proofErr w:type="spellEnd"/>
-      <w:r>
-        <w:rPr>
-          <w:b/>
-          <w:bCs/>
-        </w:rPr>
-        <w:t xml:space="preserve"> (</w:t>
-      </w:r>
-      <w:proofErr w:type="spellStart"/>
-      <w:r>
-        <w:rPr>
-          <w:b/>
-          <w:bCs/>
-        </w:rPr>
-        <w:t>Loại</w:t>
-      </w:r>
-      <w:proofErr w:type="spellEnd"/>
-      <w:r>
-        <w:rPr>
-          <w:b/>
-          <w:bCs/>
-        </w:rPr>
-        <w:t xml:space="preserve"> </w:t>
-      </w:r>
-      <w:proofErr w:type="spellStart"/>
-      <w:r>
-        <w:rPr>
-          <w:b/>
-          <w:bCs/>
-        </w:rPr>
-        <w:t>xe</w:t>
-      </w:r>
-      <w:proofErr w:type="spellEnd"/>
-      <w:r>
-        <w:rPr>
-          <w:b/>
-          <w:bCs/>
-        </w:rPr>
-        <w:t>):</w:t>
-      </w:r>
-      <w:r>
-        <w:t xml:space="preserve"> id, name (</w:t>
-      </w:r>
-      <w:proofErr w:type="spellStart"/>
-      <w:r>
-        <w:t>Giường</w:t>
-      </w:r>
-      <w:proofErr w:type="spellEnd"/>
-      <w:r>
-        <w:t xml:space="preserve"> </w:t>
-      </w:r>
-      <w:proofErr w:type="spellStart"/>
-      <w:r>
-        <w:t>nằm</w:t>
-      </w:r>
-      <w:proofErr w:type="spellEnd"/>
-      <w:r>
-        <w:t xml:space="preserve">, Limousine...), </w:t>
-      </w:r>
-      <w:proofErr w:type="spellStart"/>
-      <w:r>
-        <w:t>total_seats</w:t>
-      </w:r>
-      <w:proofErr w:type="spellEnd"/>
-      <w:r>
-        <w:t>.</w:t>
-      </w:r>
-    </w:p>
-    <w:p>
-      <w:pPr>
-        <w:numPr>
-          <w:ilvl w:val="0"/>
-          <w:numId w:val="9"/>
-        </w:numPr>
-      </w:pPr>
-      <w:proofErr w:type="spellStart"/>
-      <w:r>
-        <w:rPr>
-          <w:b/>
-          <w:bCs/>
-        </w:rPr>
-        <w:t>Bảng</w:t>
-      </w:r>
-      <w:proofErr w:type="spellEnd"/>
-      <w:r>
-        <w:rPr>
-          <w:b/>
-          <w:bCs/>
-        </w:rPr>
-        <w:t xml:space="preserve"> bus (Xe </w:t>
-      </w:r>
-      <w:proofErr w:type="spellStart"/>
-      <w:r>
-        <w:rPr>
-          <w:b/>
-          <w:bCs/>
-        </w:rPr>
-        <w:t>khách</w:t>
-      </w:r>
-      <w:proofErr w:type="spellEnd"/>
-      <w:r>
-        <w:rPr>
-          <w:b/>
-          <w:bCs/>
-        </w:rPr>
-        <w:t>):</w:t>
-      </w:r>
-      <w:r>
-        <w:t xml:space="preserve"> id, </w:t>
-      </w:r>
-      <w:proofErr w:type="spellStart"/>
-      <w:r>
-        <w:t>license_plate</w:t>
-      </w:r>
-      <w:proofErr w:type="spellEnd"/>
-      <w:r>
-        <w:t xml:space="preserve"> (Biển </w:t>
-      </w:r>
-      <w:proofErr w:type="spellStart"/>
-      <w:r>
-        <w:t>số</w:t>
-      </w:r>
-      <w:proofErr w:type="spellEnd"/>
-      <w:r>
-        <w:t xml:space="preserve">), </w:t>
-      </w:r>
-      <w:proofErr w:type="spellStart"/>
-      <w:r>
-        <w:t>bus_type_id</w:t>
-      </w:r>
-      <w:proofErr w:type="spellEnd"/>
-      <w:r>
-        <w:t>, status.</w:t>
-      </w:r>
-    </w:p>
-    <w:p>
-      <w:pPr>
-        <w:numPr>
-          <w:ilvl w:val="0"/>
-          <w:numId w:val="9"/>
-        </w:numPr>
-      </w:pPr>
-      <w:proofErr w:type="spellStart"/>
-      <w:r>
-        <w:rPr>
-          <w:b/>
-          <w:bCs/>
-        </w:rPr>
-        <w:t>Bảng</w:t>
-      </w:r>
-      <w:proofErr w:type="spellEnd"/>
-      <w:r>
-        <w:rPr>
-          <w:b/>
-          <w:bCs/>
-        </w:rPr>
-        <w:t xml:space="preserve"> route (Tuyến </w:t>
-      </w:r>
-      <w:proofErr w:type="spellStart"/>
-      <w:r>
-        <w:rPr>
-          <w:b/>
-          <w:bCs/>
-        </w:rPr>
-        <w:t>đường</w:t>
-      </w:r>
-      <w:proofErr w:type="spellEnd"/>
-      <w:r>
-        <w:rPr>
-          <w:b/>
-          <w:bCs/>
-        </w:rPr>
-        <w:t>):</w:t>
-      </w:r>
-      <w:r>
-        <w:t xml:space="preserve"> id, </w:t>
-      </w:r>
-      <w:proofErr w:type="spellStart"/>
-      <w:r>
-        <w:t>start_station_id</w:t>
-      </w:r>
-      <w:proofErr w:type="spellEnd"/>
-      <w:r>
-        <w:t xml:space="preserve"> (</w:t>
-      </w:r>
-      <w:proofErr w:type="spellStart"/>
-      <w:r>
-        <w:t>Bến</w:t>
-      </w:r>
-      <w:proofErr w:type="spellEnd"/>
-      <w:r>
-        <w:t xml:space="preserve"> </w:t>
-      </w:r>
-      <w:proofErr w:type="spellStart"/>
-      <w:r>
-        <w:t>đi</w:t>
-      </w:r>
-      <w:proofErr w:type="spellEnd"/>
-      <w:r>
-        <w:t xml:space="preserve">), </w:t>
-      </w:r>
-      <w:proofErr w:type="spellStart"/>
-      <w:r>
-        <w:t>end_station_id</w:t>
-      </w:r>
-      <w:proofErr w:type="spellEnd"/>
-      <w:r>
-        <w:t xml:space="preserve"> (</w:t>
-      </w:r>
-      <w:proofErr w:type="spellStart"/>
-      <w:r>
-        <w:t>Bến</w:t>
-      </w:r>
-      <w:proofErr w:type="spellEnd"/>
-      <w:r>
-        <w:t xml:space="preserve"> </w:t>
-      </w:r>
-      <w:proofErr w:type="spellStart"/>
-      <w:r>
-        <w:t>đến</w:t>
-      </w:r>
-      <w:proofErr w:type="spellEnd"/>
-      <w:r>
-        <w:t>).</w:t>
-      </w:r>
-    </w:p>
-    <w:p>
-      <w:pPr>
-        <w:numPr>
-          <w:ilvl w:val="0"/>
-          <w:numId w:val="9"/>
-        </w:numPr>
-      </w:pPr>
-      <w:proofErr w:type="spellStart"/>
-      <w:r>
-        <w:rPr>
-          <w:b/>
-          <w:bCs/>
-        </w:rPr>
-        <w:t>Bảng</w:t>
-      </w:r>
-      <w:proofErr w:type="spellEnd"/>
-      <w:r>
-        <w:rPr>
-          <w:b/>
-          <w:bCs/>
-        </w:rPr>
-        <w:t xml:space="preserve"> trip (</w:t>
-      </w:r>
-      <w:proofErr w:type="spellStart"/>
-      <w:r>
-        <w:rPr>
-          <w:b/>
-          <w:bCs/>
-        </w:rPr>
-        <w:t>Chuyến</w:t>
-      </w:r>
-      <w:proofErr w:type="spellEnd"/>
-      <w:r>
-        <w:rPr>
-          <w:b/>
-          <w:bCs/>
-        </w:rPr>
-        <w:t xml:space="preserve"> </w:t>
-      </w:r>
-      <w:proofErr w:type="spellStart"/>
-      <w:r>
-        <w:rPr>
-          <w:b/>
-          <w:bCs/>
-        </w:rPr>
-        <w:t>xe</w:t>
-      </w:r>
-      <w:proofErr w:type="spellEnd"/>
-      <w:r>
-        <w:rPr>
-          <w:b/>
-          <w:bCs/>
-        </w:rPr>
-        <w:t>):</w:t>
-      </w:r>
-      <w:r>
-        <w:t xml:space="preserve"> id, </w:t>
-      </w:r>
-      <w:proofErr w:type="spellStart"/>
-      <w:r>
-        <w:t>route_id</w:t>
-      </w:r>
-      <w:proofErr w:type="spellEnd"/>
-      <w:r>
-        <w:t xml:space="preserve">, </w:t>
-      </w:r>
-      <w:proofErr w:type="spellStart"/>
-      <w:r>
-        <w:t>bus_id</w:t>
-      </w:r>
-      <w:proofErr w:type="spellEnd"/>
-      <w:r>
-        <w:t xml:space="preserve">, </w:t>
-      </w:r>
-      <w:proofErr w:type="spellStart"/>
-      <w:r>
-        <w:t>departure_time</w:t>
-      </w:r>
-      <w:proofErr w:type="spellEnd"/>
-      <w:r>
-        <w:t xml:space="preserve"> (</w:t>
-      </w:r>
-      <w:proofErr w:type="spellStart"/>
-      <w:r>
-        <w:t>Giờ</w:t>
-      </w:r>
-      <w:proofErr w:type="spellEnd"/>
-      <w:r>
-        <w:t xml:space="preserve"> </w:t>
-      </w:r>
-      <w:proofErr w:type="spellStart"/>
-      <w:r>
-        <w:t>đi</w:t>
-      </w:r>
-      <w:proofErr w:type="spellEnd"/>
-      <w:r>
-        <w:t xml:space="preserve">), </w:t>
-      </w:r>
-      <w:proofErr w:type="spellStart"/>
-      <w:r>
-        <w:t>arrival_time</w:t>
-      </w:r>
-      <w:proofErr w:type="spellEnd"/>
-      <w:r>
-        <w:t xml:space="preserve"> (</w:t>
-      </w:r>
-      <w:proofErr w:type="spellStart"/>
-      <w:r>
-        <w:t>Giờ</w:t>
-      </w:r>
-      <w:proofErr w:type="spellEnd"/>
-      <w:r>
-        <w:t xml:space="preserve"> </w:t>
-      </w:r>
-      <w:proofErr w:type="spellStart"/>
-      <w:r>
-        <w:t>đến</w:t>
-      </w:r>
-      <w:proofErr w:type="spellEnd"/>
-      <w:r>
-        <w:t>), price (</w:t>
-      </w:r>
-      <w:proofErr w:type="spellStart"/>
-      <w:r>
-        <w:t>Giá</w:t>
-      </w:r>
-      <w:proofErr w:type="spellEnd"/>
-      <w:r>
-        <w:t xml:space="preserve"> </w:t>
-      </w:r>
-      <w:proofErr w:type="spellStart"/>
-      <w:r>
-        <w:t>vé</w:t>
-      </w:r>
-      <w:proofErr w:type="spellEnd"/>
-      <w:r>
-        <w:t>/</w:t>
-      </w:r>
-      <w:proofErr w:type="spellStart"/>
-      <w:r>
-        <w:t>ghế</w:t>
-      </w:r>
-      <w:proofErr w:type="spellEnd"/>
-      <w:r>
-        <w:t>), status.</w:t>
-      </w:r>
-    </w:p>
-    <w:p>
-      <w:pPr>
-        <w:numPr>
-          <w:ilvl w:val="0"/>
-          <w:numId w:val="9"/>
-        </w:numPr>
-      </w:pPr>
-      <w:proofErr w:type="spellStart"/>
-      <w:r>
-        <w:rPr>
-          <w:b/>
-          <w:bCs/>
-        </w:rPr>
-        <w:t>Bảng</w:t>
-      </w:r>
-      <w:proofErr w:type="spellEnd"/>
-      <w:r>
-        <w:rPr>
-          <w:b/>
-          <w:bCs/>
-        </w:rPr>
-        <w:t xml:space="preserve"> booking (</w:t>
-      </w:r>
-      <w:proofErr w:type="spellStart"/>
-      <w:r>
-        <w:rPr>
-          <w:b/>
-          <w:bCs/>
-        </w:rPr>
-        <w:t>Đơn</w:t>
-      </w:r>
-      <w:proofErr w:type="spellEnd"/>
-      <w:r>
-        <w:rPr>
-          <w:b/>
-          <w:bCs/>
-        </w:rPr>
-        <w:t xml:space="preserve"> </w:t>
-      </w:r>
-      <w:proofErr w:type="spellStart"/>
-      <w:r>
-        <w:rPr>
-          <w:b/>
-          <w:bCs/>
-        </w:rPr>
-        <w:t>đặt</w:t>
-      </w:r>
-      <w:proofErr w:type="spellEnd"/>
-      <w:r>
-        <w:rPr>
-          <w:b/>
-          <w:bCs/>
-        </w:rPr>
-        <w:t xml:space="preserve"> </w:t>
-      </w:r>
-      <w:proofErr w:type="spellStart"/>
-      <w:r>
-        <w:rPr>
-          <w:b/>
-          <w:bCs/>
-        </w:rPr>
-        <w:t>vé</w:t>
-      </w:r>
-      <w:proofErr w:type="spellEnd"/>
-      <w:r>
-        <w:rPr>
-          <w:b/>
-          <w:bCs/>
-        </w:rPr>
-        <w:t>):</w:t>
-      </w:r>
-      <w:r>
-        <w:t xml:space="preserve"> id (</w:t>
-      </w:r>
-      <w:proofErr w:type="spellStart"/>
-      <w:r>
-        <w:t>Mã</w:t>
-      </w:r>
-      <w:proofErr w:type="spellEnd"/>
-      <w:r>
-        <w:t xml:space="preserve"> </w:t>
-      </w:r>
-      <w:proofErr w:type="spellStart"/>
-      <w:r>
-        <w:t>đơn</w:t>
-      </w:r>
-      <w:proofErr w:type="spellEnd"/>
-      <w:r>
-        <w:t xml:space="preserve"> text), </w:t>
-      </w:r>
-      <w:proofErr w:type="spellStart"/>
-      <w:r>
-        <w:t>user_id</w:t>
-      </w:r>
-      <w:proofErr w:type="spellEnd"/>
-      <w:r>
-        <w:t xml:space="preserve">, </w:t>
-      </w:r>
-      <w:proofErr w:type="spellStart"/>
-      <w:r>
-        <w:t>passenger_name</w:t>
-      </w:r>
-      <w:proofErr w:type="spellEnd"/>
-      <w:r>
-        <w:t xml:space="preserve">, </w:t>
-      </w:r>
-      <w:proofErr w:type="spellStart"/>
-      <w:r>
-        <w:t>passenger_phone</w:t>
-      </w:r>
-      <w:proofErr w:type="spellEnd"/>
-      <w:r>
-        <w:t xml:space="preserve">, note, </w:t>
-      </w:r>
-      <w:proofErr w:type="spellStart"/>
-      <w:r>
-        <w:t>pickup_location</w:t>
-      </w:r>
-      <w:proofErr w:type="spellEnd"/>
-      <w:r>
-        <w:t xml:space="preserve">, </w:t>
-      </w:r>
-      <w:proofErr w:type="spellStart"/>
-      <w:r>
-        <w:t>dropoff_location</w:t>
-      </w:r>
-      <w:proofErr w:type="spellEnd"/>
-      <w:r>
-        <w:t xml:space="preserve">, </w:t>
-      </w:r>
-      <w:proofErr w:type="spellStart"/>
-      <w:r>
-        <w:t>total_amount</w:t>
-      </w:r>
-      <w:proofErr w:type="spellEnd"/>
-      <w:r>
-        <w:t xml:space="preserve">, </w:t>
-      </w:r>
-      <w:proofErr w:type="spellStart"/>
-      <w:r>
-        <w:t>booking_time</w:t>
-      </w:r>
-      <w:proofErr w:type="spellEnd"/>
-      <w:r>
-        <w:t>.</w:t>
-      </w:r>
-    </w:p>
-    <w:p>
-      <w:pPr>
-        <w:numPr>
-          <w:ilvl w:val="0"/>
-          <w:numId w:val="9"/>
-        </w:numPr>
-      </w:pPr>
-      <w:proofErr w:type="spellStart"/>
-      <w:r>
-        <w:rPr>
-          <w:b/>
-          <w:bCs/>
-        </w:rPr>
-        <w:t>Bảng</w:t>
-      </w:r>
-      <w:proofErr w:type="spellEnd"/>
-      <w:r>
-        <w:rPr>
-          <w:b/>
-          <w:bCs/>
-        </w:rPr>
-        <w:t xml:space="preserve"> ticket (Chi </w:t>
-      </w:r>
-      <w:proofErr w:type="spellStart"/>
-      <w:r>
-        <w:rPr>
-          <w:b/>
-          <w:bCs/>
-        </w:rPr>
-        <w:t>tiết</w:t>
-      </w:r>
-      <w:proofErr w:type="spellEnd"/>
-      <w:r>
-        <w:rPr>
-          <w:b/>
-          <w:bCs/>
-        </w:rPr>
-        <w:t xml:space="preserve"> </w:t>
-      </w:r>
-      <w:proofErr w:type="spellStart"/>
-      <w:r>
-        <w:rPr>
-          <w:b/>
-          <w:bCs/>
-        </w:rPr>
-        <w:t>vé</w:t>
-      </w:r>
-      <w:proofErr w:type="spellEnd"/>
-      <w:r>
-        <w:rPr>
-          <w:b/>
-          <w:bCs/>
-        </w:rPr>
-        <w:t>/</w:t>
-      </w:r>
-      <w:proofErr w:type="spellStart"/>
-      <w:r>
-        <w:rPr>
-          <w:b/>
-          <w:bCs/>
-        </w:rPr>
-        <w:t>Ghế</w:t>
-      </w:r>
-      <w:proofErr w:type="spellEnd"/>
-      <w:r>
-        <w:rPr>
-          <w:b/>
-          <w:bCs/>
-        </w:rPr>
-        <w:t>):</w:t>
-      </w:r>
-      <w:r>
-        <w:t xml:space="preserve"> id, </w:t>
-      </w:r>
-      <w:proofErr w:type="spellStart"/>
-      <w:r>
-        <w:t>booking_id</w:t>
-      </w:r>
-      <w:proofErr w:type="spellEnd"/>
-      <w:r>
-        <w:t xml:space="preserve">, </w:t>
-      </w:r>
-      <w:proofErr w:type="spellStart"/>
-      <w:r>
-        <w:t>trip_id</w:t>
-      </w:r>
-      <w:proofErr w:type="spellEnd"/>
-      <w:r>
-        <w:t xml:space="preserve">, </w:t>
-      </w:r>
-      <w:proofErr w:type="spellStart"/>
-      <w:r>
-        <w:t>seat_name</w:t>
-      </w:r>
-      <w:proofErr w:type="spellEnd"/>
-      <w:r>
-        <w:t xml:space="preserve"> (</w:t>
-      </w:r>
-      <w:proofErr w:type="spellStart"/>
-      <w:r>
-        <w:t>Tên</w:t>
-      </w:r>
-      <w:proofErr w:type="spellEnd"/>
-      <w:r>
-        <w:t xml:space="preserve"> </w:t>
-      </w:r>
-      <w:proofErr w:type="spellStart"/>
-      <w:r>
-        <w:t>ghế</w:t>
-      </w:r>
-      <w:proofErr w:type="spellEnd"/>
-      <w:r>
-        <w:t xml:space="preserve">: A1, A2...), price, </w:t>
-      </w:r>
-      <w:proofErr w:type="spellStart"/>
-      <w:r>
-        <w:t>ticket_status</w:t>
-      </w:r>
-      <w:proofErr w:type="spellEnd"/>
-      <w:r>
-        <w:t>.</w:t>
-      </w:r>
-    </w:p>
-    <w:p>
-      <w:r>
-        <w:pict w14:anchorId="79644272">
-          <v:rect id="_x0000_i1039" style="width:0;height:1.5pt" o:hralign="center" o:hrstd="t" o:hr="t" fillcolor="#a0a0a0" stroked="f"/>
-        </w:pict>
-      </w:r>
-    </w:p>
-    <w:p>
-      <w:pPr>
-        <w:rPr>
-          <w:b/>
-          <w:bCs/>
-        </w:rPr>
-      </w:pPr>
-      <w:r>
-        <w:rPr>
-          <w:b/>
-          <w:bCs/>
-        </w:rPr>
-        <w:t>4. CHI TIẾT CÁC CHỨC NĂNG (Functional Requirements)</w:t>
-      </w:r>
-    </w:p>
-    <w:p>
-      <w:pPr>
-        <w:rPr>
-          <w:b/>
-          <w:bCs/>
-        </w:rPr>
-      </w:pPr>
-      <w:proofErr w:type="spellStart"/>
-      <w:r>
-        <w:rPr>
-          <w:b/>
-          <w:bCs/>
-        </w:rPr>
-        <w:t>Phân</w:t>
-      </w:r>
-      <w:proofErr w:type="spellEnd"/>
-      <w:r>
-        <w:rPr>
-          <w:b/>
-          <w:bCs/>
-        </w:rPr>
-        <w:t xml:space="preserve"> </w:t>
-      </w:r>
-      <w:proofErr w:type="spellStart"/>
-      <w:r>
-        <w:rPr>
-          <w:b/>
-          <w:bCs/>
-        </w:rPr>
-        <w:t>hệ</w:t>
-      </w:r>
-      <w:proofErr w:type="spellEnd"/>
-      <w:r>
-        <w:rPr>
-          <w:b/>
-          <w:bCs/>
-        </w:rPr>
-        <w:t xml:space="preserve"> 1: </w:t>
-      </w:r>
-      <w:proofErr w:type="spellStart"/>
-      <w:r>
-        <w:rPr>
-          <w:b/>
-          <w:bCs/>
-        </w:rPr>
-        <w:t>Khách</w:t>
-      </w:r>
-      <w:proofErr w:type="spellEnd"/>
-      <w:r>
-        <w:rPr>
-          <w:b/>
-          <w:bCs/>
-        </w:rPr>
-        <w:t xml:space="preserve"> </w:t>
-      </w:r>
-      <w:proofErr w:type="spellStart"/>
-      <w:r>
-        <w:rPr>
-          <w:b/>
-          <w:bCs/>
-        </w:rPr>
-        <w:t>hàng</w:t>
-      </w:r>
-      <w:proofErr w:type="spellEnd"/>
-      <w:r>
-        <w:rPr>
-          <w:b/>
-          <w:bCs/>
-        </w:rPr>
-        <w:t xml:space="preserve"> (Frontend)</w:t>
-      </w:r>
-    </w:p>
-    <w:p>
-      <w:r>
-        <w:rPr>
-          <w:b/>
-          <w:bCs/>
-        </w:rPr>
-        <w:t xml:space="preserve">1. </w:t>
-      </w:r>
-      <w:proofErr w:type="spellStart"/>
-      <w:r>
-        <w:rPr>
-          <w:b/>
-          <w:bCs/>
-        </w:rPr>
-        <w:t>Tính</w:t>
-      </w:r>
-      <w:proofErr w:type="spellEnd"/>
-      <w:r>
-        <w:rPr>
-          <w:b/>
-          <w:bCs/>
-        </w:rPr>
-        <w:t xml:space="preserve"> </w:t>
-      </w:r>
-      <w:proofErr w:type="spellStart"/>
-      <w:r>
-        <w:rPr>
-          <w:b/>
-          <w:bCs/>
-        </w:rPr>
-        <w:t>năng</w:t>
-      </w:r>
-      <w:proofErr w:type="spellEnd"/>
-      <w:r>
-        <w:rPr>
-          <w:b/>
-          <w:bCs/>
-        </w:rPr>
-        <w:t xml:space="preserve"> </w:t>
-      </w:r>
-      <w:proofErr w:type="spellStart"/>
-      <w:r>
-        <w:rPr>
-          <w:b/>
-          <w:bCs/>
-        </w:rPr>
-        <w:t>Xác</w:t>
-      </w:r>
-      <w:proofErr w:type="spellEnd"/>
-      <w:r>
-        <w:rPr>
-          <w:b/>
-          <w:bCs/>
-        </w:rPr>
-        <w:t xml:space="preserve"> </w:t>
-      </w:r>
-      <w:proofErr w:type="spellStart"/>
-      <w:r>
-        <w:rPr>
-          <w:b/>
-          <w:bCs/>
-        </w:rPr>
-        <w:t>thực</w:t>
-      </w:r>
-      <w:proofErr w:type="spellEnd"/>
-      <w:r>
-        <w:rPr>
-          <w:b/>
-          <w:bCs/>
-        </w:rPr>
-        <w:t xml:space="preserve"> (Authentication) - </w:t>
-      </w:r>
-      <w:proofErr w:type="spellStart"/>
-      <w:r>
-        <w:rPr>
-          <w:b/>
-          <w:bCs/>
-          <w:i/>
-          <w:iCs/>
-        </w:rPr>
-        <w:t>Đã</w:t>
-      </w:r>
-      <w:proofErr w:type="spellEnd"/>
-      <w:r>
-        <w:rPr>
-          <w:b/>
-          <w:bCs/>
-          <w:i/>
-          <w:iCs/>
-        </w:rPr>
-        <w:t xml:space="preserve"> </w:t>
-      </w:r>
-      <w:proofErr w:type="spellStart"/>
-      <w:r>
-        <w:rPr>
-          <w:b/>
-          <w:bCs/>
-          <w:i/>
-          <w:iCs/>
-        </w:rPr>
-        <w:t>hoàn</w:t>
-      </w:r>
-      <w:proofErr w:type="spellEnd"/>
-      <w:r>
-        <w:rPr>
-          <w:b/>
-          <w:bCs/>
-          <w:i/>
-          <w:iCs/>
-        </w:rPr>
-        <w:t xml:space="preserve"> </w:t>
-      </w:r>
-      <w:proofErr w:type="spellStart"/>
-      <w:r>
-        <w:rPr>
-          <w:b/>
-          <w:bCs/>
-          <w:i/>
-          <w:iCs/>
-        </w:rPr>
-        <w:t>thành</w:t>
-      </w:r>
-      <w:proofErr w:type="spellEnd"/>
-      <w:r>
-        <w:rPr>
-          <w:b/>
-          <w:bCs/>
-          <w:i/>
-          <w:iCs/>
-        </w:rPr>
-        <w:t xml:space="preserve"> </w:t>
-      </w:r>
-      <w:proofErr w:type="spellStart"/>
-      <w:r>
-        <w:rPr>
-          <w:b/>
-          <w:bCs/>
-          <w:i/>
-          <w:iCs/>
-        </w:rPr>
-        <w:t>cơ</w:t>
-      </w:r>
-      <w:proofErr w:type="spellEnd"/>
-      <w:r>
-        <w:rPr>
-          <w:b/>
-          <w:bCs/>
-          <w:i/>
-          <w:iCs/>
-        </w:rPr>
-        <w:t xml:space="preserve"> </w:t>
-      </w:r>
-      <w:proofErr w:type="spellStart"/>
-      <w:r>
-        <w:rPr>
-          <w:b/>
-          <w:bCs/>
-          <w:i/>
-          <w:iCs/>
-        </w:rPr>
-        <w:t>bản</w:t>
-      </w:r>
-      <w:proofErr w:type="spellEnd"/>
-    </w:p>
-    <w:p>
-      <w:pPr>
-        <w:numPr>
-          <w:ilvl w:val="0"/>
-          <w:numId w:val="10"/>
-        </w:numPr>
-      </w:pPr>
-      <w:proofErr w:type="spellStart"/>
-      <w:r>
-        <w:t>Đăng</w:t>
-      </w:r>
-      <w:proofErr w:type="spellEnd"/>
-      <w:r>
-        <w:t xml:space="preserve"> </w:t>
-      </w:r>
-      <w:proofErr w:type="spellStart"/>
-      <w:r>
-        <w:t>ký</w:t>
-      </w:r>
-      <w:proofErr w:type="spellEnd"/>
-      <w:r>
-        <w:t xml:space="preserve"> </w:t>
-      </w:r>
-      <w:proofErr w:type="spellStart"/>
-      <w:r>
-        <w:t>tài</w:t>
-      </w:r>
-      <w:proofErr w:type="spellEnd"/>
-      <w:r>
-        <w:t xml:space="preserve"> </w:t>
-      </w:r>
-      <w:proofErr w:type="spellStart"/>
-      <w:r>
-        <w:t>khoản</w:t>
-      </w:r>
-      <w:proofErr w:type="spellEnd"/>
-      <w:r>
-        <w:t xml:space="preserve"> (</w:t>
-      </w:r>
-      <w:proofErr w:type="spellStart"/>
-      <w:r>
-        <w:t>Ràng</w:t>
-      </w:r>
-      <w:proofErr w:type="spellEnd"/>
-      <w:r>
-        <w:t xml:space="preserve"> </w:t>
-      </w:r>
-      <w:proofErr w:type="spellStart"/>
-      <w:r>
-        <w:t>buộc</w:t>
-      </w:r>
-      <w:proofErr w:type="spellEnd"/>
-      <w:r>
-        <w:t xml:space="preserve"> </w:t>
-      </w:r>
-      <w:proofErr w:type="spellStart"/>
-      <w:r>
-        <w:t>trùng</w:t>
-      </w:r>
-      <w:proofErr w:type="spellEnd"/>
-      <w:r>
-        <w:t xml:space="preserve"> Username/Email).</w:t>
-      </w:r>
-    </w:p>
-    <w:p>
-      <w:pPr>
-        <w:numPr>
-          <w:ilvl w:val="0"/>
-          <w:numId w:val="10"/>
-        </w:numPr>
-      </w:pPr>
-      <w:proofErr w:type="spellStart"/>
-      <w:r>
-        <w:t>Đăng</w:t>
-      </w:r>
-      <w:proofErr w:type="spellEnd"/>
-      <w:r>
-        <w:t xml:space="preserve"> </w:t>
-      </w:r>
-      <w:proofErr w:type="spellStart"/>
-      <w:r>
-        <w:t>nhập</w:t>
-      </w:r>
-      <w:proofErr w:type="spellEnd"/>
-      <w:r>
-        <w:t xml:space="preserve"> (</w:t>
-      </w:r>
-      <w:proofErr w:type="spellStart"/>
-      <w:r>
-        <w:t>Kiểm</w:t>
-      </w:r>
-      <w:proofErr w:type="spellEnd"/>
-      <w:r>
-        <w:t xml:space="preserve"> </w:t>
-      </w:r>
-      <w:proofErr w:type="spellStart"/>
-      <w:r>
-        <w:t>tra</w:t>
-      </w:r>
-      <w:proofErr w:type="spellEnd"/>
-      <w:r>
-        <w:t xml:space="preserve"> DB, </w:t>
-      </w:r>
-      <w:proofErr w:type="spellStart"/>
-      <w:r>
-        <w:t>lưu</w:t>
-      </w:r>
-      <w:proofErr w:type="spellEnd"/>
-      <w:r>
-        <w:t xml:space="preserve"> </w:t>
-      </w:r>
-      <w:proofErr w:type="spellStart"/>
-      <w:r>
-        <w:t>trạng</w:t>
-      </w:r>
-      <w:proofErr w:type="spellEnd"/>
-      <w:r>
-        <w:t xml:space="preserve"> </w:t>
-      </w:r>
-      <w:proofErr w:type="spellStart"/>
-      <w:r>
-        <w:t>thái</w:t>
-      </w:r>
-      <w:proofErr w:type="spellEnd"/>
-      <w:r>
-        <w:t xml:space="preserve"> </w:t>
-      </w:r>
-      <w:proofErr w:type="spellStart"/>
-      <w:r>
-        <w:t>vào</w:t>
-      </w:r>
-      <w:proofErr w:type="spellEnd"/>
-      <w:r>
-        <w:t xml:space="preserve"> </w:t>
-      </w:r>
-      <w:proofErr w:type="spellStart"/>
-      <w:r>
-        <w:t>LocalStorage</w:t>
-      </w:r>
-      <w:proofErr w:type="spellEnd"/>
-      <w:r>
-        <w:t>).</w:t>
-      </w:r>
-    </w:p>
-    <w:p>
-      <w:pPr>
-        <w:numPr>
-          <w:ilvl w:val="0"/>
-          <w:numId w:val="10"/>
-        </w:numPr>
-      </w:pPr>
-      <w:proofErr w:type="spellStart"/>
-      <w:r>
-        <w:t>Quên</w:t>
-      </w:r>
-      <w:proofErr w:type="spellEnd"/>
-      <w:r>
-        <w:t xml:space="preserve"> </w:t>
-      </w:r>
-      <w:proofErr w:type="spellStart"/>
-      <w:r>
-        <w:t>mật</w:t>
-      </w:r>
-      <w:proofErr w:type="spellEnd"/>
-      <w:r>
-        <w:t xml:space="preserve"> </w:t>
-      </w:r>
-      <w:proofErr w:type="spellStart"/>
-      <w:r>
-        <w:t>khẩu</w:t>
-      </w:r>
-      <w:proofErr w:type="spellEnd"/>
-      <w:r>
-        <w:t xml:space="preserve"> (Quy </w:t>
-      </w:r>
-      <w:proofErr w:type="spellStart"/>
-      <w:r>
-        <w:t>trình</w:t>
-      </w:r>
-      <w:proofErr w:type="spellEnd"/>
-      <w:r>
-        <w:t xml:space="preserve"> 3 </w:t>
-      </w:r>
-      <w:proofErr w:type="spellStart"/>
-      <w:r>
-        <w:t>bước</w:t>
-      </w:r>
-      <w:proofErr w:type="spellEnd"/>
-      <w:r>
-        <w:t xml:space="preserve"> </w:t>
-      </w:r>
-      <w:proofErr w:type="spellStart"/>
-      <w:r>
-        <w:t>chặt</w:t>
-      </w:r>
-      <w:proofErr w:type="spellEnd"/>
-      <w:r>
-        <w:t xml:space="preserve"> </w:t>
-      </w:r>
-      <w:proofErr w:type="spellStart"/>
-      <w:r>
-        <w:t>chẽ</w:t>
-      </w:r>
-      <w:proofErr w:type="spellEnd"/>
-      <w:r>
-        <w:t xml:space="preserve">: Check User -&gt; </w:t>
-      </w:r>
-      <w:proofErr w:type="spellStart"/>
-      <w:r>
-        <w:t>Xác</w:t>
-      </w:r>
-      <w:proofErr w:type="spellEnd"/>
-      <w:r>
-        <w:t xml:space="preserve"> </w:t>
-      </w:r>
-      <w:proofErr w:type="spellStart"/>
-      <w:r>
-        <w:t>thực</w:t>
-      </w:r>
-      <w:proofErr w:type="spellEnd"/>
-      <w:r>
-        <w:t xml:space="preserve"> Email &amp; </w:t>
-      </w:r>
-      <w:proofErr w:type="spellStart"/>
-      <w:r>
-        <w:t>Gửi</w:t>
-      </w:r>
-      <w:proofErr w:type="spellEnd"/>
-      <w:r>
-        <w:t xml:space="preserve"> OTP -&gt; Check OTP &amp; </w:t>
-      </w:r>
-      <w:proofErr w:type="spellStart"/>
-      <w:r>
-        <w:t>Đổi</w:t>
-      </w:r>
-      <w:proofErr w:type="spellEnd"/>
-      <w:r>
-        <w:t xml:space="preserve"> </w:t>
-      </w:r>
-      <w:proofErr w:type="spellStart"/>
-      <w:r>
-        <w:t>mật</w:t>
-      </w:r>
-      <w:proofErr w:type="spellEnd"/>
-      <w:r>
-        <w:t xml:space="preserve"> </w:t>
-      </w:r>
-      <w:proofErr w:type="spellStart"/>
-      <w:r>
-        <w:t>khẩu</w:t>
-      </w:r>
-      <w:proofErr w:type="spellEnd"/>
-      <w:r>
-        <w:t>).</w:t>
-      </w:r>
-    </w:p>
-    <w:p>
-      <w:pPr>
-        <w:numPr>
-          <w:ilvl w:val="0"/>
-          <w:numId w:val="10"/>
-        </w:numPr>
-      </w:pPr>
-      <w:proofErr w:type="spellStart"/>
-      <w:r>
-        <w:t>Đăng</w:t>
-      </w:r>
-      <w:proofErr w:type="spellEnd"/>
-      <w:r>
-        <w:t xml:space="preserve"> </w:t>
-      </w:r>
-      <w:proofErr w:type="spellStart"/>
-      <w:r>
-        <w:t>xuất</w:t>
-      </w:r>
-      <w:proofErr w:type="spellEnd"/>
-      <w:r>
-        <w:t>.</w:t>
-      </w:r>
-    </w:p>
-    <w:p>
-      <w:r>
-        <w:rPr>
-          <w:b/>
-          <w:bCs/>
-        </w:rPr>
-        <w:t xml:space="preserve">2. </w:t>
-      </w:r>
-      <w:proofErr w:type="spellStart"/>
-      <w:r>
-        <w:rPr>
-          <w:b/>
-          <w:bCs/>
-        </w:rPr>
-        <w:t>Tính</w:t>
-      </w:r>
-      <w:proofErr w:type="spellEnd"/>
-      <w:r>
-        <w:rPr>
-          <w:b/>
-          <w:bCs/>
-        </w:rPr>
-        <w:t xml:space="preserve"> </w:t>
-      </w:r>
-      <w:proofErr w:type="spellStart"/>
-      <w:r>
-        <w:rPr>
-          <w:b/>
-          <w:bCs/>
-        </w:rPr>
-        <w:t>năng</w:t>
-      </w:r>
-      <w:proofErr w:type="spellEnd"/>
-      <w:r>
-        <w:rPr>
-          <w:b/>
-          <w:bCs/>
-        </w:rPr>
-        <w:t xml:space="preserve"> Trang </w:t>
-      </w:r>
-      <w:proofErr w:type="spellStart"/>
-      <w:r>
-        <w:rPr>
-          <w:b/>
-          <w:bCs/>
-        </w:rPr>
-        <w:t>chủ</w:t>
-      </w:r>
-      <w:proofErr w:type="spellEnd"/>
-      <w:r>
-        <w:rPr>
-          <w:b/>
-          <w:bCs/>
-        </w:rPr>
-        <w:t xml:space="preserve"> &amp; Tra </w:t>
-      </w:r>
-      <w:proofErr w:type="spellStart"/>
-      <w:r>
-        <w:rPr>
-          <w:b/>
-          <w:bCs/>
-        </w:rPr>
-        <w:t>cứu</w:t>
-      </w:r>
-      <w:proofErr w:type="spellEnd"/>
-      <w:r>
-        <w:rPr>
-          <w:b/>
-          <w:bCs/>
-        </w:rPr>
-        <w:t xml:space="preserve"> </w:t>
-      </w:r>
-      <w:proofErr w:type="spellStart"/>
-      <w:r>
-        <w:rPr>
-          <w:b/>
-          <w:bCs/>
-        </w:rPr>
-        <w:t>chuyến</w:t>
-      </w:r>
-      <w:proofErr w:type="spellEnd"/>
-      <w:r>
-        <w:rPr>
-          <w:b/>
-          <w:bCs/>
-        </w:rPr>
-        <w:t xml:space="preserve"> </w:t>
-      </w:r>
-      <w:proofErr w:type="spellStart"/>
-      <w:r>
-        <w:rPr>
-          <w:b/>
-          <w:bCs/>
-        </w:rPr>
-        <w:t>xe</w:t>
-      </w:r>
-      <w:proofErr w:type="spellEnd"/>
-    </w:p>
-    <w:p>
-      <w:pPr>
-        <w:numPr>
-          <w:ilvl w:val="0"/>
-          <w:numId w:val="11"/>
-        </w:numPr>
-      </w:pPr>
-      <w:r>
-        <w:t xml:space="preserve">Thanh </w:t>
-      </w:r>
-      <w:proofErr w:type="spellStart"/>
-      <w:r>
-        <w:t>tìm</w:t>
-      </w:r>
-      <w:proofErr w:type="spellEnd"/>
-      <w:r>
-        <w:t xml:space="preserve"> </w:t>
-      </w:r>
-      <w:proofErr w:type="spellStart"/>
-      <w:r>
-        <w:t>kiếm</w:t>
-      </w:r>
-      <w:proofErr w:type="spellEnd"/>
-      <w:r>
-        <w:t xml:space="preserve"> </w:t>
-      </w:r>
-      <w:proofErr w:type="spellStart"/>
-      <w:r>
-        <w:t>chuyến</w:t>
-      </w:r>
-      <w:proofErr w:type="spellEnd"/>
-      <w:r>
-        <w:t xml:space="preserve"> </w:t>
-      </w:r>
-      <w:proofErr w:type="spellStart"/>
-      <w:r>
-        <w:t>xe</w:t>
-      </w:r>
-      <w:proofErr w:type="spellEnd"/>
-      <w:r>
-        <w:t xml:space="preserve">: </w:t>
-      </w:r>
-      <w:proofErr w:type="spellStart"/>
-      <w:r>
-        <w:t>Chọn</w:t>
-      </w:r>
-      <w:proofErr w:type="spellEnd"/>
-      <w:r>
-        <w:t xml:space="preserve"> "</w:t>
-      </w:r>
-      <w:proofErr w:type="spellStart"/>
-      <w:r>
-        <w:t>Điểm</w:t>
-      </w:r>
-      <w:proofErr w:type="spellEnd"/>
-      <w:r>
-        <w:t xml:space="preserve"> </w:t>
-      </w:r>
-      <w:proofErr w:type="spellStart"/>
-      <w:r>
-        <w:t>đi</w:t>
-      </w:r>
-      <w:proofErr w:type="spellEnd"/>
-      <w:r>
-        <w:t>", "</w:t>
-      </w:r>
-      <w:proofErr w:type="spellStart"/>
-      <w:r>
-        <w:t>Điểm</w:t>
-      </w:r>
-      <w:proofErr w:type="spellEnd"/>
-      <w:r>
-        <w:t xml:space="preserve"> </w:t>
-      </w:r>
-      <w:proofErr w:type="spellStart"/>
-      <w:r>
-        <w:t>đến</w:t>
-      </w:r>
-      <w:proofErr w:type="spellEnd"/>
-      <w:r>
-        <w:t>", "</w:t>
-      </w:r>
-      <w:proofErr w:type="spellStart"/>
-      <w:r>
-        <w:t>Ngày</w:t>
-      </w:r>
-      <w:proofErr w:type="spellEnd"/>
-      <w:r>
-        <w:t xml:space="preserve"> </w:t>
-      </w:r>
-      <w:proofErr w:type="spellStart"/>
-      <w:r>
-        <w:t>đi</w:t>
-      </w:r>
-      <w:proofErr w:type="spellEnd"/>
-      <w:r>
-        <w:t>".</w:t>
-      </w:r>
-    </w:p>
-    <w:p>
-      <w:pPr>
-        <w:numPr>
-          <w:ilvl w:val="0"/>
-          <w:numId w:val="11"/>
-        </w:numPr>
-      </w:pPr>
-      <w:r>
-        <w:t xml:space="preserve">Hiển </w:t>
-      </w:r>
-      <w:proofErr w:type="spellStart"/>
-      <w:r>
-        <w:t>thị</w:t>
-      </w:r>
-      <w:proofErr w:type="spellEnd"/>
-      <w:r>
-        <w:t xml:space="preserve"> </w:t>
-      </w:r>
-      <w:proofErr w:type="spellStart"/>
-      <w:r>
-        <w:t>danh</w:t>
-      </w:r>
-      <w:proofErr w:type="spellEnd"/>
-      <w:r>
-        <w:t xml:space="preserve"> </w:t>
-      </w:r>
-      <w:proofErr w:type="spellStart"/>
-      <w:r>
-        <w:t>sách</w:t>
-      </w:r>
-      <w:proofErr w:type="spellEnd"/>
-      <w:r>
-        <w:t xml:space="preserve"> </w:t>
-      </w:r>
-      <w:proofErr w:type="spellStart"/>
-      <w:r>
-        <w:t>các</w:t>
-      </w:r>
-      <w:proofErr w:type="spellEnd"/>
-      <w:r>
-        <w:t xml:space="preserve"> </w:t>
-      </w:r>
-      <w:proofErr w:type="spellStart"/>
-      <w:r>
-        <w:t>chuyến</w:t>
-      </w:r>
-      <w:proofErr w:type="spellEnd"/>
-      <w:r>
-        <w:t xml:space="preserve"> </w:t>
-      </w:r>
-      <w:proofErr w:type="spellStart"/>
-      <w:r>
-        <w:t>xe</w:t>
-      </w:r>
-      <w:proofErr w:type="spellEnd"/>
-      <w:r>
-        <w:t xml:space="preserve"> </w:t>
-      </w:r>
-      <w:proofErr w:type="spellStart"/>
-      <w:r>
-        <w:t>phù</w:t>
-      </w:r>
-      <w:proofErr w:type="spellEnd"/>
-      <w:r>
-        <w:t xml:space="preserve"> </w:t>
-      </w:r>
-      <w:proofErr w:type="spellStart"/>
-      <w:r>
-        <w:t>hợp</w:t>
-      </w:r>
-      <w:proofErr w:type="spellEnd"/>
-      <w:r>
-        <w:t xml:space="preserve"> (</w:t>
-      </w:r>
-      <w:proofErr w:type="spellStart"/>
-      <w:r>
-        <w:t>Kèm</w:t>
-      </w:r>
-      <w:proofErr w:type="spellEnd"/>
-      <w:r>
-        <w:t xml:space="preserve"> </w:t>
-      </w:r>
-      <w:proofErr w:type="spellStart"/>
-      <w:r>
-        <w:t>thông</w:t>
-      </w:r>
-      <w:proofErr w:type="spellEnd"/>
-      <w:r>
-        <w:t xml:space="preserve"> tin: </w:t>
-      </w:r>
-      <w:proofErr w:type="spellStart"/>
-      <w:r>
-        <w:t>Giờ</w:t>
-      </w:r>
-      <w:proofErr w:type="spellEnd"/>
-      <w:r>
-        <w:t xml:space="preserve"> </w:t>
-      </w:r>
-      <w:proofErr w:type="spellStart"/>
-      <w:r>
-        <w:t>khởi</w:t>
-      </w:r>
-      <w:proofErr w:type="spellEnd"/>
-      <w:r>
-        <w:t xml:space="preserve"> </w:t>
-      </w:r>
-      <w:proofErr w:type="spellStart"/>
-      <w:r>
-        <w:t>hành</w:t>
-      </w:r>
-      <w:proofErr w:type="spellEnd"/>
-      <w:r>
-        <w:t xml:space="preserve">, </w:t>
-      </w:r>
-      <w:proofErr w:type="spellStart"/>
-      <w:r>
-        <w:t>giá</w:t>
-      </w:r>
-      <w:proofErr w:type="spellEnd"/>
-      <w:r>
-        <w:t xml:space="preserve"> </w:t>
-      </w:r>
-      <w:proofErr w:type="spellStart"/>
-      <w:r>
-        <w:t>vé</w:t>
-      </w:r>
-      <w:proofErr w:type="spellEnd"/>
-      <w:r>
-        <w:t xml:space="preserve">, </w:t>
-      </w:r>
-      <w:proofErr w:type="spellStart"/>
-      <w:r>
-        <w:t>loại</w:t>
-      </w:r>
-      <w:proofErr w:type="spellEnd"/>
-      <w:r>
-        <w:t xml:space="preserve"> </w:t>
-      </w:r>
-      <w:proofErr w:type="spellStart"/>
-      <w:r>
-        <w:t>xe</w:t>
-      </w:r>
-      <w:proofErr w:type="spellEnd"/>
-      <w:r>
-        <w:t xml:space="preserve">, </w:t>
-      </w:r>
-      <w:proofErr w:type="spellStart"/>
-      <w:r>
-        <w:t>số</w:t>
-      </w:r>
-      <w:proofErr w:type="spellEnd"/>
-      <w:r>
-        <w:t xml:space="preserve"> </w:t>
-      </w:r>
-      <w:proofErr w:type="spellStart"/>
-      <w:r>
-        <w:t>ghế</w:t>
-      </w:r>
-      <w:proofErr w:type="spellEnd"/>
-      <w:r>
-        <w:t xml:space="preserve"> </w:t>
-      </w:r>
-      <w:proofErr w:type="spellStart"/>
-      <w:r>
-        <w:t>trống</w:t>
-      </w:r>
-      <w:proofErr w:type="spellEnd"/>
-      <w:r>
-        <w:t>).</w:t>
-      </w:r>
-    </w:p>
-    <w:p>
-      <w:pPr>
-        <w:numPr>
-          <w:ilvl w:val="0"/>
-          <w:numId w:val="11"/>
-        </w:numPr>
-      </w:pPr>
-      <w:proofErr w:type="spellStart"/>
-      <w:r>
-        <w:t>Bộ</w:t>
-      </w:r>
-      <w:proofErr w:type="spellEnd"/>
-      <w:r>
-        <w:t xml:space="preserve"> </w:t>
-      </w:r>
-      <w:proofErr w:type="spellStart"/>
-      <w:r>
-        <w:t>lọc</w:t>
-      </w:r>
-      <w:proofErr w:type="spellEnd"/>
-      <w:r>
-        <w:t xml:space="preserve"> (Filter): </w:t>
-      </w:r>
-      <w:proofErr w:type="spellStart"/>
-      <w:r>
-        <w:t>Lọc</w:t>
-      </w:r>
-      <w:proofErr w:type="spellEnd"/>
-      <w:r>
-        <w:t xml:space="preserve"> </w:t>
-      </w:r>
-      <w:proofErr w:type="spellStart"/>
-      <w:r>
-        <w:t>theo</w:t>
-      </w:r>
-      <w:proofErr w:type="spellEnd"/>
-      <w:r>
-        <w:t xml:space="preserve"> </w:t>
-      </w:r>
-      <w:proofErr w:type="spellStart"/>
-      <w:r>
-        <w:t>giờ</w:t>
-      </w:r>
-      <w:proofErr w:type="spellEnd"/>
-      <w:r>
-        <w:t xml:space="preserve"> </w:t>
-      </w:r>
-      <w:proofErr w:type="spellStart"/>
-      <w:r>
-        <w:t>khởi</w:t>
-      </w:r>
-      <w:proofErr w:type="spellEnd"/>
-      <w:r>
-        <w:t xml:space="preserve"> </w:t>
-      </w:r>
-      <w:proofErr w:type="spellStart"/>
-      <w:r>
-        <w:t>hành</w:t>
-      </w:r>
-      <w:proofErr w:type="spellEnd"/>
-      <w:r>
-        <w:t xml:space="preserve">, </w:t>
-      </w:r>
-      <w:proofErr w:type="spellStart"/>
-      <w:r>
-        <w:t>giá</w:t>
-      </w:r>
-      <w:proofErr w:type="spellEnd"/>
-      <w:r>
-        <w:t xml:space="preserve"> </w:t>
-      </w:r>
-      <w:proofErr w:type="spellStart"/>
-      <w:r>
-        <w:t>vé</w:t>
-      </w:r>
-      <w:proofErr w:type="spellEnd"/>
-      <w:r>
-        <w:t xml:space="preserve">, </w:t>
-      </w:r>
-      <w:proofErr w:type="spellStart"/>
-      <w:r>
-        <w:t>loại</w:t>
-      </w:r>
-      <w:proofErr w:type="spellEnd"/>
-      <w:r>
-        <w:t xml:space="preserve"> </w:t>
-      </w:r>
-      <w:proofErr w:type="spellStart"/>
-      <w:r>
-        <w:t>xe</w:t>
-      </w:r>
-      <w:proofErr w:type="spellEnd"/>
-      <w:r>
-        <w:t>.</w:t>
-      </w:r>
-    </w:p>
-    <w:p>
-      <w:r>
-        <w:rPr>
-          <w:b/>
-          <w:bCs/>
-        </w:rPr>
-        <w:t xml:space="preserve">3. </w:t>
-      </w:r>
-      <w:proofErr w:type="spellStart"/>
-      <w:r>
-        <w:rPr>
-          <w:b/>
-          <w:bCs/>
-        </w:rPr>
-        <w:t>Tính</w:t>
-      </w:r>
-      <w:proofErr w:type="spellEnd"/>
-      <w:r>
-        <w:rPr>
-          <w:b/>
-          <w:bCs/>
-        </w:rPr>
-        <w:t xml:space="preserve"> </w:t>
-      </w:r>
-      <w:proofErr w:type="spellStart"/>
-      <w:r>
-        <w:rPr>
-          <w:b/>
-          <w:bCs/>
-        </w:rPr>
-        <w:t>năng</w:t>
-      </w:r>
-      <w:proofErr w:type="spellEnd"/>
-      <w:r>
-        <w:rPr>
-          <w:b/>
-          <w:bCs/>
-        </w:rPr>
-        <w:t xml:space="preserve"> </w:t>
-      </w:r>
-      <w:proofErr w:type="spellStart"/>
-      <w:r>
-        <w:rPr>
-          <w:b/>
-          <w:bCs/>
-        </w:rPr>
-        <w:t>Đặt</w:t>
-      </w:r>
-      <w:proofErr w:type="spellEnd"/>
-      <w:r>
-        <w:rPr>
-          <w:b/>
-          <w:bCs/>
-        </w:rPr>
-        <w:t xml:space="preserve"> </w:t>
-      </w:r>
-      <w:proofErr w:type="spellStart"/>
-      <w:r>
-        <w:rPr>
-          <w:b/>
-          <w:bCs/>
-        </w:rPr>
-        <w:t>vé</w:t>
-      </w:r>
-      <w:proofErr w:type="spellEnd"/>
-      <w:r>
-        <w:rPr>
-          <w:b/>
-          <w:bCs/>
-        </w:rPr>
-        <w:t xml:space="preserve"> (Booking Flow)</w:t>
-      </w:r>
-    </w:p>
-    <w:p>
-      <w:pPr>
-        <w:numPr>
-          <w:ilvl w:val="0"/>
-          <w:numId w:val="12"/>
-        </w:numPr>
-      </w:pPr>
-      <w:proofErr w:type="spellStart"/>
-      <w:r>
-        <w:rPr>
-          <w:b/>
-          <w:bCs/>
-        </w:rPr>
-        <w:t>Bước</w:t>
-      </w:r>
-      <w:proofErr w:type="spellEnd"/>
-      <w:r>
-        <w:rPr>
-          <w:b/>
-          <w:bCs/>
-        </w:rPr>
-        <w:t xml:space="preserve"> 1: </w:t>
-      </w:r>
-      <w:proofErr w:type="spellStart"/>
-      <w:r>
-        <w:rPr>
-          <w:b/>
-          <w:bCs/>
-        </w:rPr>
-        <w:t>Chọn</w:t>
-      </w:r>
-      <w:proofErr w:type="spellEnd"/>
-      <w:r>
-        <w:rPr>
-          <w:b/>
-          <w:bCs/>
-        </w:rPr>
-        <w:t xml:space="preserve"> </w:t>
-      </w:r>
-      <w:proofErr w:type="spellStart"/>
-      <w:r>
-        <w:rPr>
-          <w:b/>
-          <w:bCs/>
-        </w:rPr>
-        <w:t>ghế</w:t>
-      </w:r>
-      <w:proofErr w:type="spellEnd"/>
-      <w:r>
-        <w:rPr>
-          <w:b/>
-          <w:bCs/>
-        </w:rPr>
-        <w:t>.</w:t>
-      </w:r>
-      <w:r>
-        <w:t xml:space="preserve"> Giao </w:t>
-      </w:r>
-      <w:proofErr w:type="spellStart"/>
-      <w:r>
-        <w:t>diện</w:t>
-      </w:r>
-      <w:proofErr w:type="spellEnd"/>
-      <w:r>
-        <w:t xml:space="preserve"> </w:t>
-      </w:r>
-      <w:proofErr w:type="spellStart"/>
-      <w:r>
-        <w:t>mô</w:t>
-      </w:r>
-      <w:proofErr w:type="spellEnd"/>
-      <w:r>
-        <w:t xml:space="preserve"> </w:t>
-      </w:r>
-      <w:proofErr w:type="spellStart"/>
-      <w:r>
-        <w:t>phỏng</w:t>
-      </w:r>
-      <w:proofErr w:type="spellEnd"/>
-      <w:r>
-        <w:t xml:space="preserve"> </w:t>
-      </w:r>
-      <w:proofErr w:type="spellStart"/>
-      <w:r>
-        <w:t>sơ</w:t>
-      </w:r>
-      <w:proofErr w:type="spellEnd"/>
-      <w:r>
-        <w:t xml:space="preserve"> </w:t>
-      </w:r>
-      <w:proofErr w:type="spellStart"/>
-      <w:r>
-        <w:t>đồ</w:t>
-      </w:r>
-      <w:proofErr w:type="spellEnd"/>
-      <w:r>
-        <w:t xml:space="preserve"> </w:t>
-      </w:r>
-      <w:proofErr w:type="spellStart"/>
-      <w:r>
-        <w:t>xe</w:t>
-      </w:r>
-      <w:proofErr w:type="spellEnd"/>
-      <w:r>
-        <w:t xml:space="preserve"> (</w:t>
-      </w:r>
-      <w:proofErr w:type="spellStart"/>
-      <w:r>
-        <w:t>Tầng</w:t>
-      </w:r>
-      <w:proofErr w:type="spellEnd"/>
-      <w:r>
-        <w:t xml:space="preserve"> 1, </w:t>
-      </w:r>
-      <w:proofErr w:type="spellStart"/>
-      <w:r>
-        <w:t>Tầng</w:t>
-      </w:r>
-      <w:proofErr w:type="spellEnd"/>
-      <w:r>
-        <w:t xml:space="preserve"> 2). </w:t>
-      </w:r>
-      <w:proofErr w:type="spellStart"/>
-      <w:r>
-        <w:t>Ghế</w:t>
-      </w:r>
-      <w:proofErr w:type="spellEnd"/>
-      <w:r>
-        <w:t xml:space="preserve"> </w:t>
-      </w:r>
-      <w:proofErr w:type="spellStart"/>
-      <w:r>
-        <w:t>nào</w:t>
-      </w:r>
-      <w:proofErr w:type="spellEnd"/>
-      <w:r>
-        <w:t xml:space="preserve"> </w:t>
-      </w:r>
-      <w:proofErr w:type="spellStart"/>
-      <w:r>
-        <w:t>người</w:t>
-      </w:r>
-      <w:proofErr w:type="spellEnd"/>
-      <w:r>
-        <w:t xml:space="preserve"> </w:t>
-      </w:r>
-      <w:proofErr w:type="spellStart"/>
-      <w:r>
-        <w:t>khác</w:t>
-      </w:r>
-      <w:proofErr w:type="spellEnd"/>
-      <w:r>
-        <w:t xml:space="preserve"> </w:t>
-      </w:r>
-      <w:proofErr w:type="spellStart"/>
-      <w:r>
-        <w:t>đặt</w:t>
-      </w:r>
-      <w:proofErr w:type="spellEnd"/>
-      <w:r>
-        <w:t xml:space="preserve"> </w:t>
-      </w:r>
-      <w:proofErr w:type="spellStart"/>
-      <w:r>
-        <w:t>rồi</w:t>
-      </w:r>
-      <w:proofErr w:type="spellEnd"/>
-      <w:r>
-        <w:t xml:space="preserve"> </w:t>
-      </w:r>
-      <w:proofErr w:type="spellStart"/>
-      <w:r>
-        <w:t>thì</w:t>
-      </w:r>
-      <w:proofErr w:type="spellEnd"/>
-      <w:r>
-        <w:t xml:space="preserve"> </w:t>
-      </w:r>
-      <w:proofErr w:type="spellStart"/>
-      <w:r>
-        <w:t>đổi</w:t>
-      </w:r>
-      <w:proofErr w:type="spellEnd"/>
-      <w:r>
-        <w:t xml:space="preserve"> </w:t>
-      </w:r>
-      <w:proofErr w:type="spellStart"/>
-      <w:r>
-        <w:t>màu</w:t>
-      </w:r>
-      <w:proofErr w:type="spellEnd"/>
-      <w:r>
-        <w:t xml:space="preserve"> (Disable), </w:t>
-      </w:r>
-      <w:proofErr w:type="spellStart"/>
-      <w:r>
-        <w:t>ghế</w:t>
-      </w:r>
-      <w:proofErr w:type="spellEnd"/>
-      <w:r>
-        <w:t xml:space="preserve"> </w:t>
-      </w:r>
-      <w:proofErr w:type="spellStart"/>
-      <w:r>
-        <w:t>nào</w:t>
-      </w:r>
-      <w:proofErr w:type="spellEnd"/>
-      <w:r>
-        <w:t xml:space="preserve"> </w:t>
-      </w:r>
-      <w:proofErr w:type="spellStart"/>
-      <w:r>
-        <w:t>trống</w:t>
-      </w:r>
-      <w:proofErr w:type="spellEnd"/>
-      <w:r>
-        <w:t xml:space="preserve"> </w:t>
-      </w:r>
-      <w:proofErr w:type="spellStart"/>
-      <w:r>
-        <w:t>thì</w:t>
-      </w:r>
-      <w:proofErr w:type="spellEnd"/>
-      <w:r>
-        <w:t xml:space="preserve"> </w:t>
-      </w:r>
-      <w:proofErr w:type="spellStart"/>
-      <w:r>
-        <w:t>cho</w:t>
-      </w:r>
-      <w:proofErr w:type="spellEnd"/>
-      <w:r>
-        <w:t xml:space="preserve"> </w:t>
-      </w:r>
-      <w:proofErr w:type="spellStart"/>
-      <w:r>
-        <w:t>chọn</w:t>
-      </w:r>
-      <w:proofErr w:type="spellEnd"/>
-      <w:r>
-        <w:t>.</w:t>
-      </w:r>
-    </w:p>
-    <w:p>
-      <w:pPr>
-        <w:numPr>
-          <w:ilvl w:val="0"/>
-          <w:numId w:val="12"/>
-        </w:numPr>
-      </w:pPr>
-      <w:proofErr w:type="spellStart"/>
-      <w:r>
-        <w:rPr>
-          <w:b/>
-          <w:bCs/>
-        </w:rPr>
-        <w:lastRenderedPageBreak/>
-        <w:t>Bước</w:t>
-      </w:r>
-      <w:proofErr w:type="spellEnd"/>
-      <w:r>
-        <w:rPr>
-          <w:b/>
-          <w:bCs/>
-        </w:rPr>
-        <w:t xml:space="preserve"> 2: </w:t>
-      </w:r>
-      <w:proofErr w:type="spellStart"/>
-      <w:r>
-        <w:rPr>
-          <w:b/>
-          <w:bCs/>
-        </w:rPr>
-        <w:t>Điền</w:t>
-      </w:r>
-      <w:proofErr w:type="spellEnd"/>
-      <w:r>
-        <w:rPr>
-          <w:b/>
-          <w:bCs/>
-        </w:rPr>
-        <w:t xml:space="preserve"> </w:t>
-      </w:r>
-      <w:proofErr w:type="spellStart"/>
-      <w:r>
-        <w:rPr>
-          <w:b/>
-          <w:bCs/>
-        </w:rPr>
-        <w:t>thông</w:t>
-      </w:r>
-      <w:proofErr w:type="spellEnd"/>
-      <w:r>
-        <w:rPr>
-          <w:b/>
-          <w:bCs/>
-        </w:rPr>
-        <w:t xml:space="preserve"> tin.</w:t>
-      </w:r>
-      <w:r>
-        <w:t xml:space="preserve"> Thông tin </w:t>
-      </w:r>
-      <w:proofErr w:type="spellStart"/>
-      <w:r>
-        <w:t>khách</w:t>
-      </w:r>
-      <w:proofErr w:type="spellEnd"/>
-      <w:r>
-        <w:t xml:space="preserve"> </w:t>
-      </w:r>
-      <w:proofErr w:type="spellStart"/>
-      <w:r>
-        <w:t>lên</w:t>
-      </w:r>
-      <w:proofErr w:type="spellEnd"/>
-      <w:r>
-        <w:t xml:space="preserve"> </w:t>
-      </w:r>
-      <w:proofErr w:type="spellStart"/>
-      <w:r>
-        <w:t>xe</w:t>
-      </w:r>
-      <w:proofErr w:type="spellEnd"/>
-      <w:r>
-        <w:t xml:space="preserve">, </w:t>
-      </w:r>
-      <w:proofErr w:type="spellStart"/>
-      <w:r>
-        <w:t>chọn</w:t>
-      </w:r>
-      <w:proofErr w:type="spellEnd"/>
-      <w:r>
-        <w:t xml:space="preserve"> </w:t>
-      </w:r>
-      <w:proofErr w:type="spellStart"/>
-      <w:r>
-        <w:t>điểm</w:t>
-      </w:r>
-      <w:proofErr w:type="spellEnd"/>
-      <w:r>
-        <w:t xml:space="preserve"> </w:t>
-      </w:r>
-      <w:proofErr w:type="spellStart"/>
-      <w:r>
-        <w:t>đón</w:t>
-      </w:r>
-      <w:proofErr w:type="spellEnd"/>
-      <w:r>
-        <w:t>/</w:t>
-      </w:r>
-      <w:proofErr w:type="spellStart"/>
-      <w:r>
-        <w:t>điểm</w:t>
-      </w:r>
-      <w:proofErr w:type="spellEnd"/>
-      <w:r>
-        <w:t xml:space="preserve"> </w:t>
-      </w:r>
-      <w:proofErr w:type="spellStart"/>
-      <w:r>
-        <w:t>trả</w:t>
-      </w:r>
-      <w:proofErr w:type="spellEnd"/>
-      <w:r>
-        <w:t xml:space="preserve">, </w:t>
-      </w:r>
-      <w:proofErr w:type="spellStart"/>
-      <w:r>
-        <w:t>ghi</w:t>
-      </w:r>
-      <w:proofErr w:type="spellEnd"/>
-      <w:r>
-        <w:t xml:space="preserve"> </w:t>
-      </w:r>
-      <w:proofErr w:type="spellStart"/>
-      <w:r>
-        <w:t>chú</w:t>
-      </w:r>
-      <w:proofErr w:type="spellEnd"/>
-      <w:r>
-        <w:t xml:space="preserve">. </w:t>
-      </w:r>
-      <w:proofErr w:type="spellStart"/>
-      <w:r>
-        <w:t>Tính</w:t>
-      </w:r>
-      <w:proofErr w:type="spellEnd"/>
-      <w:r>
-        <w:t xml:space="preserve"> </w:t>
-      </w:r>
-      <w:proofErr w:type="spellStart"/>
-      <w:r>
-        <w:t>tổng</w:t>
-      </w:r>
-      <w:proofErr w:type="spellEnd"/>
-      <w:r>
-        <w:t xml:space="preserve"> </w:t>
-      </w:r>
-      <w:proofErr w:type="spellStart"/>
-      <w:r>
-        <w:t>tiền</w:t>
-      </w:r>
-      <w:proofErr w:type="spellEnd"/>
-      <w:r>
-        <w:t xml:space="preserve"> </w:t>
-      </w:r>
-      <w:proofErr w:type="spellStart"/>
-      <w:r>
-        <w:t>tự</w:t>
-      </w:r>
-      <w:proofErr w:type="spellEnd"/>
-      <w:r>
-        <w:t xml:space="preserve"> </w:t>
-      </w:r>
-      <w:proofErr w:type="spellStart"/>
-      <w:r>
-        <w:t>động</w:t>
-      </w:r>
-      <w:proofErr w:type="spellEnd"/>
-      <w:r>
-        <w:t xml:space="preserve"> </w:t>
-      </w:r>
-      <w:proofErr w:type="spellStart"/>
-      <w:r>
-        <w:t>dựa</w:t>
-      </w:r>
-      <w:proofErr w:type="spellEnd"/>
-      <w:r>
-        <w:t xml:space="preserve"> </w:t>
-      </w:r>
-      <w:proofErr w:type="spellStart"/>
-      <w:r>
-        <w:t>trên</w:t>
-      </w:r>
-      <w:proofErr w:type="spellEnd"/>
-      <w:r>
-        <w:t xml:space="preserve"> </w:t>
-      </w:r>
-      <w:proofErr w:type="spellStart"/>
-      <w:r>
-        <w:t>số</w:t>
-      </w:r>
-      <w:proofErr w:type="spellEnd"/>
-      <w:r>
-        <w:t xml:space="preserve"> </w:t>
-      </w:r>
-      <w:proofErr w:type="spellStart"/>
-      <w:r>
-        <w:t>ghế</w:t>
-      </w:r>
-      <w:proofErr w:type="spellEnd"/>
-      <w:r>
-        <w:t xml:space="preserve"> </w:t>
-      </w:r>
-      <w:proofErr w:type="spellStart"/>
-      <w:r>
-        <w:t>đã</w:t>
-      </w:r>
-      <w:proofErr w:type="spellEnd"/>
-      <w:r>
-        <w:t xml:space="preserve"> </w:t>
-      </w:r>
-      <w:proofErr w:type="spellStart"/>
-      <w:r>
-        <w:t>chọn</w:t>
-      </w:r>
-      <w:proofErr w:type="spellEnd"/>
-      <w:r>
-        <w:t>.</w:t>
-      </w:r>
-    </w:p>
-    <w:p>
-      <w:pPr>
-        <w:numPr>
-          <w:ilvl w:val="0"/>
-          <w:numId w:val="12"/>
-        </w:numPr>
-      </w:pPr>
-      <w:proofErr w:type="spellStart"/>
-      <w:r>
-        <w:rPr>
-          <w:b/>
-          <w:bCs/>
-        </w:rPr>
-        <w:t>Bước</w:t>
-      </w:r>
-      <w:proofErr w:type="spellEnd"/>
-      <w:r>
-        <w:rPr>
-          <w:b/>
-          <w:bCs/>
-        </w:rPr>
-        <w:t xml:space="preserve"> 3: Thanh </w:t>
-      </w:r>
-      <w:proofErr w:type="spellStart"/>
-      <w:r>
-        <w:rPr>
-          <w:b/>
-          <w:bCs/>
-        </w:rPr>
-        <w:t>toán</w:t>
-      </w:r>
-      <w:proofErr w:type="spellEnd"/>
-      <w:r>
-        <w:rPr>
-          <w:b/>
-          <w:bCs/>
-        </w:rPr>
-        <w:t xml:space="preserve"> &amp; </w:t>
-      </w:r>
-      <w:proofErr w:type="spellStart"/>
-      <w:r>
-        <w:rPr>
-          <w:b/>
-          <w:bCs/>
-        </w:rPr>
-        <w:t>Chốt</w:t>
-      </w:r>
-      <w:proofErr w:type="spellEnd"/>
-      <w:r>
-        <w:rPr>
-          <w:b/>
-          <w:bCs/>
-        </w:rPr>
-        <w:t xml:space="preserve"> </w:t>
-      </w:r>
-      <w:proofErr w:type="spellStart"/>
-      <w:r>
-        <w:rPr>
-          <w:b/>
-          <w:bCs/>
-        </w:rPr>
-        <w:t>đơn</w:t>
-      </w:r>
-      <w:proofErr w:type="spellEnd"/>
-      <w:r>
-        <w:rPr>
-          <w:b/>
-          <w:bCs/>
-        </w:rPr>
-        <w:t>.</w:t>
-      </w:r>
-      <w:r>
-        <w:t xml:space="preserve"> </w:t>
-      </w:r>
-      <w:proofErr w:type="spellStart"/>
-      <w:r>
-        <w:t>Nhấn</w:t>
-      </w:r>
-      <w:proofErr w:type="spellEnd"/>
-      <w:r>
-        <w:t xml:space="preserve"> </w:t>
-      </w:r>
-      <w:proofErr w:type="spellStart"/>
-      <w:r>
-        <w:t>đặt</w:t>
-      </w:r>
-      <w:proofErr w:type="spellEnd"/>
-      <w:r>
-        <w:t xml:space="preserve"> </w:t>
-      </w:r>
-      <w:proofErr w:type="spellStart"/>
-      <w:r>
-        <w:t>vé</w:t>
-      </w:r>
-      <w:proofErr w:type="spellEnd"/>
-      <w:r>
-        <w:t xml:space="preserve"> -&gt; Lưu </w:t>
-      </w:r>
-      <w:proofErr w:type="spellStart"/>
-      <w:r>
-        <w:t>thông</w:t>
-      </w:r>
-      <w:proofErr w:type="spellEnd"/>
-      <w:r>
-        <w:t xml:space="preserve"> tin </w:t>
-      </w:r>
-      <w:proofErr w:type="spellStart"/>
-      <w:r>
-        <w:t>vào</w:t>
-      </w:r>
-      <w:proofErr w:type="spellEnd"/>
-      <w:r>
-        <w:t xml:space="preserve"> </w:t>
-      </w:r>
-      <w:proofErr w:type="spellStart"/>
-      <w:r>
-        <w:t>bảng</w:t>
-      </w:r>
-      <w:proofErr w:type="spellEnd"/>
-      <w:r>
-        <w:t xml:space="preserve"> booking </w:t>
-      </w:r>
-      <w:proofErr w:type="spellStart"/>
-      <w:r>
-        <w:t>và</w:t>
-      </w:r>
-      <w:proofErr w:type="spellEnd"/>
-      <w:r>
-        <w:t xml:space="preserve"> ticket -&gt; </w:t>
-      </w:r>
-      <w:proofErr w:type="spellStart"/>
-      <w:r>
-        <w:t>Trừ</w:t>
-      </w:r>
-      <w:proofErr w:type="spellEnd"/>
-      <w:r>
-        <w:t xml:space="preserve"> </w:t>
-      </w:r>
-      <w:proofErr w:type="spellStart"/>
-      <w:r>
-        <w:t>số</w:t>
-      </w:r>
-      <w:proofErr w:type="spellEnd"/>
-      <w:r>
-        <w:t xml:space="preserve"> </w:t>
-      </w:r>
-      <w:proofErr w:type="spellStart"/>
-      <w:r>
-        <w:t>ghế</w:t>
-      </w:r>
-      <w:proofErr w:type="spellEnd"/>
-      <w:r>
-        <w:t xml:space="preserve"> </w:t>
-      </w:r>
-      <w:proofErr w:type="spellStart"/>
-      <w:r>
-        <w:t>trống</w:t>
-      </w:r>
-      <w:proofErr w:type="spellEnd"/>
-      <w:r>
-        <w:t xml:space="preserve"> -&gt; Báo </w:t>
-      </w:r>
-      <w:proofErr w:type="spellStart"/>
-      <w:r>
-        <w:t>thành</w:t>
-      </w:r>
-      <w:proofErr w:type="spellEnd"/>
-      <w:r>
-        <w:t xml:space="preserve"> </w:t>
-      </w:r>
-      <w:proofErr w:type="spellStart"/>
-      <w:r>
-        <w:t>công</w:t>
-      </w:r>
-      <w:proofErr w:type="spellEnd"/>
-      <w:r>
-        <w:t>.</w:t>
-      </w:r>
-    </w:p>
-    <w:p>
-      <w:r>
-        <w:rPr>
-          <w:b/>
-          <w:bCs/>
-        </w:rPr>
-        <w:t xml:space="preserve">4. </w:t>
-      </w:r>
-      <w:proofErr w:type="spellStart"/>
-      <w:r>
-        <w:rPr>
-          <w:b/>
-          <w:bCs/>
-        </w:rPr>
-        <w:t>Tính</w:t>
-      </w:r>
-      <w:proofErr w:type="spellEnd"/>
-      <w:r>
-        <w:rPr>
-          <w:b/>
-          <w:bCs/>
-        </w:rPr>
-        <w:t xml:space="preserve"> </w:t>
-      </w:r>
-      <w:proofErr w:type="spellStart"/>
-      <w:r>
-        <w:rPr>
-          <w:b/>
-          <w:bCs/>
-        </w:rPr>
-        <w:t>năng</w:t>
-      </w:r>
-      <w:proofErr w:type="spellEnd"/>
-      <w:r>
-        <w:rPr>
-          <w:b/>
-          <w:bCs/>
-        </w:rPr>
-        <w:t xml:space="preserve"> </w:t>
-      </w:r>
-      <w:proofErr w:type="spellStart"/>
-      <w:r>
-        <w:rPr>
-          <w:b/>
-          <w:bCs/>
-        </w:rPr>
-        <w:t>Cá</w:t>
-      </w:r>
-      <w:proofErr w:type="spellEnd"/>
-      <w:r>
-        <w:rPr>
-          <w:b/>
-          <w:bCs/>
-        </w:rPr>
-        <w:t xml:space="preserve"> </w:t>
-      </w:r>
-      <w:proofErr w:type="spellStart"/>
-      <w:r>
-        <w:rPr>
-          <w:b/>
-          <w:bCs/>
-        </w:rPr>
-        <w:t>nhân</w:t>
-      </w:r>
-      <w:proofErr w:type="spellEnd"/>
-      <w:r>
-        <w:rPr>
-          <w:b/>
-          <w:bCs/>
-        </w:rPr>
-        <w:t xml:space="preserve"> (Profile)</w:t>
-      </w:r>
-    </w:p>
-    <w:p>
-      <w:pPr>
-        <w:numPr>
-          <w:ilvl w:val="0"/>
-          <w:numId w:val="13"/>
-        </w:numPr>
-      </w:pPr>
-      <w:r>
-        <w:t xml:space="preserve">Xem </w:t>
-      </w:r>
-      <w:proofErr w:type="spellStart"/>
-      <w:r>
-        <w:t>lịch</w:t>
-      </w:r>
-      <w:proofErr w:type="spellEnd"/>
-      <w:r>
-        <w:t xml:space="preserve"> </w:t>
-      </w:r>
-      <w:proofErr w:type="spellStart"/>
-      <w:r>
-        <w:t>sử</w:t>
-      </w:r>
-      <w:proofErr w:type="spellEnd"/>
-      <w:r>
-        <w:t xml:space="preserve"> </w:t>
-      </w:r>
-      <w:proofErr w:type="spellStart"/>
-      <w:r>
-        <w:t>các</w:t>
-      </w:r>
-      <w:proofErr w:type="spellEnd"/>
-      <w:r>
-        <w:t xml:space="preserve"> </w:t>
-      </w:r>
-      <w:proofErr w:type="spellStart"/>
-      <w:r>
-        <w:t>vé</w:t>
-      </w:r>
-      <w:proofErr w:type="spellEnd"/>
-      <w:r>
-        <w:t xml:space="preserve"> </w:t>
-      </w:r>
-      <w:proofErr w:type="spellStart"/>
-      <w:r>
-        <w:t>đã</w:t>
-      </w:r>
-      <w:proofErr w:type="spellEnd"/>
-      <w:r>
-        <w:t xml:space="preserve"> </w:t>
-      </w:r>
-      <w:proofErr w:type="spellStart"/>
-      <w:r>
-        <w:t>đặt</w:t>
-      </w:r>
-      <w:proofErr w:type="spellEnd"/>
-      <w:r>
-        <w:t>.</w:t>
-      </w:r>
-    </w:p>
-    <w:p>
-      <w:pPr>
-        <w:numPr>
-          <w:ilvl w:val="0"/>
-          <w:numId w:val="13"/>
-        </w:numPr>
-      </w:pPr>
-      <w:proofErr w:type="spellStart"/>
-      <w:r>
-        <w:t>Cập</w:t>
-      </w:r>
-      <w:proofErr w:type="spellEnd"/>
-      <w:r>
-        <w:t xml:space="preserve"> </w:t>
-      </w:r>
-      <w:proofErr w:type="spellStart"/>
-      <w:r>
-        <w:t>nhật</w:t>
-      </w:r>
-      <w:proofErr w:type="spellEnd"/>
-      <w:r>
-        <w:t xml:space="preserve"> </w:t>
-      </w:r>
-      <w:proofErr w:type="spellStart"/>
-      <w:r>
-        <w:t>thông</w:t>
-      </w:r>
-      <w:proofErr w:type="spellEnd"/>
-      <w:r>
-        <w:t xml:space="preserve"> tin </w:t>
-      </w:r>
-      <w:proofErr w:type="spellStart"/>
-      <w:r>
-        <w:t>cá</w:t>
-      </w:r>
-      <w:proofErr w:type="spellEnd"/>
-      <w:r>
-        <w:t xml:space="preserve"> </w:t>
-      </w:r>
-      <w:proofErr w:type="spellStart"/>
-      <w:r>
-        <w:t>nhân</w:t>
-      </w:r>
-      <w:proofErr w:type="spellEnd"/>
-      <w:r>
-        <w:t>.</w:t>
-      </w:r>
-    </w:p>
-    <w:p>
-      <w:pPr>
-        <w:rPr>
-          <w:b/>
-          <w:bCs/>
-        </w:rPr>
-      </w:pPr>
-      <w:proofErr w:type="spellStart"/>
-      <w:r>
-        <w:rPr>
-          <w:b/>
-          <w:bCs/>
-        </w:rPr>
-        <w:t>Phân</w:t>
-      </w:r>
-      <w:proofErr w:type="spellEnd"/>
-      <w:r>
-        <w:rPr>
-          <w:b/>
-          <w:bCs/>
-        </w:rPr>
-        <w:t xml:space="preserve"> </w:t>
-      </w:r>
-      <w:proofErr w:type="spellStart"/>
-      <w:r>
-        <w:rPr>
-          <w:b/>
-          <w:bCs/>
-        </w:rPr>
-        <w:t>hệ</w:t>
-      </w:r>
-      <w:proofErr w:type="spellEnd"/>
-      <w:r>
-        <w:rPr>
-          <w:b/>
-          <w:bCs/>
-        </w:rPr>
-        <w:t xml:space="preserve"> 2: Quản </w:t>
-      </w:r>
-      <w:proofErr w:type="spellStart"/>
-      <w:r>
-        <w:rPr>
-          <w:b/>
-          <w:bCs/>
-        </w:rPr>
-        <w:t>trị</w:t>
-      </w:r>
-      <w:proofErr w:type="spellEnd"/>
-      <w:r>
-        <w:rPr>
-          <w:b/>
-          <w:bCs/>
-        </w:rPr>
-        <w:t xml:space="preserve"> </w:t>
-      </w:r>
-      <w:proofErr w:type="spellStart"/>
-      <w:r>
-        <w:rPr>
-          <w:b/>
-          <w:bCs/>
-        </w:rPr>
-        <w:t>viên</w:t>
-      </w:r>
-      <w:proofErr w:type="spellEnd"/>
-      <w:r>
-        <w:rPr>
-          <w:b/>
-          <w:bCs/>
-        </w:rPr>
-        <w:t xml:space="preserve"> (Admin Dashboard)</w:t>
-      </w:r>
-    </w:p>
-    <w:p>
-      <w:r>
-        <w:rPr>
-          <w:i/>
-          <w:iCs/>
-        </w:rPr>
-        <w:t>(</w:t>
-      </w:r>
-      <w:proofErr w:type="spellStart"/>
-      <w:r>
-        <w:rPr>
-          <w:i/>
-          <w:iCs/>
-        </w:rPr>
-        <w:t>Phần</w:t>
-      </w:r>
-      <w:proofErr w:type="spellEnd"/>
-      <w:r>
-        <w:rPr>
-          <w:i/>
-          <w:iCs/>
-        </w:rPr>
-        <w:t xml:space="preserve"> </w:t>
-      </w:r>
-      <w:proofErr w:type="spellStart"/>
-      <w:r>
-        <w:rPr>
-          <w:i/>
-          <w:iCs/>
-        </w:rPr>
-        <w:t>này</w:t>
-      </w:r>
-      <w:proofErr w:type="spellEnd"/>
-      <w:r>
-        <w:rPr>
-          <w:i/>
-          <w:iCs/>
-        </w:rPr>
-        <w:t xml:space="preserve"> </w:t>
-      </w:r>
-      <w:proofErr w:type="spellStart"/>
-      <w:r>
-        <w:rPr>
-          <w:i/>
-          <w:iCs/>
-        </w:rPr>
-        <w:t>cần</w:t>
-      </w:r>
-      <w:proofErr w:type="spellEnd"/>
-      <w:r>
-        <w:rPr>
-          <w:i/>
-          <w:iCs/>
-        </w:rPr>
-        <w:t xml:space="preserve"> </w:t>
-      </w:r>
-      <w:proofErr w:type="spellStart"/>
-      <w:r>
-        <w:rPr>
-          <w:i/>
-          <w:iCs/>
-        </w:rPr>
-        <w:t>làm</w:t>
-      </w:r>
-      <w:proofErr w:type="spellEnd"/>
-      <w:r>
-        <w:rPr>
-          <w:i/>
-          <w:iCs/>
-        </w:rPr>
-        <w:t xml:space="preserve"> </w:t>
-      </w:r>
-      <w:proofErr w:type="spellStart"/>
-      <w:r>
-        <w:rPr>
-          <w:i/>
-          <w:iCs/>
-        </w:rPr>
-        <w:t>một</w:t>
-      </w:r>
-      <w:proofErr w:type="spellEnd"/>
-      <w:r>
-        <w:rPr>
-          <w:i/>
-          <w:iCs/>
-        </w:rPr>
-        <w:t xml:space="preserve"> </w:t>
-      </w:r>
-      <w:proofErr w:type="spellStart"/>
-      <w:r>
-        <w:rPr>
-          <w:i/>
-          <w:iCs/>
-        </w:rPr>
-        <w:t>giao</w:t>
-      </w:r>
-      <w:proofErr w:type="spellEnd"/>
-      <w:r>
-        <w:rPr>
-          <w:i/>
-          <w:iCs/>
-        </w:rPr>
-        <w:t xml:space="preserve"> </w:t>
-      </w:r>
-      <w:proofErr w:type="spellStart"/>
-      <w:r>
-        <w:rPr>
-          <w:i/>
-          <w:iCs/>
-        </w:rPr>
-        <w:t>diện</w:t>
-      </w:r>
-      <w:proofErr w:type="spellEnd"/>
-      <w:r>
-        <w:rPr>
-          <w:i/>
-          <w:iCs/>
-        </w:rPr>
-        <w:t xml:space="preserve"> </w:t>
-      </w:r>
-      <w:proofErr w:type="spellStart"/>
-      <w:r>
-        <w:rPr>
-          <w:i/>
-          <w:iCs/>
-        </w:rPr>
-        <w:t>riêng</w:t>
-      </w:r>
-      <w:proofErr w:type="spellEnd"/>
-      <w:r>
-        <w:rPr>
-          <w:i/>
-          <w:iCs/>
-        </w:rPr>
-        <w:t xml:space="preserve"> </w:t>
-      </w:r>
-      <w:proofErr w:type="spellStart"/>
-      <w:r>
-        <w:rPr>
-          <w:i/>
-          <w:iCs/>
-        </w:rPr>
-        <w:t>biệt</w:t>
-      </w:r>
-      <w:proofErr w:type="spellEnd"/>
-      <w:r>
-        <w:rPr>
-          <w:i/>
-          <w:iCs/>
-        </w:rPr>
-        <w:t xml:space="preserve">, </w:t>
-      </w:r>
-      <w:proofErr w:type="spellStart"/>
-      <w:r>
-        <w:rPr>
-          <w:i/>
-          <w:iCs/>
-        </w:rPr>
-        <w:t>chỉ</w:t>
-      </w:r>
-      <w:proofErr w:type="spellEnd"/>
-      <w:r>
-        <w:rPr>
-          <w:i/>
-          <w:iCs/>
-        </w:rPr>
-        <w:t xml:space="preserve"> Role "ADMIN" </w:t>
-      </w:r>
-      <w:proofErr w:type="spellStart"/>
-      <w:r>
-        <w:rPr>
-          <w:i/>
-          <w:iCs/>
-        </w:rPr>
-        <w:t>mới</w:t>
-      </w:r>
-      <w:proofErr w:type="spellEnd"/>
-      <w:r>
-        <w:rPr>
-          <w:i/>
-          <w:iCs/>
-        </w:rPr>
-        <w:t xml:space="preserve"> </w:t>
-      </w:r>
-      <w:proofErr w:type="spellStart"/>
-      <w:r>
-        <w:rPr>
-          <w:i/>
-          <w:iCs/>
-        </w:rPr>
-        <w:t>được</w:t>
-      </w:r>
-      <w:proofErr w:type="spellEnd"/>
-      <w:r>
-        <w:rPr>
-          <w:i/>
-          <w:iCs/>
-        </w:rPr>
-        <w:t xml:space="preserve"> </w:t>
-      </w:r>
-      <w:proofErr w:type="spellStart"/>
-      <w:r>
-        <w:rPr>
-          <w:i/>
-          <w:iCs/>
-        </w:rPr>
-        <w:t>vào</w:t>
-      </w:r>
-      <w:proofErr w:type="spellEnd"/>
-      <w:r>
-        <w:rPr>
-          <w:i/>
-          <w:iCs/>
-        </w:rPr>
-        <w:t>)</w:t>
-      </w:r>
-    </w:p>
-    <w:p>
-      <w:pPr>
-        <w:numPr>
-          <w:ilvl w:val="0"/>
-          <w:numId w:val="14"/>
-        </w:numPr>
-      </w:pPr>
-      <w:r>
-        <w:rPr>
-          <w:b/>
-          <w:bCs/>
-        </w:rPr>
-        <w:t xml:space="preserve">Quản </w:t>
-      </w:r>
-      <w:proofErr w:type="spellStart"/>
-      <w:r>
-        <w:rPr>
-          <w:b/>
-          <w:bCs/>
-        </w:rPr>
-        <w:t>lý</w:t>
-      </w:r>
-      <w:proofErr w:type="spellEnd"/>
-      <w:r>
-        <w:rPr>
-          <w:b/>
-          <w:bCs/>
-        </w:rPr>
-        <w:t xml:space="preserve"> </w:t>
-      </w:r>
-      <w:proofErr w:type="spellStart"/>
-      <w:r>
-        <w:rPr>
-          <w:b/>
-          <w:bCs/>
-        </w:rPr>
-        <w:t>danh</w:t>
-      </w:r>
-      <w:proofErr w:type="spellEnd"/>
-      <w:r>
-        <w:rPr>
-          <w:b/>
-          <w:bCs/>
-        </w:rPr>
-        <w:t xml:space="preserve"> </w:t>
-      </w:r>
-      <w:proofErr w:type="spellStart"/>
-      <w:r>
-        <w:rPr>
-          <w:b/>
-          <w:bCs/>
-        </w:rPr>
-        <w:t>mục</w:t>
-      </w:r>
-      <w:proofErr w:type="spellEnd"/>
-      <w:r>
-        <w:rPr>
-          <w:b/>
-          <w:bCs/>
-        </w:rPr>
-        <w:t>:</w:t>
-      </w:r>
-      <w:r>
-        <w:t xml:space="preserve"> </w:t>
-      </w:r>
-      <w:proofErr w:type="spellStart"/>
-      <w:r>
-        <w:t>Thêm</w:t>
-      </w:r>
-      <w:proofErr w:type="spellEnd"/>
-      <w:r>
-        <w:t>/</w:t>
-      </w:r>
-      <w:proofErr w:type="spellStart"/>
-      <w:r>
-        <w:t>Sửa</w:t>
-      </w:r>
-      <w:proofErr w:type="spellEnd"/>
-      <w:r>
-        <w:t>/</w:t>
-      </w:r>
-      <w:proofErr w:type="spellStart"/>
-      <w:r>
-        <w:t>Xóa</w:t>
-      </w:r>
-      <w:proofErr w:type="spellEnd"/>
-      <w:r>
-        <w:t xml:space="preserve"> </w:t>
-      </w:r>
-      <w:proofErr w:type="spellStart"/>
-      <w:r>
-        <w:t>Tỉnh</w:t>
-      </w:r>
-      <w:proofErr w:type="spellEnd"/>
-      <w:r>
-        <w:t xml:space="preserve"> </w:t>
-      </w:r>
-      <w:proofErr w:type="spellStart"/>
-      <w:r>
-        <w:t>thành</w:t>
-      </w:r>
-      <w:proofErr w:type="spellEnd"/>
-      <w:r>
-        <w:t xml:space="preserve">, </w:t>
-      </w:r>
-      <w:proofErr w:type="spellStart"/>
-      <w:r>
-        <w:t>Bến</w:t>
-      </w:r>
-      <w:proofErr w:type="spellEnd"/>
-      <w:r>
-        <w:t xml:space="preserve"> </w:t>
-      </w:r>
-      <w:proofErr w:type="spellStart"/>
-      <w:r>
-        <w:t>xe</w:t>
-      </w:r>
-      <w:proofErr w:type="spellEnd"/>
-      <w:r>
-        <w:t xml:space="preserve">, </w:t>
-      </w:r>
-      <w:proofErr w:type="spellStart"/>
-      <w:r>
-        <w:t>Loại</w:t>
-      </w:r>
-      <w:proofErr w:type="spellEnd"/>
-      <w:r>
-        <w:t xml:space="preserve"> </w:t>
-      </w:r>
-      <w:proofErr w:type="spellStart"/>
-      <w:r>
-        <w:t>xe</w:t>
-      </w:r>
-      <w:proofErr w:type="spellEnd"/>
-      <w:r>
-        <w:t>, Xe.</w:t>
-      </w:r>
-    </w:p>
-    <w:p>
-      <w:pPr>
-        <w:numPr>
-          <w:ilvl w:val="0"/>
-          <w:numId w:val="14"/>
-        </w:numPr>
-      </w:pPr>
-      <w:r>
-        <w:rPr>
-          <w:b/>
-          <w:bCs/>
-        </w:rPr>
-        <w:t xml:space="preserve">Quản </w:t>
-      </w:r>
-      <w:proofErr w:type="spellStart"/>
-      <w:r>
-        <w:rPr>
-          <w:b/>
-          <w:bCs/>
-        </w:rPr>
-        <w:t>lý</w:t>
-      </w:r>
-      <w:proofErr w:type="spellEnd"/>
-      <w:r>
-        <w:rPr>
-          <w:b/>
-          <w:bCs/>
-        </w:rPr>
-        <w:t xml:space="preserve"> Tuyến &amp; </w:t>
-      </w:r>
-      <w:proofErr w:type="spellStart"/>
-      <w:r>
-        <w:rPr>
-          <w:b/>
-          <w:bCs/>
-        </w:rPr>
-        <w:t>Chuyến</w:t>
-      </w:r>
-      <w:proofErr w:type="spellEnd"/>
-      <w:r>
-        <w:rPr>
-          <w:b/>
-          <w:bCs/>
-        </w:rPr>
-        <w:t>:</w:t>
-      </w:r>
-      <w:r>
-        <w:t xml:space="preserve"> </w:t>
-      </w:r>
-      <w:proofErr w:type="spellStart"/>
-      <w:r>
-        <w:t>Tạo</w:t>
-      </w:r>
-      <w:proofErr w:type="spellEnd"/>
-      <w:r>
-        <w:t xml:space="preserve"> </w:t>
-      </w:r>
-      <w:proofErr w:type="spellStart"/>
-      <w:r>
-        <w:t>tuyến</w:t>
-      </w:r>
-      <w:proofErr w:type="spellEnd"/>
-      <w:r>
-        <w:t xml:space="preserve"> </w:t>
-      </w:r>
-      <w:proofErr w:type="spellStart"/>
-      <w:r>
-        <w:t>đường</w:t>
-      </w:r>
-      <w:proofErr w:type="spellEnd"/>
-      <w:r>
-        <w:t xml:space="preserve"> </w:t>
-      </w:r>
-      <w:proofErr w:type="spellStart"/>
-      <w:r>
-        <w:t>mới</w:t>
-      </w:r>
-      <w:proofErr w:type="spellEnd"/>
-      <w:r>
-        <w:t xml:space="preserve">, </w:t>
-      </w:r>
-      <w:proofErr w:type="spellStart"/>
-      <w:r>
-        <w:t>lên</w:t>
-      </w:r>
-      <w:proofErr w:type="spellEnd"/>
-      <w:r>
-        <w:t xml:space="preserve"> </w:t>
-      </w:r>
-      <w:proofErr w:type="spellStart"/>
-      <w:r>
-        <w:t>lịch</w:t>
-      </w:r>
-      <w:proofErr w:type="spellEnd"/>
-      <w:r>
-        <w:t xml:space="preserve"> </w:t>
-      </w:r>
-      <w:proofErr w:type="spellStart"/>
-      <w:r>
-        <w:t>các</w:t>
-      </w:r>
-      <w:proofErr w:type="spellEnd"/>
-      <w:r>
-        <w:t xml:space="preserve"> </w:t>
-      </w:r>
-      <w:proofErr w:type="spellStart"/>
-      <w:r>
-        <w:t>chuyến</w:t>
-      </w:r>
-      <w:proofErr w:type="spellEnd"/>
-      <w:r>
-        <w:t xml:space="preserve"> </w:t>
-      </w:r>
-      <w:proofErr w:type="spellStart"/>
-      <w:r>
-        <w:t>xe</w:t>
-      </w:r>
-      <w:proofErr w:type="spellEnd"/>
-      <w:r>
-        <w:t xml:space="preserve"> (</w:t>
-      </w:r>
-      <w:proofErr w:type="spellStart"/>
-      <w:r>
-        <w:t>Gán</w:t>
-      </w:r>
-      <w:proofErr w:type="spellEnd"/>
-      <w:r>
-        <w:t xml:space="preserve"> </w:t>
-      </w:r>
-      <w:proofErr w:type="spellStart"/>
-      <w:r>
-        <w:t>xe</w:t>
-      </w:r>
-      <w:proofErr w:type="spellEnd"/>
-      <w:r>
-        <w:t xml:space="preserve"> </w:t>
-      </w:r>
-      <w:proofErr w:type="spellStart"/>
-      <w:r>
-        <w:t>nào</w:t>
-      </w:r>
-      <w:proofErr w:type="spellEnd"/>
-      <w:r>
-        <w:t xml:space="preserve"> </w:t>
-      </w:r>
-      <w:proofErr w:type="spellStart"/>
-      <w:r>
-        <w:t>chạy</w:t>
-      </w:r>
-      <w:proofErr w:type="spellEnd"/>
-      <w:r>
-        <w:t xml:space="preserve"> </w:t>
-      </w:r>
-      <w:proofErr w:type="spellStart"/>
-      <w:r>
-        <w:t>tuyến</w:t>
-      </w:r>
-      <w:proofErr w:type="spellEnd"/>
-      <w:r>
-        <w:t xml:space="preserve"> </w:t>
-      </w:r>
-      <w:proofErr w:type="spellStart"/>
-      <w:r>
-        <w:t>nào</w:t>
-      </w:r>
-      <w:proofErr w:type="spellEnd"/>
-      <w:r>
-        <w:t xml:space="preserve">, </w:t>
-      </w:r>
-      <w:proofErr w:type="spellStart"/>
-      <w:r>
-        <w:t>ngày</w:t>
-      </w:r>
-      <w:proofErr w:type="spellEnd"/>
-      <w:r>
-        <w:t xml:space="preserve"> </w:t>
-      </w:r>
-      <w:proofErr w:type="spellStart"/>
-      <w:r>
-        <w:t>giờ</w:t>
-      </w:r>
-      <w:proofErr w:type="spellEnd"/>
-      <w:r>
-        <w:t xml:space="preserve"> </w:t>
-      </w:r>
-      <w:proofErr w:type="spellStart"/>
-      <w:r>
-        <w:t>nào</w:t>
-      </w:r>
-      <w:proofErr w:type="spellEnd"/>
-      <w:r>
-        <w:t xml:space="preserve">, </w:t>
-      </w:r>
-      <w:proofErr w:type="spellStart"/>
-      <w:r>
-        <w:t>giá</w:t>
-      </w:r>
-      <w:proofErr w:type="spellEnd"/>
-      <w:r>
-        <w:t xml:space="preserve"> bao </w:t>
-      </w:r>
-      <w:proofErr w:type="spellStart"/>
-      <w:r>
-        <w:t>nhiêu</w:t>
-      </w:r>
-      <w:proofErr w:type="spellEnd"/>
-      <w:r>
-        <w:t>).</w:t>
-      </w:r>
-    </w:p>
-    <w:p>
-      <w:pPr>
-        <w:numPr>
-          <w:ilvl w:val="0"/>
-          <w:numId w:val="14"/>
-        </w:numPr>
-      </w:pPr>
-      <w:r>
-        <w:rPr>
-          <w:b/>
-          <w:bCs/>
-        </w:rPr>
-        <w:t xml:space="preserve">Quản </w:t>
-      </w:r>
-      <w:proofErr w:type="spellStart"/>
-      <w:r>
-        <w:rPr>
-          <w:b/>
-          <w:bCs/>
-        </w:rPr>
-        <w:t>lý</w:t>
-      </w:r>
-      <w:proofErr w:type="spellEnd"/>
-      <w:r>
-        <w:rPr>
-          <w:b/>
-          <w:bCs/>
-        </w:rPr>
-        <w:t xml:space="preserve"> </w:t>
-      </w:r>
-      <w:proofErr w:type="spellStart"/>
-      <w:r>
-        <w:rPr>
-          <w:b/>
-          <w:bCs/>
-        </w:rPr>
-        <w:t>Đơn</w:t>
-      </w:r>
-      <w:proofErr w:type="spellEnd"/>
-      <w:r>
-        <w:rPr>
-          <w:b/>
-          <w:bCs/>
-        </w:rPr>
-        <w:t xml:space="preserve"> </w:t>
-      </w:r>
-      <w:proofErr w:type="spellStart"/>
-      <w:r>
-        <w:rPr>
-          <w:b/>
-          <w:bCs/>
-        </w:rPr>
-        <w:t>hàng</w:t>
-      </w:r>
-      <w:proofErr w:type="spellEnd"/>
-      <w:r>
-        <w:rPr>
-          <w:b/>
-          <w:bCs/>
-        </w:rPr>
-        <w:t>/</w:t>
-      </w:r>
-      <w:proofErr w:type="spellStart"/>
-      <w:r>
-        <w:rPr>
-          <w:b/>
-          <w:bCs/>
-        </w:rPr>
-        <w:t>Vé</w:t>
-      </w:r>
-      <w:proofErr w:type="spellEnd"/>
-      <w:r>
-        <w:rPr>
-          <w:b/>
-          <w:bCs/>
-        </w:rPr>
-        <w:t>:</w:t>
-      </w:r>
-      <w:r>
-        <w:t xml:space="preserve"> Xem </w:t>
-      </w:r>
-      <w:proofErr w:type="spellStart"/>
-      <w:r>
-        <w:t>danh</w:t>
-      </w:r>
-      <w:proofErr w:type="spellEnd"/>
-      <w:r>
-        <w:t xml:space="preserve"> </w:t>
-      </w:r>
-      <w:proofErr w:type="spellStart"/>
-      <w:r>
-        <w:t>sách</w:t>
-      </w:r>
-      <w:proofErr w:type="spellEnd"/>
-      <w:r>
-        <w:t xml:space="preserve"> </w:t>
-      </w:r>
-      <w:proofErr w:type="spellStart"/>
-      <w:r>
-        <w:t>khách</w:t>
-      </w:r>
-      <w:proofErr w:type="spellEnd"/>
-      <w:r>
-        <w:t xml:space="preserve"> </w:t>
-      </w:r>
-      <w:proofErr w:type="spellStart"/>
-      <w:r>
-        <w:t>đặt</w:t>
-      </w:r>
-      <w:proofErr w:type="spellEnd"/>
-      <w:r>
-        <w:t xml:space="preserve"> </w:t>
-      </w:r>
-      <w:proofErr w:type="spellStart"/>
-      <w:r>
-        <w:t>vé</w:t>
-      </w:r>
-      <w:proofErr w:type="spellEnd"/>
-      <w:r>
-        <w:t xml:space="preserve">, </w:t>
-      </w:r>
-      <w:proofErr w:type="spellStart"/>
-      <w:r>
-        <w:t>đổi</w:t>
-      </w:r>
-      <w:proofErr w:type="spellEnd"/>
-      <w:r>
-        <w:t xml:space="preserve"> </w:t>
-      </w:r>
-      <w:proofErr w:type="spellStart"/>
-      <w:r>
-        <w:t>trạng</w:t>
-      </w:r>
-      <w:proofErr w:type="spellEnd"/>
-      <w:r>
-        <w:t xml:space="preserve"> </w:t>
-      </w:r>
-      <w:proofErr w:type="spellStart"/>
-      <w:r>
-        <w:t>thái</w:t>
-      </w:r>
-      <w:proofErr w:type="spellEnd"/>
-      <w:r>
-        <w:t xml:space="preserve"> </w:t>
-      </w:r>
-      <w:proofErr w:type="spellStart"/>
-      <w:r>
-        <w:t>vé</w:t>
-      </w:r>
-      <w:proofErr w:type="spellEnd"/>
-      <w:r>
-        <w:t xml:space="preserve"> (</w:t>
-      </w:r>
-      <w:proofErr w:type="spellStart"/>
-      <w:r>
-        <w:t>Đã</w:t>
-      </w:r>
-      <w:proofErr w:type="spellEnd"/>
-      <w:r>
-        <w:t xml:space="preserve"> </w:t>
-      </w:r>
-      <w:proofErr w:type="spellStart"/>
-      <w:r>
-        <w:t>thanh</w:t>
-      </w:r>
-      <w:proofErr w:type="spellEnd"/>
-      <w:r>
-        <w:t xml:space="preserve"> </w:t>
-      </w:r>
-      <w:proofErr w:type="spellStart"/>
-      <w:r>
-        <w:t>toán</w:t>
-      </w:r>
-      <w:proofErr w:type="spellEnd"/>
-      <w:r>
-        <w:t xml:space="preserve">, </w:t>
-      </w:r>
-      <w:proofErr w:type="spellStart"/>
-      <w:r>
-        <w:t>Đã</w:t>
-      </w:r>
-      <w:proofErr w:type="spellEnd"/>
-      <w:r>
-        <w:t xml:space="preserve"> </w:t>
-      </w:r>
-      <w:proofErr w:type="spellStart"/>
-      <w:r>
-        <w:t>hủy</w:t>
-      </w:r>
-      <w:proofErr w:type="spellEnd"/>
-      <w:r>
-        <w:t>).</w:t>
-      </w:r>
-    </w:p>
-    <w:p>
-      <w:pPr>
-        <w:numPr>
-          <w:ilvl w:val="0"/>
-          <w:numId w:val="14"/>
-        </w:numPr>
-      </w:pPr>
-      <w:proofErr w:type="spellStart"/>
-      <w:r>
-        <w:rPr>
-          <w:b/>
-          <w:bCs/>
-        </w:rPr>
-        <w:t>Thống</w:t>
-      </w:r>
-      <w:proofErr w:type="spellEnd"/>
-      <w:r>
-        <w:rPr>
-          <w:b/>
-          <w:bCs/>
-        </w:rPr>
-        <w:t xml:space="preserve"> </w:t>
-      </w:r>
-      <w:proofErr w:type="spellStart"/>
-      <w:r>
-        <w:rPr>
-          <w:b/>
-          <w:bCs/>
-        </w:rPr>
-        <w:t>kê</w:t>
-      </w:r>
-      <w:proofErr w:type="spellEnd"/>
-      <w:r>
-        <w:rPr>
-          <w:b/>
-          <w:bCs/>
-        </w:rPr>
-        <w:t xml:space="preserve"> (Optional):</w:t>
-      </w:r>
-      <w:r>
-        <w:t xml:space="preserve"> </w:t>
-      </w:r>
-      <w:proofErr w:type="spellStart"/>
-      <w:r>
-        <w:t>Biểu</w:t>
-      </w:r>
-      <w:proofErr w:type="spellEnd"/>
-      <w:r>
-        <w:t xml:space="preserve"> </w:t>
-      </w:r>
-      <w:proofErr w:type="spellStart"/>
-      <w:r>
-        <w:t>đồ</w:t>
-      </w:r>
-      <w:proofErr w:type="spellEnd"/>
-      <w:r>
-        <w:t xml:space="preserve"> </w:t>
-      </w:r>
-      <w:proofErr w:type="spellStart"/>
-      <w:r>
-        <w:t>doanh</w:t>
-      </w:r>
-      <w:proofErr w:type="spellEnd"/>
-      <w:r>
-        <w:t xml:space="preserve"> </w:t>
-      </w:r>
-      <w:proofErr w:type="spellStart"/>
-      <w:r>
-        <w:t>thu</w:t>
-      </w:r>
-      <w:proofErr w:type="spellEnd"/>
-      <w:r>
-        <w:t xml:space="preserve"> </w:t>
-      </w:r>
-      <w:proofErr w:type="spellStart"/>
-      <w:r>
-        <w:t>theo</w:t>
-      </w:r>
-      <w:proofErr w:type="spellEnd"/>
-      <w:r>
-        <w:t xml:space="preserve"> </w:t>
-      </w:r>
-      <w:proofErr w:type="spellStart"/>
-      <w:r>
-        <w:t>ngày</w:t>
-      </w:r>
-      <w:proofErr w:type="spellEnd"/>
-      <w:r>
-        <w:t>/</w:t>
-      </w:r>
-      <w:proofErr w:type="spellStart"/>
-      <w:r>
-        <w:t>tháng</w:t>
-      </w:r>
-      <w:proofErr w:type="spellEnd"/>
-      <w:r>
-        <w:t xml:space="preserve">, </w:t>
-      </w:r>
-      <w:proofErr w:type="spellStart"/>
-      <w:r>
-        <w:t>thống</w:t>
-      </w:r>
-      <w:proofErr w:type="spellEnd"/>
-      <w:r>
-        <w:t xml:space="preserve"> </w:t>
-      </w:r>
-      <w:proofErr w:type="spellStart"/>
-      <w:r>
-        <w:t>kê</w:t>
-      </w:r>
-      <w:proofErr w:type="spellEnd"/>
-      <w:r>
-        <w:t xml:space="preserve"> </w:t>
-      </w:r>
-      <w:proofErr w:type="spellStart"/>
-      <w:r>
-        <w:t>tỷ</w:t>
-      </w:r>
-      <w:proofErr w:type="spellEnd"/>
-      <w:r>
-        <w:t xml:space="preserve"> </w:t>
-      </w:r>
-      <w:proofErr w:type="spellStart"/>
-      <w:r>
-        <w:t>lệ</w:t>
-      </w:r>
-      <w:proofErr w:type="spellEnd"/>
-      <w:r>
-        <w:t xml:space="preserve"> </w:t>
-      </w:r>
-      <w:proofErr w:type="spellStart"/>
-      <w:r>
-        <w:t>lấp</w:t>
-      </w:r>
-      <w:proofErr w:type="spellEnd"/>
-      <w:r>
-        <w:t xml:space="preserve"> </w:t>
-      </w:r>
-      <w:proofErr w:type="spellStart"/>
-      <w:r>
-        <w:t>đầy</w:t>
-      </w:r>
-      <w:proofErr w:type="spellEnd"/>
-      <w:r>
-        <w:t xml:space="preserve"> </w:t>
-      </w:r>
-      <w:proofErr w:type="spellStart"/>
-      <w:r>
-        <w:t>của</w:t>
-      </w:r>
-      <w:proofErr w:type="spellEnd"/>
-      <w:r>
-        <w:t xml:space="preserve"> </w:t>
-      </w:r>
-      <w:proofErr w:type="spellStart"/>
-      <w:r>
-        <w:t>các</w:t>
-      </w:r>
-      <w:proofErr w:type="spellEnd"/>
-      <w:r>
-        <w:t xml:space="preserve"> </w:t>
-      </w:r>
-      <w:proofErr w:type="spellStart"/>
-      <w:r>
-        <w:t>chuyến</w:t>
-      </w:r>
-      <w:proofErr w:type="spellEnd"/>
-      <w:r>
-        <w:t xml:space="preserve"> </w:t>
-      </w:r>
-      <w:proofErr w:type="spellStart"/>
-      <w:r>
-        <w:t>xe</w:t>
-      </w:r>
-      <w:proofErr w:type="spellEnd"/>
-      <w:r>
-        <w:t>.</w:t>
-      </w:r>
-    </w:p>
-    <w:p/>
     <w:p/>
     <w:sectPr>
       <w:pgSz w:w="12240" w:h="15840"/>
@@ -11307,6 +6709,155 @@
     </w:lvl>
   </w:abstractNum>
   <w:abstractNum w:abstractNumId="3" w15:restartNumberingAfterBreak="0">
+    <w:nsid w:val="0DED7FA4"/>
+    <w:multiLevelType w:val="multilevel"/>
+    <w:tmpl w:val="155CD8C8"/>
+    <w:lvl w:ilvl="0">
+      <w:start w:val="1"/>
+      <w:numFmt w:val="bullet"/>
+      <w:lvlText w:val=""/>
+      <w:lvlJc w:val="left"/>
+      <w:pPr>
+        <w:tabs>
+          <w:tab w:val="num" w:pos="720"/>
+        </w:tabs>
+        <w:ind w:left="720" w:hanging="360"/>
+      </w:pPr>
+      <w:rPr>
+        <w:rFonts w:ascii="Symbol" w:hAnsi="Symbol" w:hint="default"/>
+        <w:sz w:val="20"/>
+      </w:rPr>
+    </w:lvl>
+    <w:lvl w:ilvl="1" w:tentative="1">
+      <w:start w:val="1"/>
+      <w:numFmt w:val="bullet"/>
+      <w:lvlText w:val="o"/>
+      <w:lvlJc w:val="left"/>
+      <w:pPr>
+        <w:tabs>
+          <w:tab w:val="num" w:pos="1440"/>
+        </w:tabs>
+        <w:ind w:left="1440" w:hanging="360"/>
+      </w:pPr>
+      <w:rPr>
+        <w:rFonts w:ascii="Courier New" w:hAnsi="Courier New" w:hint="default"/>
+        <w:sz w:val="20"/>
+      </w:rPr>
+    </w:lvl>
+    <w:lvl w:ilvl="2" w:tentative="1">
+      <w:start w:val="1"/>
+      <w:numFmt w:val="bullet"/>
+      <w:lvlText w:val=""/>
+      <w:lvlJc w:val="left"/>
+      <w:pPr>
+        <w:tabs>
+          <w:tab w:val="num" w:pos="2160"/>
+        </w:tabs>
+        <w:ind w:left="2160" w:hanging="360"/>
+      </w:pPr>
+      <w:rPr>
+        <w:rFonts w:ascii="Wingdings" w:hAnsi="Wingdings" w:hint="default"/>
+        <w:sz w:val="20"/>
+      </w:rPr>
+    </w:lvl>
+    <w:lvl w:ilvl="3" w:tentative="1">
+      <w:start w:val="1"/>
+      <w:numFmt w:val="bullet"/>
+      <w:lvlText w:val=""/>
+      <w:lvlJc w:val="left"/>
+      <w:pPr>
+        <w:tabs>
+          <w:tab w:val="num" w:pos="2880"/>
+        </w:tabs>
+        <w:ind w:left="2880" w:hanging="360"/>
+      </w:pPr>
+      <w:rPr>
+        <w:rFonts w:ascii="Wingdings" w:hAnsi="Wingdings" w:hint="default"/>
+        <w:sz w:val="20"/>
+      </w:rPr>
+    </w:lvl>
+    <w:lvl w:ilvl="4" w:tentative="1">
+      <w:start w:val="1"/>
+      <w:numFmt w:val="bullet"/>
+      <w:lvlText w:val=""/>
+      <w:lvlJc w:val="left"/>
+      <w:pPr>
+        <w:tabs>
+          <w:tab w:val="num" w:pos="3600"/>
+        </w:tabs>
+        <w:ind w:left="3600" w:hanging="360"/>
+      </w:pPr>
+      <w:rPr>
+        <w:rFonts w:ascii="Wingdings" w:hAnsi="Wingdings" w:hint="default"/>
+        <w:sz w:val="20"/>
+      </w:rPr>
+    </w:lvl>
+    <w:lvl w:ilvl="5" w:tentative="1">
+      <w:start w:val="1"/>
+      <w:numFmt w:val="bullet"/>
+      <w:lvlText w:val=""/>
+      <w:lvlJc w:val="left"/>
+      <w:pPr>
+        <w:tabs>
+          <w:tab w:val="num" w:pos="4320"/>
+        </w:tabs>
+        <w:ind w:left="4320" w:hanging="360"/>
+      </w:pPr>
+      <w:rPr>
+        <w:rFonts w:ascii="Wingdings" w:hAnsi="Wingdings" w:hint="default"/>
+        <w:sz w:val="20"/>
+      </w:rPr>
+    </w:lvl>
+    <w:lvl w:ilvl="6" w:tentative="1">
+      <w:start w:val="1"/>
+      <w:numFmt w:val="bullet"/>
+      <w:lvlText w:val=""/>
+      <w:lvlJc w:val="left"/>
+      <w:pPr>
+        <w:tabs>
+          <w:tab w:val="num" w:pos="5040"/>
+        </w:tabs>
+        <w:ind w:left="5040" w:hanging="360"/>
+      </w:pPr>
+      <w:rPr>
+        <w:rFonts w:ascii="Wingdings" w:hAnsi="Wingdings" w:hint="default"/>
+        <w:sz w:val="20"/>
+      </w:rPr>
+    </w:lvl>
+    <w:lvl w:ilvl="7" w:tentative="1">
+      <w:start w:val="1"/>
+      <w:numFmt w:val="bullet"/>
+      <w:lvlText w:val=""/>
+      <w:lvlJc w:val="left"/>
+      <w:pPr>
+        <w:tabs>
+          <w:tab w:val="num" w:pos="5760"/>
+        </w:tabs>
+        <w:ind w:left="5760" w:hanging="360"/>
+      </w:pPr>
+      <w:rPr>
+        <w:rFonts w:ascii="Wingdings" w:hAnsi="Wingdings" w:hint="default"/>
+        <w:sz w:val="20"/>
+      </w:rPr>
+    </w:lvl>
+    <w:lvl w:ilvl="8" w:tentative="1">
+      <w:start w:val="1"/>
+      <w:numFmt w:val="bullet"/>
+      <w:lvlText w:val=""/>
+      <w:lvlJc w:val="left"/>
+      <w:pPr>
+        <w:tabs>
+          <w:tab w:val="num" w:pos="6480"/>
+        </w:tabs>
+        <w:ind w:left="6480" w:hanging="360"/>
+      </w:pPr>
+      <w:rPr>
+        <w:rFonts w:ascii="Wingdings" w:hAnsi="Wingdings" w:hint="default"/>
+        <w:sz w:val="20"/>
+      </w:rPr>
+    </w:lvl>
+  </w:abstractNum>
+  <w:abstractNum w:abstractNumId="4" w15:restartNumberingAfterBreak="0">
     <w:nsid w:val="0F7C4709"/>
     <w:multiLevelType w:val="multilevel"/>
     <w:tmpl w:val="C1A8BF4A"/>
@@ -11455,7 +7006,7 @@
       </w:rPr>
     </w:lvl>
   </w:abstractNum>
-  <w:abstractNum w:abstractNumId="4" w15:restartNumberingAfterBreak="0">
+  <w:abstractNum w:abstractNumId="5" w15:restartNumberingAfterBreak="0">
     <w:nsid w:val="13A12D84"/>
     <w:multiLevelType w:val="multilevel"/>
     <w:tmpl w:val="97F8A286"/>
@@ -11604,7 +7155,7 @@
       </w:rPr>
     </w:lvl>
   </w:abstractNum>
-  <w:abstractNum w:abstractNumId="5" w15:restartNumberingAfterBreak="0">
+  <w:abstractNum w:abstractNumId="6" w15:restartNumberingAfterBreak="0">
     <w:nsid w:val="24C54E0B"/>
     <w:multiLevelType w:val="multilevel"/>
     <w:tmpl w:val="8C8438D0"/>
@@ -11753,7 +7304,7 @@
       </w:rPr>
     </w:lvl>
   </w:abstractNum>
-  <w:abstractNum w:abstractNumId="6" w15:restartNumberingAfterBreak="0">
+  <w:abstractNum w:abstractNumId="7" w15:restartNumberingAfterBreak="0">
     <w:nsid w:val="378D647F"/>
     <w:multiLevelType w:val="multilevel"/>
     <w:tmpl w:val="3C1A2BF0"/>
@@ -11866,7 +7417,7 @@
       </w:pPr>
     </w:lvl>
   </w:abstractNum>
-  <w:abstractNum w:abstractNumId="7" w15:restartNumberingAfterBreak="0">
+  <w:abstractNum w:abstractNumId="8" w15:restartNumberingAfterBreak="0">
     <w:nsid w:val="3C670E08"/>
     <w:multiLevelType w:val="multilevel"/>
     <w:tmpl w:val="14BE1F66"/>
@@ -12015,7 +7566,7 @@
       </w:rPr>
     </w:lvl>
   </w:abstractNum>
-  <w:abstractNum w:abstractNumId="8" w15:restartNumberingAfterBreak="0">
+  <w:abstractNum w:abstractNumId="9" w15:restartNumberingAfterBreak="0">
     <w:nsid w:val="3E1271F3"/>
     <w:multiLevelType w:val="multilevel"/>
     <w:tmpl w:val="965E0358"/>
@@ -12164,7 +7715,7 @@
       </w:rPr>
     </w:lvl>
   </w:abstractNum>
-  <w:abstractNum w:abstractNumId="9" w15:restartNumberingAfterBreak="0">
+  <w:abstractNum w:abstractNumId="10" w15:restartNumberingAfterBreak="0">
     <w:nsid w:val="403C0780"/>
     <w:multiLevelType w:val="multilevel"/>
     <w:tmpl w:val="F4D05046"/>
@@ -12313,7 +7864,7 @@
       </w:rPr>
     </w:lvl>
   </w:abstractNum>
-  <w:abstractNum w:abstractNumId="10" w15:restartNumberingAfterBreak="0">
+  <w:abstractNum w:abstractNumId="11" w15:restartNumberingAfterBreak="0">
     <w:nsid w:val="40D9180F"/>
     <w:multiLevelType w:val="multilevel"/>
     <w:tmpl w:val="6E6EE53A"/>
@@ -12462,7 +8013,7 @@
       </w:rPr>
     </w:lvl>
   </w:abstractNum>
-  <w:abstractNum w:abstractNumId="11" w15:restartNumberingAfterBreak="0">
+  <w:abstractNum w:abstractNumId="12" w15:restartNumberingAfterBreak="0">
     <w:nsid w:val="468D500E"/>
     <w:multiLevelType w:val="multilevel"/>
     <w:tmpl w:val="DD72F408"/>
@@ -12611,7 +8162,7 @@
       </w:rPr>
     </w:lvl>
   </w:abstractNum>
-  <w:abstractNum w:abstractNumId="12" w15:restartNumberingAfterBreak="0">
+  <w:abstractNum w:abstractNumId="13" w15:restartNumberingAfterBreak="0">
     <w:nsid w:val="5FC54CC7"/>
     <w:multiLevelType w:val="multilevel"/>
     <w:tmpl w:val="4A1A319C"/>
@@ -12724,7 +8275,7 @@
       </w:pPr>
     </w:lvl>
   </w:abstractNum>
-  <w:abstractNum w:abstractNumId="13" w15:restartNumberingAfterBreak="0">
+  <w:abstractNum w:abstractNumId="14" w15:restartNumberingAfterBreak="0">
     <w:nsid w:val="6AD83D2C"/>
     <w:multiLevelType w:val="multilevel"/>
     <w:tmpl w:val="DDF0D2F4"/>
@@ -12874,34 +8425,34 @@
     </w:lvl>
   </w:abstractNum>
   <w:num w:numId="1" w16cid:durableId="1510488956">
-    <w:abstractNumId w:val="8"/>
+    <w:abstractNumId w:val="9"/>
   </w:num>
   <w:num w:numId="2" w16cid:durableId="857694882">
-    <w:abstractNumId w:val="11"/>
+    <w:abstractNumId w:val="12"/>
   </w:num>
   <w:num w:numId="3" w16cid:durableId="38628269">
-    <w:abstractNumId w:val="5"/>
+    <w:abstractNumId w:val="6"/>
   </w:num>
   <w:num w:numId="4" w16cid:durableId="263345200">
     <w:abstractNumId w:val="2"/>
   </w:num>
   <w:num w:numId="5" w16cid:durableId="1027869417">
+    <w:abstractNumId w:val="14"/>
+  </w:num>
+  <w:num w:numId="6" w16cid:durableId="304285214">
+    <w:abstractNumId w:val="7"/>
+  </w:num>
+  <w:num w:numId="7" w16cid:durableId="177356924">
+    <w:abstractNumId w:val="10"/>
+  </w:num>
+  <w:num w:numId="8" w16cid:durableId="361171753">
+    <w:abstractNumId w:val="4"/>
+  </w:num>
+  <w:num w:numId="9" w16cid:durableId="970093173">
     <w:abstractNumId w:val="13"/>
   </w:num>
-  <w:num w:numId="6" w16cid:durableId="304285214">
-    <w:abstractNumId w:val="6"/>
-  </w:num>
-  <w:num w:numId="7" w16cid:durableId="177356924">
-    <w:abstractNumId w:val="9"/>
-  </w:num>
-  <w:num w:numId="8" w16cid:durableId="361171753">
-    <w:abstractNumId w:val="3"/>
-  </w:num>
-  <w:num w:numId="9" w16cid:durableId="970093173">
-    <w:abstractNumId w:val="12"/>
-  </w:num>
   <w:num w:numId="10" w16cid:durableId="159468315">
-    <w:abstractNumId w:val="7"/>
+    <w:abstractNumId w:val="8"/>
   </w:num>
   <w:num w:numId="11" w16cid:durableId="1377659430">
     <w:abstractNumId w:val="1"/>
@@ -12910,10 +8461,13 @@
     <w:abstractNumId w:val="0"/>
   </w:num>
   <w:num w:numId="13" w16cid:durableId="915092556">
-    <w:abstractNumId w:val="10"/>
+    <w:abstractNumId w:val="11"/>
   </w:num>
   <w:num w:numId="14" w16cid:durableId="1187914000">
-    <w:abstractNumId w:val="4"/>
+    <w:abstractNumId w:val="5"/>
+  </w:num>
+  <w:num w:numId="15" w16cid:durableId="95251059">
+    <w:abstractNumId w:val="3"/>
   </w:num>
 </w:numbering>
 </file>
